--- a/06_Recursos/Manual_de_Usuario.docx
+++ b/06_Recursos/Manual_de_Usuario.docx
@@ -1,1290 +1,1953 @@
 
 <file path=word/document.xml><?xml version="1.0" encoding="utf-8"?>
-<w:document xmlns:w="http://schemas.openxmlformats.org/wordprocessingml/2006/main" xmlns:m="http://schemas.openxmlformats.org/officeDocument/2006/math" xmlns:r="http://schemas.openxmlformats.org/officeDocument/2006/relationships" xmlns:o="urn:schemas-microsoft-com:office:office" xmlns:v="urn:schemas-microsoft-com:vml" xmlns:w10="urn:schemas-microsoft-com:office:word" xmlns:a="http://schemas.openxmlformats.org/drawingml/2006/main" xmlns:pic="http://schemas.openxmlformats.org/drawingml/2006/picture" xmlns:wp="http://schemas.openxmlformats.org/drawingml/2006/wordprocessingDrawing">
+<w:document xmlns:wpc="http://schemas.microsoft.com/office/word/2010/wordprocessingCanvas" xmlns:cx="http://schemas.microsoft.com/office/drawing/2014/chartex" xmlns:cx1="http://schemas.microsoft.com/office/drawing/2015/9/8/chartex" xmlns:cx2="http://schemas.microsoft.com/office/drawing/2015/10/21/chartex" xmlns:cx3="http://schemas.microsoft.com/office/drawing/2016/5/9/chartex" xmlns:cx4="http://schemas.microsoft.com/office/drawing/2016/5/10/chartex" xmlns:cx5="http://schemas.microsoft.com/office/drawing/2016/5/11/chartex" xmlns:cx6="http://schemas.microsoft.com/office/drawing/2016/5/12/chartex" xmlns:cx7="http://schemas.microsoft.com/office/drawing/2016/5/13/chartex" xmlns:cx8="http://schemas.microsoft.com/office/drawing/2016/5/14/chartex" xmlns:mc="http://schemas.openxmlformats.org/markup-compatibility/2006" xmlns:aink="http://schemas.microsoft.com/office/drawing/2016/ink" xmlns:am3d="http://schemas.microsoft.com/office/drawing/2017/model3d" xmlns:o="urn:schemas-microsoft-com:office:office" xmlns:oel="http://schemas.microsoft.com/office/2019/extlst" xmlns:r="http://schemas.openxmlformats.org/officeDocument/2006/relationships" xmlns:m="http://schemas.openxmlformats.org/officeDocument/2006/math" xmlns:v="urn:schemas-microsoft-com:vml" xmlns:wp14="http://schemas.microsoft.com/office/word/2010/wordprocessingDrawing" xmlns:wp="http://schemas.openxmlformats.org/drawingml/2006/wordprocessingDrawing" xmlns:w10="urn:schemas-microsoft-com:office:word" xmlns:w="http://schemas.openxmlformats.org/wordprocessingml/2006/main" xmlns:w14="http://schemas.microsoft.com/office/word/2010/wordml" xmlns:w15="http://schemas.microsoft.com/office/word/2012/wordml" xmlns:w16cex="http://schemas.microsoft.com/office/word/2018/wordml/cex" xmlns:w16cid="http://schemas.microsoft.com/office/word/2016/wordml/cid" xmlns:w16="http://schemas.microsoft.com/office/word/2018/wordml" xmlns:w16sdtdh="http://schemas.microsoft.com/office/word/2020/wordml/sdtdatahash" xmlns:w16se="http://schemas.microsoft.com/office/word/2015/wordml/symex" xmlns:wpg="http://schemas.microsoft.com/office/word/2010/wordprocessingGroup" xmlns:wpi="http://schemas.microsoft.com/office/word/2010/wordprocessingInk" xmlns:wne="http://schemas.microsoft.com/office/word/2006/wordml" xmlns:wps="http://schemas.microsoft.com/office/word/2010/wordprocessingShape" mc:Ignorable="w14 w15 w16se w16cid w16 w16cex w16sdtdh wp14">
   <w:body>
-    <w:bookmarkStart w:id="28" w:name="manual-de-usuario"/>
-    <w:p>
-      <w:pPr>
-        <w:pStyle w:val="Heading1"/>
-      </w:pPr>
-      <w:r>
-        <w:t xml:space="preserve">Manual de usuario</w:t>
+    <w:p>
+      <w:pPr>
+        <w:pStyle w:val="Ttulo1"/>
+        <w:spacing w:line="360" w:lineRule="auto"/>
+        <w:rPr>
+          <w:rFonts w:ascii="Arial" w:hAnsi="Arial" w:cs="Arial"/>
+          <w:lang w:val="es-PE"/>
+        </w:rPr>
+      </w:pPr>
+      <w:bookmarkStart w:id="0" w:name="manual-de-usuario"/>
+      <w:r>
+        <w:rPr>
+          <w:rFonts w:ascii="Arial" w:hAnsi="Arial" w:cs="Arial"/>
+          <w:lang w:val="es-PE"/>
+        </w:rPr>
+        <w:t>Manual de usuario</w:t>
       </w:r>
     </w:p>
     <w:p>
       <w:pPr>
         <w:pStyle w:val="FirstParagraph"/>
-      </w:pPr>
-      <w:r>
-        <w:t xml:space="preserve">Sistema de inventario y ventas – Ferretería Industrial Los Olivos S.A.C.</w:t>
-      </w:r>
-      <w:r>
-        <w:t xml:space="preserve"> </w:t>
-      </w:r>
-      <w:r>
-        <w:t xml:space="preserve">Se usa desde el navegador (Chrome, Edge o Firefox) en la dirección que indique el equipo del proyecto.</w:t>
-      </w:r>
-    </w:p>
-    <w:bookmarkStart w:id="20" w:name="ingresar-al-sistema"/>
-    <w:p>
-      <w:pPr>
-        <w:pStyle w:val="Heading2"/>
-      </w:pPr>
-      <w:r>
-        <w:t xml:space="preserve">1. Ingresar al sistema</w:t>
-      </w:r>
-    </w:p>
-    <w:p>
-      <w:pPr>
+        <w:spacing w:line="360" w:lineRule="auto"/>
+        <w:rPr>
+          <w:rFonts w:ascii="Arial" w:hAnsi="Arial" w:cs="Arial"/>
+          <w:lang w:val="es-PE"/>
+        </w:rPr>
+      </w:pPr>
+      <w:r>
+        <w:rPr>
+          <w:rFonts w:ascii="Arial" w:hAnsi="Arial" w:cs="Arial"/>
+          <w:lang w:val="es-PE"/>
+        </w:rPr>
+        <w:t>Sistema de inventario y ventas – Ferretería Industrial Los Olivos S.A.C. Se usa desde el navegador (Chrome, Edge o Firefox) en la dirección que indique el equipo del proyecto.</w:t>
+      </w:r>
+    </w:p>
+    <w:p>
+      <w:pPr>
+        <w:pStyle w:val="Ttulo2"/>
+        <w:spacing w:line="360" w:lineRule="auto"/>
+        <w:rPr>
+          <w:rFonts w:ascii="Arial" w:hAnsi="Arial" w:cs="Arial"/>
+        </w:rPr>
+      </w:pPr>
+      <w:bookmarkStart w:id="1" w:name="ingresar-al-sistema"/>
+      <w:r>
+        <w:rPr>
+          <w:rFonts w:ascii="Arial" w:hAnsi="Arial" w:cs="Arial"/>
+        </w:rPr>
+        <w:t>1. Ingresar al sistema</w:t>
+      </w:r>
+    </w:p>
+    <w:p>
+      <w:pPr>
+        <w:pStyle w:val="Compact"/>
         <w:numPr>
           <w:ilvl w:val="0"/>
-          <w:numId w:val="1001"/>
+          <w:numId w:val="2"/>
         </w:numPr>
+        <w:spacing w:line="360" w:lineRule="auto"/>
+        <w:rPr>
+          <w:rFonts w:ascii="Arial" w:hAnsi="Arial" w:cs="Arial"/>
+          <w:lang w:val="es-PE"/>
+        </w:rPr>
+      </w:pPr>
+      <w:r>
+        <w:rPr>
+          <w:rFonts w:ascii="Arial" w:hAnsi="Arial" w:cs="Arial"/>
+          <w:lang w:val="es-PE"/>
+        </w:rPr>
+        <w:t xml:space="preserve">Escriba su </w:t>
+      </w:r>
+      <w:r>
+        <w:rPr>
+          <w:rFonts w:ascii="Arial" w:hAnsi="Arial" w:cs="Arial"/>
+          <w:b/>
+          <w:bCs/>
+          <w:lang w:val="es-PE"/>
+        </w:rPr>
+        <w:t>usuario</w:t>
+      </w:r>
+      <w:r>
+        <w:rPr>
+          <w:rFonts w:ascii="Arial" w:hAnsi="Arial" w:cs="Arial"/>
+          <w:lang w:val="es-PE"/>
+        </w:rPr>
+        <w:t xml:space="preserve"> y </w:t>
+      </w:r>
+      <w:r>
+        <w:rPr>
+          <w:rFonts w:ascii="Arial" w:hAnsi="Arial" w:cs="Arial"/>
+          <w:b/>
+          <w:bCs/>
+          <w:lang w:val="es-PE"/>
+        </w:rPr>
+        <w:t>contraseña</w:t>
+      </w:r>
+      <w:r>
+        <w:rPr>
+          <w:rFonts w:ascii="Arial" w:hAnsi="Arial" w:cs="Arial"/>
+          <w:lang w:val="es-PE"/>
+        </w:rPr>
+        <w:t xml:space="preserve"> y pulse </w:t>
+      </w:r>
+      <w:r>
+        <w:rPr>
+          <w:rFonts w:ascii="Arial" w:hAnsi="Arial" w:cs="Arial"/>
+          <w:b/>
+          <w:bCs/>
+          <w:lang w:val="es-PE"/>
+        </w:rPr>
+        <w:t>Ingresar</w:t>
+      </w:r>
+      <w:r>
+        <w:rPr>
+          <w:rFonts w:ascii="Arial" w:hAnsi="Arial" w:cs="Arial"/>
+          <w:lang w:val="es-PE"/>
+        </w:rPr>
+        <w:t>.</w:t>
+      </w:r>
+    </w:p>
+    <w:p>
+      <w:pPr>
         <w:pStyle w:val="Compact"/>
-      </w:pPr>
-      <w:r>
-        <w:t xml:space="preserve">Escriba su</w:t>
-      </w:r>
-      <w:r>
-        <w:t xml:space="preserve"> </w:t>
-      </w:r>
-      <w:r>
-        <w:rPr>
-          <w:bCs/>
-          <w:b/>
-        </w:rPr>
-        <w:t xml:space="preserve">usuario</w:t>
-      </w:r>
-      <w:r>
-        <w:t xml:space="preserve"> </w:t>
-      </w:r>
-      <w:r>
-        <w:t xml:space="preserve">y</w:t>
-      </w:r>
-      <w:r>
-        <w:t xml:space="preserve"> </w:t>
-      </w:r>
-      <w:r>
-        <w:rPr>
-          <w:bCs/>
-          <w:b/>
-        </w:rPr>
-        <w:t xml:space="preserve">contraseña</w:t>
-      </w:r>
-      <w:r>
-        <w:t xml:space="preserve"> </w:t>
-      </w:r>
-      <w:r>
-        <w:t xml:space="preserve">y pulse</w:t>
-      </w:r>
-      <w:r>
-        <w:t xml:space="preserve"> </w:t>
-      </w:r>
-      <w:r>
-        <w:rPr>
-          <w:bCs/>
-          <w:b/>
-        </w:rPr>
-        <w:t xml:space="preserve">Ingresar</w:t>
-      </w:r>
-      <w:r>
-        <w:t xml:space="preserve">.</w:t>
-      </w:r>
-    </w:p>
-    <w:p>
-      <w:pPr>
         <w:numPr>
           <w:ilvl w:val="0"/>
-          <w:numId w:val="1001"/>
+          <w:numId w:val="2"/>
         </w:numPr>
+        <w:spacing w:line="360" w:lineRule="auto"/>
+        <w:rPr>
+          <w:rFonts w:ascii="Arial" w:hAnsi="Arial" w:cs="Arial"/>
+          <w:lang w:val="es-PE"/>
+        </w:rPr>
+      </w:pPr>
+      <w:r>
+        <w:rPr>
+          <w:rFonts w:ascii="Arial" w:hAnsi="Arial" w:cs="Arial"/>
+          <w:lang w:val="es-PE"/>
+        </w:rPr>
+        <w:t>Si los datos son incorrectos aparece un mensaje de error. Si su cuenta fue desactivada, tampoco podrá ingresar.</w:t>
+      </w:r>
+    </w:p>
+    <w:p>
+      <w:pPr>
         <w:pStyle w:val="Compact"/>
-      </w:pPr>
-      <w:r>
-        <w:t xml:space="preserve">Si los datos son incorrectos aparece un mensaje de error. Si su cuenta fue desactivada, tampoco podrá ingresar.</w:t>
-      </w:r>
-    </w:p>
-    <w:p>
-      <w:pPr>
         <w:numPr>
           <w:ilvl w:val="0"/>
-          <w:numId w:val="1001"/>
+          <w:numId w:val="2"/>
         </w:numPr>
-        <w:pStyle w:val="Compact"/>
-      </w:pPr>
-      <w:r>
-        <w:t xml:space="preserve">Para salir, pulse</w:t>
-      </w:r>
-      <w:r>
-        <w:t xml:space="preserve"> </w:t>
-      </w:r>
-      <w:r>
-        <w:rPr>
+        <w:spacing w:line="360" w:lineRule="auto"/>
+        <w:rPr>
+          <w:rFonts w:ascii="Arial" w:hAnsi="Arial" w:cs="Arial"/>
+          <w:lang w:val="es-PE"/>
+        </w:rPr>
+      </w:pPr>
+      <w:r>
+        <w:rPr>
+          <w:rFonts w:ascii="Arial" w:hAnsi="Arial" w:cs="Arial"/>
+          <w:lang w:val="es-PE"/>
+        </w:rPr>
+        <w:t xml:space="preserve">Para salir, pulse </w:t>
+      </w:r>
+      <w:r>
+        <w:rPr>
+          <w:rFonts w:ascii="Arial" w:hAnsi="Arial" w:cs="Arial"/>
+          <w:b/>
           <w:bCs/>
-          <w:b/>
-        </w:rPr>
-        <w:t xml:space="preserve">Salir</w:t>
-      </w:r>
-      <w:r>
-        <w:t xml:space="preserve"> </w:t>
-      </w:r>
-      <w:r>
-        <w:t xml:space="preserve">(arriba a la derecha).</w:t>
+          <w:lang w:val="es-PE"/>
+        </w:rPr>
+        <w:t>Salir</w:t>
+      </w:r>
+      <w:r>
+        <w:rPr>
+          <w:rFonts w:ascii="Arial" w:hAnsi="Arial" w:cs="Arial"/>
+          <w:lang w:val="es-PE"/>
+        </w:rPr>
+        <w:t xml:space="preserve"> (arriba a la derecha).</w:t>
       </w:r>
     </w:p>
     <w:p>
       <w:pPr>
         <w:pStyle w:val="FirstParagraph"/>
-      </w:pPr>
-      <w:r>
-        <w:t xml:space="preserve">Según su rol verá más o menos opciones:</w:t>
+        <w:spacing w:line="360" w:lineRule="auto"/>
+        <w:rPr>
+          <w:rFonts w:ascii="Arial" w:hAnsi="Arial" w:cs="Arial"/>
+          <w:lang w:val="es-PE"/>
+        </w:rPr>
+      </w:pPr>
+      <w:r>
+        <w:rPr>
+          <w:rFonts w:ascii="Arial" w:hAnsi="Arial" w:cs="Arial"/>
+          <w:lang w:val="es-PE"/>
+        </w:rPr>
+        <w:t>Según su rol verá más o menos opciones:</w:t>
       </w:r>
     </w:p>
     <w:tbl>
       <w:tblPr>
-        <w:tblStyle w:val="Table"/>
-        <w:tblW w:type="auto" w:w="0"/>
-        <w:tblLook w:firstRow="1" w:lastRow="0" w:firstColumn="0" w:lastColumn="0" w:noHBand="0" w:noVBand="0" w:val="0020"/>
-        <w:jc w:val="start"/>
+        <w:tblStyle w:val="Tablaconcuadrcula"/>
+        <w:tblW w:w="0" w:type="auto"/>
+        <w:tblLook w:val="0020" w:firstRow="1" w:lastRow="0" w:firstColumn="0" w:lastColumn="0" w:noHBand="0" w:noVBand="0"/>
       </w:tblPr>
       <w:tblGrid>
-        <w:gridCol w:w="2640"/>
-        <w:gridCol w:w="2640"/>
-        <w:gridCol w:w="2640"/>
+        <w:gridCol w:w="3125"/>
+        <w:gridCol w:w="1323"/>
+        <w:gridCol w:w="1857"/>
       </w:tblGrid>
       <w:tr>
-        <w:trPr>
-          <w:tblHeader w:val="true"/>
-        </w:trPr>
         <w:tc>
-          <w:tcPr/>
+          <w:tcPr>
+            <w:tcW w:w="0" w:type="auto"/>
+          </w:tcPr>
           <w:p>
             <w:pPr>
               <w:pStyle w:val="Compact"/>
-              <w:jc w:val="left"/>
+              <w:spacing w:line="360" w:lineRule="auto"/>
+              <w:rPr>
+                <w:rFonts w:ascii="Arial" w:hAnsi="Arial" w:cs="Arial"/>
+                <w:b/>
+                <w:bCs/>
+              </w:rPr>
             </w:pPr>
             <w:r>
-              <w:t xml:space="preserve">Opción</w:t>
+              <w:rPr>
+                <w:rFonts w:ascii="Arial" w:hAnsi="Arial" w:cs="Arial"/>
+                <w:b/>
+                <w:bCs/>
+              </w:rPr>
+              <w:t>Opción</w:t>
             </w:r>
           </w:p>
         </w:tc>
         <w:tc>
-          <w:tcPr/>
+          <w:tcPr>
+            <w:tcW w:w="0" w:type="auto"/>
+          </w:tcPr>
           <w:p>
             <w:pPr>
               <w:pStyle w:val="Compact"/>
+              <w:spacing w:line="360" w:lineRule="auto"/>
               <w:jc w:val="center"/>
+              <w:rPr>
+                <w:rFonts w:ascii="Arial" w:hAnsi="Arial" w:cs="Arial"/>
+                <w:b/>
+                <w:bCs/>
+              </w:rPr>
             </w:pPr>
             <w:r>
-              <w:t xml:space="preserve">Vendedor</w:t>
+              <w:rPr>
+                <w:rFonts w:ascii="Arial" w:hAnsi="Arial" w:cs="Arial"/>
+                <w:b/>
+                <w:bCs/>
+              </w:rPr>
+              <w:t>Vendedor</w:t>
             </w:r>
           </w:p>
         </w:tc>
         <w:tc>
-          <w:tcPr/>
+          <w:tcPr>
+            <w:tcW w:w="0" w:type="auto"/>
+          </w:tcPr>
           <w:p>
             <w:pPr>
               <w:pStyle w:val="Compact"/>
+              <w:spacing w:line="360" w:lineRule="auto"/>
               <w:jc w:val="center"/>
+              <w:rPr>
+                <w:rFonts w:ascii="Arial" w:hAnsi="Arial" w:cs="Arial"/>
+                <w:b/>
+                <w:bCs/>
+              </w:rPr>
             </w:pPr>
             <w:r>
-              <w:t xml:space="preserve">Administrador</w:t>
+              <w:rPr>
+                <w:rFonts w:ascii="Arial" w:hAnsi="Arial" w:cs="Arial"/>
+                <w:b/>
+                <w:bCs/>
+              </w:rPr>
+              <w:t>Administrador</w:t>
             </w:r>
           </w:p>
         </w:tc>
       </w:tr>
       <w:tr>
         <w:tc>
-          <w:tcPr/>
+          <w:tcPr>
+            <w:tcW w:w="0" w:type="auto"/>
+          </w:tcPr>
           <w:p>
             <w:pPr>
               <w:pStyle w:val="Compact"/>
-              <w:jc w:val="left"/>
+              <w:spacing w:line="360" w:lineRule="auto"/>
+              <w:rPr>
+                <w:rFonts w:ascii="Arial" w:hAnsi="Arial" w:cs="Arial"/>
+              </w:rPr>
             </w:pPr>
             <w:r>
-              <w:t xml:space="preserve">Stock (consulta)</w:t>
+              <w:rPr>
+                <w:rFonts w:ascii="Arial" w:hAnsi="Arial" w:cs="Arial"/>
+              </w:rPr>
+              <w:t>Stock (consulta)</w:t>
             </w:r>
           </w:p>
         </w:tc>
         <w:tc>
-          <w:tcPr/>
+          <w:tcPr>
+            <w:tcW w:w="0" w:type="auto"/>
+          </w:tcPr>
           <w:p>
             <w:pPr>
               <w:pStyle w:val="Compact"/>
+              <w:spacing w:line="360" w:lineRule="auto"/>
               <w:jc w:val="center"/>
+              <w:rPr>
+                <w:rFonts w:ascii="Arial" w:hAnsi="Arial" w:cs="Arial"/>
+              </w:rPr>
             </w:pPr>
             <w:r>
-              <w:t xml:space="preserve">✔</w:t>
+              <w:rPr>
+                <w:rFonts w:ascii="Segoe UI Symbol" w:hAnsi="Segoe UI Symbol" w:cs="Segoe UI Symbol"/>
+              </w:rPr>
+              <w:t>✔</w:t>
             </w:r>
           </w:p>
         </w:tc>
         <w:tc>
-          <w:tcPr/>
+          <w:tcPr>
+            <w:tcW w:w="0" w:type="auto"/>
+          </w:tcPr>
           <w:p>
             <w:pPr>
               <w:pStyle w:val="Compact"/>
+              <w:spacing w:line="360" w:lineRule="auto"/>
               <w:jc w:val="center"/>
+              <w:rPr>
+                <w:rFonts w:ascii="Arial" w:hAnsi="Arial" w:cs="Arial"/>
+              </w:rPr>
             </w:pPr>
             <w:r>
-              <w:t xml:space="preserve">✔</w:t>
+              <w:rPr>
+                <w:rFonts w:ascii="Segoe UI Symbol" w:hAnsi="Segoe UI Symbol" w:cs="Segoe UI Symbol"/>
+              </w:rPr>
+              <w:t>✔</w:t>
             </w:r>
           </w:p>
         </w:tc>
       </w:tr>
       <w:tr>
         <w:tc>
-          <w:tcPr/>
+          <w:tcPr>
+            <w:tcW w:w="0" w:type="auto"/>
+          </w:tcPr>
           <w:p>
             <w:pPr>
               <w:pStyle w:val="Compact"/>
-              <w:jc w:val="left"/>
+              <w:spacing w:line="360" w:lineRule="auto"/>
+              <w:rPr>
+                <w:rFonts w:ascii="Arial" w:hAnsi="Arial" w:cs="Arial"/>
+              </w:rPr>
             </w:pPr>
             <w:r>
-              <w:t xml:space="preserve">Ventas</w:t>
+              <w:rPr>
+                <w:rFonts w:ascii="Arial" w:hAnsi="Arial" w:cs="Arial"/>
+              </w:rPr>
+              <w:t>Ventas</w:t>
             </w:r>
           </w:p>
         </w:tc>
         <w:tc>
-          <w:tcPr/>
+          <w:tcPr>
+            <w:tcW w:w="0" w:type="auto"/>
+          </w:tcPr>
           <w:p>
             <w:pPr>
               <w:pStyle w:val="Compact"/>
+              <w:spacing w:line="360" w:lineRule="auto"/>
               <w:jc w:val="center"/>
+              <w:rPr>
+                <w:rFonts w:ascii="Arial" w:hAnsi="Arial" w:cs="Arial"/>
+              </w:rPr>
             </w:pPr>
             <w:r>
-              <w:t xml:space="preserve">✔</w:t>
+              <w:rPr>
+                <w:rFonts w:ascii="Segoe UI Symbol" w:hAnsi="Segoe UI Symbol" w:cs="Segoe UI Symbol"/>
+              </w:rPr>
+              <w:t>✔</w:t>
             </w:r>
           </w:p>
         </w:tc>
         <w:tc>
-          <w:tcPr/>
+          <w:tcPr>
+            <w:tcW w:w="0" w:type="auto"/>
+          </w:tcPr>
           <w:p>
             <w:pPr>
               <w:pStyle w:val="Compact"/>
+              <w:spacing w:line="360" w:lineRule="auto"/>
               <w:jc w:val="center"/>
+              <w:rPr>
+                <w:rFonts w:ascii="Arial" w:hAnsi="Arial" w:cs="Arial"/>
+              </w:rPr>
             </w:pPr>
             <w:r>
-              <w:t xml:space="preserve">✔</w:t>
+              <w:rPr>
+                <w:rFonts w:ascii="Segoe UI Symbol" w:hAnsi="Segoe UI Symbol" w:cs="Segoe UI Symbol"/>
+              </w:rPr>
+              <w:t>✔</w:t>
             </w:r>
           </w:p>
         </w:tc>
       </w:tr>
       <w:tr>
         <w:tc>
-          <w:tcPr/>
+          <w:tcPr>
+            <w:tcW w:w="0" w:type="auto"/>
+          </w:tcPr>
           <w:p>
             <w:pPr>
               <w:pStyle w:val="Compact"/>
-              <w:jc w:val="left"/>
+              <w:spacing w:line="360" w:lineRule="auto"/>
+              <w:rPr>
+                <w:rFonts w:ascii="Arial" w:hAnsi="Arial" w:cs="Arial"/>
+              </w:rPr>
             </w:pPr>
             <w:r>
-              <w:t xml:space="preserve">Productos y categorías</w:t>
+              <w:rPr>
+                <w:rFonts w:ascii="Arial" w:hAnsi="Arial" w:cs="Arial"/>
+              </w:rPr>
+              <w:t>Productos y categorías</w:t>
             </w:r>
           </w:p>
         </w:tc>
         <w:tc>
-          <w:tcPr/>
+          <w:tcPr>
+            <w:tcW w:w="0" w:type="auto"/>
+          </w:tcPr>
           <w:p>
             <w:pPr>
               <w:pStyle w:val="Compact"/>
+              <w:spacing w:line="360" w:lineRule="auto"/>
+              <w:rPr>
+                <w:rFonts w:ascii="Arial" w:hAnsi="Arial" w:cs="Arial"/>
+              </w:rPr>
             </w:pPr>
           </w:p>
         </w:tc>
         <w:tc>
-          <w:tcPr/>
+          <w:tcPr>
+            <w:tcW w:w="0" w:type="auto"/>
+          </w:tcPr>
           <w:p>
             <w:pPr>
               <w:pStyle w:val="Compact"/>
+              <w:spacing w:line="360" w:lineRule="auto"/>
               <w:jc w:val="center"/>
+              <w:rPr>
+                <w:rFonts w:ascii="Arial" w:hAnsi="Arial" w:cs="Arial"/>
+              </w:rPr>
             </w:pPr>
             <w:r>
-              <w:t xml:space="preserve">✔</w:t>
+              <w:rPr>
+                <w:rFonts w:ascii="Segoe UI Symbol" w:hAnsi="Segoe UI Symbol" w:cs="Segoe UI Symbol"/>
+              </w:rPr>
+              <w:t>✔</w:t>
             </w:r>
           </w:p>
         </w:tc>
       </w:tr>
       <w:tr>
         <w:tc>
-          <w:tcPr/>
+          <w:tcPr>
+            <w:tcW w:w="0" w:type="auto"/>
+          </w:tcPr>
           <w:p>
             <w:pPr>
               <w:pStyle w:val="Compact"/>
-              <w:jc w:val="left"/>
+              <w:spacing w:line="360" w:lineRule="auto"/>
+              <w:rPr>
+                <w:rFonts w:ascii="Arial" w:hAnsi="Arial" w:cs="Arial"/>
+              </w:rPr>
             </w:pPr>
             <w:r>
-              <w:t xml:space="preserve">Almacén (entradas/salidas)</w:t>
+              <w:rPr>
+                <w:rFonts w:ascii="Arial" w:hAnsi="Arial" w:cs="Arial"/>
+              </w:rPr>
+              <w:t>Almacén (entradas/salidas)</w:t>
             </w:r>
           </w:p>
         </w:tc>
         <w:tc>
-          <w:tcPr/>
+          <w:tcPr>
+            <w:tcW w:w="0" w:type="auto"/>
+          </w:tcPr>
           <w:p>
             <w:pPr>
               <w:pStyle w:val="Compact"/>
+              <w:spacing w:line="360" w:lineRule="auto"/>
+              <w:rPr>
+                <w:rFonts w:ascii="Arial" w:hAnsi="Arial" w:cs="Arial"/>
+              </w:rPr>
             </w:pPr>
           </w:p>
         </w:tc>
         <w:tc>
-          <w:tcPr/>
+          <w:tcPr>
+            <w:tcW w:w="0" w:type="auto"/>
+          </w:tcPr>
           <w:p>
             <w:pPr>
               <w:pStyle w:val="Compact"/>
+              <w:spacing w:line="360" w:lineRule="auto"/>
               <w:jc w:val="center"/>
+              <w:rPr>
+                <w:rFonts w:ascii="Arial" w:hAnsi="Arial" w:cs="Arial"/>
+              </w:rPr>
             </w:pPr>
             <w:r>
-              <w:t xml:space="preserve">✔</w:t>
+              <w:rPr>
+                <w:rFonts w:ascii="Segoe UI Symbol" w:hAnsi="Segoe UI Symbol" w:cs="Segoe UI Symbol"/>
+              </w:rPr>
+              <w:t>✔</w:t>
             </w:r>
           </w:p>
         </w:tc>
       </w:tr>
       <w:tr>
         <w:tc>
-          <w:tcPr/>
+          <w:tcPr>
+            <w:tcW w:w="0" w:type="auto"/>
+          </w:tcPr>
           <w:p>
             <w:pPr>
               <w:pStyle w:val="Compact"/>
-              <w:jc w:val="left"/>
+              <w:spacing w:line="360" w:lineRule="auto"/>
+              <w:rPr>
+                <w:rFonts w:ascii="Arial" w:hAnsi="Arial" w:cs="Arial"/>
+              </w:rPr>
             </w:pPr>
             <w:r>
-              <w:t xml:space="preserve">Reportes</w:t>
+              <w:rPr>
+                <w:rFonts w:ascii="Arial" w:hAnsi="Arial" w:cs="Arial"/>
+              </w:rPr>
+              <w:t>Reportes</w:t>
             </w:r>
           </w:p>
         </w:tc>
         <w:tc>
-          <w:tcPr/>
+          <w:tcPr>
+            <w:tcW w:w="0" w:type="auto"/>
+          </w:tcPr>
           <w:p>
             <w:pPr>
               <w:pStyle w:val="Compact"/>
+              <w:spacing w:line="360" w:lineRule="auto"/>
+              <w:rPr>
+                <w:rFonts w:ascii="Arial" w:hAnsi="Arial" w:cs="Arial"/>
+              </w:rPr>
             </w:pPr>
           </w:p>
         </w:tc>
         <w:tc>
-          <w:tcPr/>
+          <w:tcPr>
+            <w:tcW w:w="0" w:type="auto"/>
+          </w:tcPr>
           <w:p>
             <w:pPr>
               <w:pStyle w:val="Compact"/>
+              <w:spacing w:line="360" w:lineRule="auto"/>
               <w:jc w:val="center"/>
+              <w:rPr>
+                <w:rFonts w:ascii="Arial" w:hAnsi="Arial" w:cs="Arial"/>
+              </w:rPr>
             </w:pPr>
             <w:r>
-              <w:t xml:space="preserve">✔</w:t>
+              <w:rPr>
+                <w:rFonts w:ascii="Segoe UI Symbol" w:hAnsi="Segoe UI Symbol" w:cs="Segoe UI Symbol"/>
+              </w:rPr>
+              <w:t>✔</w:t>
             </w:r>
           </w:p>
         </w:tc>
       </w:tr>
       <w:tr>
         <w:tc>
-          <w:tcPr/>
+          <w:tcPr>
+            <w:tcW w:w="0" w:type="auto"/>
+          </w:tcPr>
           <w:p>
             <w:pPr>
               <w:pStyle w:val="Compact"/>
-              <w:jc w:val="left"/>
+              <w:spacing w:line="360" w:lineRule="auto"/>
+              <w:rPr>
+                <w:rFonts w:ascii="Arial" w:hAnsi="Arial" w:cs="Arial"/>
+              </w:rPr>
             </w:pPr>
             <w:r>
-              <w:t xml:space="preserve">Usuarios</w:t>
+              <w:rPr>
+                <w:rFonts w:ascii="Arial" w:hAnsi="Arial" w:cs="Arial"/>
+              </w:rPr>
+              <w:t>Usuarios</w:t>
             </w:r>
           </w:p>
         </w:tc>
         <w:tc>
-          <w:tcPr/>
+          <w:tcPr>
+            <w:tcW w:w="0" w:type="auto"/>
+          </w:tcPr>
           <w:p>
             <w:pPr>
               <w:pStyle w:val="Compact"/>
+              <w:spacing w:line="360" w:lineRule="auto"/>
+              <w:rPr>
+                <w:rFonts w:ascii="Arial" w:hAnsi="Arial" w:cs="Arial"/>
+              </w:rPr>
             </w:pPr>
           </w:p>
         </w:tc>
         <w:tc>
-          <w:tcPr/>
+          <w:tcPr>
+            <w:tcW w:w="0" w:type="auto"/>
+          </w:tcPr>
           <w:p>
             <w:pPr>
               <w:pStyle w:val="Compact"/>
+              <w:spacing w:line="360" w:lineRule="auto"/>
               <w:jc w:val="center"/>
+              <w:rPr>
+                <w:rFonts w:ascii="Arial" w:hAnsi="Arial" w:cs="Arial"/>
+              </w:rPr>
             </w:pPr>
             <w:r>
-              <w:t xml:space="preserve">✔</w:t>
+              <w:rPr>
+                <w:rFonts w:ascii="Segoe UI Symbol" w:hAnsi="Segoe UI Symbol" w:cs="Segoe UI Symbol"/>
+              </w:rPr>
+              <w:t>✔</w:t>
             </w:r>
           </w:p>
         </w:tc>
       </w:tr>
     </w:tbl>
-    <w:bookmarkEnd w:id="20"/>
-    <w:bookmarkStart w:id="21" w:name="consultar-stock-vendedor-y-administrador"/>
-    <w:p>
-      <w:pPr>
-        <w:pStyle w:val="Heading2"/>
-      </w:pPr>
-      <w:r>
-        <w:t xml:space="preserve">2. Consultar stock (vendedor y administrador)</w:t>
-      </w:r>
-    </w:p>
-    <w:p>
-      <w:pPr>
+    <w:p>
+      <w:pPr>
+        <w:pStyle w:val="Ttulo2"/>
+        <w:spacing w:line="360" w:lineRule="auto"/>
+        <w:rPr>
+          <w:rFonts w:ascii="Arial" w:hAnsi="Arial" w:cs="Arial"/>
+          <w:lang w:val="es-PE"/>
+        </w:rPr>
+      </w:pPr>
+      <w:bookmarkStart w:id="2" w:name="consultar-stock-vendedor-y-administrador"/>
+      <w:bookmarkEnd w:id="1"/>
+      <w:r>
+        <w:rPr>
+          <w:rFonts w:ascii="Arial" w:hAnsi="Arial" w:cs="Arial"/>
+          <w:lang w:val="es-PE"/>
+        </w:rPr>
+        <w:t>2. Consultar stock (vendedor y administrador)</w:t>
+      </w:r>
+    </w:p>
+    <w:p>
+      <w:pPr>
+        <w:pStyle w:val="Compact"/>
         <w:numPr>
           <w:ilvl w:val="0"/>
-          <w:numId w:val="1002"/>
+          <w:numId w:val="3"/>
         </w:numPr>
+        <w:spacing w:line="360" w:lineRule="auto"/>
+        <w:rPr>
+          <w:rFonts w:ascii="Arial" w:hAnsi="Arial" w:cs="Arial"/>
+          <w:lang w:val="es-PE"/>
+        </w:rPr>
+      </w:pPr>
+      <w:r>
+        <w:rPr>
+          <w:rFonts w:ascii="Arial" w:hAnsi="Arial" w:cs="Arial"/>
+          <w:lang w:val="es-PE"/>
+        </w:rPr>
+        <w:t xml:space="preserve">En </w:t>
+      </w:r>
+      <w:r>
+        <w:rPr>
+          <w:rFonts w:ascii="Arial" w:hAnsi="Arial" w:cs="Arial"/>
+          <w:b/>
+          <w:bCs/>
+          <w:lang w:val="es-PE"/>
+        </w:rPr>
+        <w:t>Stock</w:t>
+      </w:r>
+      <w:r>
+        <w:rPr>
+          <w:rFonts w:ascii="Arial" w:hAnsi="Arial" w:cs="Arial"/>
+          <w:lang w:val="es-PE"/>
+        </w:rPr>
+        <w:t xml:space="preserve">, escriba parte del código o de la descripción y pulse </w:t>
+      </w:r>
+      <w:r>
+        <w:rPr>
+          <w:rFonts w:ascii="Arial" w:hAnsi="Arial" w:cs="Arial"/>
+          <w:b/>
+          <w:bCs/>
+          <w:lang w:val="es-PE"/>
+        </w:rPr>
+        <w:t>Buscar</w:t>
+      </w:r>
+      <w:r>
+        <w:rPr>
+          <w:rFonts w:ascii="Arial" w:hAnsi="Arial" w:cs="Arial"/>
+          <w:lang w:val="es-PE"/>
+        </w:rPr>
+        <w:t>.</w:t>
+      </w:r>
+    </w:p>
+    <w:p>
+      <w:pPr>
         <w:pStyle w:val="Compact"/>
-      </w:pPr>
-      <w:r>
-        <w:t xml:space="preserve">En</w:t>
-      </w:r>
-      <w:r>
-        <w:t xml:space="preserve"> </w:t>
-      </w:r>
-      <w:r>
-        <w:rPr>
-          <w:bCs/>
-          <w:b/>
-        </w:rPr>
-        <w:t xml:space="preserve">Stock</w:t>
-      </w:r>
-      <w:r>
-        <w:t xml:space="preserve">, escriba parte del código o de la descripción y pulse</w:t>
-      </w:r>
-      <w:r>
-        <w:t xml:space="preserve"> </w:t>
-      </w:r>
-      <w:r>
-        <w:rPr>
-          <w:bCs/>
-          <w:b/>
-        </w:rPr>
-        <w:t xml:space="preserve">Buscar</w:t>
-      </w:r>
-      <w:r>
-        <w:t xml:space="preserve">.</w:t>
-      </w:r>
-    </w:p>
-    <w:p>
-      <w:pPr>
         <w:numPr>
           <w:ilvl w:val="0"/>
-          <w:numId w:val="1002"/>
+          <w:numId w:val="3"/>
         </w:numPr>
+        <w:spacing w:line="360" w:lineRule="auto"/>
+        <w:rPr>
+          <w:rFonts w:ascii="Arial" w:hAnsi="Arial" w:cs="Arial"/>
+          <w:lang w:val="es-PE"/>
+        </w:rPr>
+      </w:pPr>
+      <w:r>
+        <w:rPr>
+          <w:rFonts w:ascii="Arial" w:hAnsi="Arial" w:cs="Arial"/>
+          <w:lang w:val="es-PE"/>
+        </w:rPr>
+        <w:t xml:space="preserve">Verá el precio, el stock y la </w:t>
+      </w:r>
+      <w:r>
+        <w:rPr>
+          <w:rFonts w:ascii="Arial" w:hAnsi="Arial" w:cs="Arial"/>
+          <w:b/>
+          <w:bCs/>
+          <w:lang w:val="es-PE"/>
+        </w:rPr>
+        <w:t>ubicación</w:t>
+      </w:r>
+      <w:r>
+        <w:rPr>
+          <w:rFonts w:ascii="Arial" w:hAnsi="Arial" w:cs="Arial"/>
+          <w:lang w:val="es-PE"/>
+        </w:rPr>
+        <w:t xml:space="preserve"> del producto, sin ir al almacén.</w:t>
+      </w:r>
+    </w:p>
+    <w:p>
+      <w:pPr>
         <w:pStyle w:val="Compact"/>
-      </w:pPr>
-      <w:r>
-        <w:t xml:space="preserve">Verá el precio, el stock y la</w:t>
-      </w:r>
-      <w:r>
-        <w:t xml:space="preserve"> </w:t>
-      </w:r>
-      <w:r>
-        <w:rPr>
-          <w:bCs/>
-          <w:b/>
-        </w:rPr>
-        <w:t xml:space="preserve">ubicación</w:t>
-      </w:r>
-      <w:r>
-        <w:t xml:space="preserve"> </w:t>
-      </w:r>
-      <w:r>
-        <w:t xml:space="preserve">del producto, sin ir al almacén.</w:t>
-      </w:r>
-    </w:p>
-    <w:p>
-      <w:pPr>
         <w:numPr>
           <w:ilvl w:val="0"/>
-          <w:numId w:val="1002"/>
+          <w:numId w:val="3"/>
         </w:numPr>
+        <w:spacing w:line="360" w:lineRule="auto"/>
+        <w:rPr>
+          <w:rFonts w:ascii="Arial" w:hAnsi="Arial" w:cs="Arial"/>
+        </w:rPr>
+      </w:pPr>
+      <w:r>
+        <w:rPr>
+          <w:rFonts w:ascii="Arial" w:hAnsi="Arial" w:cs="Arial"/>
+          <w:lang w:val="es-PE"/>
+        </w:rPr>
+        <w:t xml:space="preserve">Las filas en rojo son productos con stock igual o menor al mínimo. </w:t>
+      </w:r>
+      <w:r>
+        <w:rPr>
+          <w:rFonts w:ascii="Arial" w:hAnsi="Arial" w:cs="Arial"/>
+        </w:rPr>
+        <w:t>Abajo se listan todos los productos por reponer.</w:t>
+      </w:r>
+    </w:p>
+    <w:p>
+      <w:pPr>
+        <w:pStyle w:val="Ttulo2"/>
+        <w:spacing w:line="360" w:lineRule="auto"/>
+        <w:rPr>
+          <w:rFonts w:ascii="Arial" w:hAnsi="Arial" w:cs="Arial"/>
+        </w:rPr>
+      </w:pPr>
+      <w:bookmarkStart w:id="3" w:name="registrar-una-venta"/>
+      <w:bookmarkEnd w:id="2"/>
+      <w:r>
+        <w:rPr>
+          <w:rFonts w:ascii="Arial" w:hAnsi="Arial" w:cs="Arial"/>
+        </w:rPr>
+        <w:lastRenderedPageBreak/>
+        <w:t>3. Registrar una venta</w:t>
+      </w:r>
+    </w:p>
+    <w:p>
+      <w:pPr>
         <w:pStyle w:val="Compact"/>
-      </w:pPr>
-      <w:r>
-        <w:t xml:space="preserve">Las filas en rojo son productos con stock igual o menor al mínimo. Abajo se listan todos los productos por reponer.</w:t>
-      </w:r>
-    </w:p>
-    <w:bookmarkEnd w:id="21"/>
-    <w:bookmarkStart w:id="22" w:name="registrar-una-venta"/>
-    <w:p>
-      <w:pPr>
-        <w:pStyle w:val="Heading2"/>
-      </w:pPr>
-      <w:r>
-        <w:t xml:space="preserve">3. Registrar una venta</w:t>
-      </w:r>
-    </w:p>
-    <w:p>
-      <w:pPr>
         <w:numPr>
           <w:ilvl w:val="0"/>
-          <w:numId w:val="1003"/>
+          <w:numId w:val="4"/>
         </w:numPr>
+        <w:spacing w:line="360" w:lineRule="auto"/>
+        <w:rPr>
+          <w:rFonts w:ascii="Arial" w:hAnsi="Arial" w:cs="Arial"/>
+        </w:rPr>
+      </w:pPr>
+      <w:r>
+        <w:rPr>
+          <w:rFonts w:ascii="Arial" w:hAnsi="Arial" w:cs="Arial"/>
+          <w:lang w:val="es-PE"/>
+        </w:rPr>
+        <w:t xml:space="preserve">Entre a </w:t>
+      </w:r>
+      <w:r>
+        <w:rPr>
+          <w:rFonts w:ascii="Arial" w:hAnsi="Arial" w:cs="Arial"/>
+          <w:b/>
+          <w:bCs/>
+          <w:lang w:val="es-PE"/>
+        </w:rPr>
+        <w:t>Ventas</w:t>
+      </w:r>
+      <w:r>
+        <w:rPr>
+          <w:rFonts w:ascii="Arial" w:hAnsi="Arial" w:cs="Arial"/>
+          <w:lang w:val="es-PE"/>
+        </w:rPr>
+        <w:t xml:space="preserve">, busque el producto y pulse </w:t>
+      </w:r>
+      <w:r>
+        <w:rPr>
+          <w:rFonts w:ascii="Arial" w:hAnsi="Arial" w:cs="Arial"/>
+          <w:b/>
+          <w:bCs/>
+          <w:lang w:val="es-PE"/>
+        </w:rPr>
+        <w:t>Agregar</w:t>
+      </w:r>
+      <w:r>
+        <w:rPr>
+          <w:rFonts w:ascii="Arial" w:hAnsi="Arial" w:cs="Arial"/>
+          <w:lang w:val="es-PE"/>
+        </w:rPr>
+        <w:t xml:space="preserve">. </w:t>
+      </w:r>
+      <w:r>
+        <w:rPr>
+          <w:rFonts w:ascii="Arial" w:hAnsi="Arial" w:cs="Arial"/>
+        </w:rPr>
+        <w:t>Repita para cada producto.</w:t>
+      </w:r>
+    </w:p>
+    <w:p>
+      <w:pPr>
         <w:pStyle w:val="Compact"/>
-      </w:pPr>
-      <w:r>
-        <w:t xml:space="preserve">Entre a</w:t>
-      </w:r>
-      <w:r>
-        <w:t xml:space="preserve"> </w:t>
-      </w:r>
-      <w:r>
-        <w:rPr>
-          <w:bCs/>
-          <w:b/>
-        </w:rPr>
-        <w:t xml:space="preserve">Ventas</w:t>
-      </w:r>
-      <w:r>
-        <w:t xml:space="preserve">, busque el producto y pulse</w:t>
-      </w:r>
-      <w:r>
-        <w:t xml:space="preserve"> </w:t>
-      </w:r>
-      <w:r>
-        <w:rPr>
-          <w:bCs/>
-          <w:b/>
-        </w:rPr>
-        <w:t xml:space="preserve">Agregar</w:t>
-      </w:r>
-      <w:r>
-        <w:t xml:space="preserve">. Repita para cada producto.</w:t>
-      </w:r>
-    </w:p>
-    <w:p>
-      <w:pPr>
         <w:numPr>
           <w:ilvl w:val="0"/>
-          <w:numId w:val="1003"/>
+          <w:numId w:val="4"/>
         </w:numPr>
+        <w:spacing w:line="360" w:lineRule="auto"/>
+        <w:rPr>
+          <w:rFonts w:ascii="Arial" w:hAnsi="Arial" w:cs="Arial"/>
+          <w:lang w:val="es-PE"/>
+        </w:rPr>
+      </w:pPr>
+      <w:r>
+        <w:rPr>
+          <w:rFonts w:ascii="Arial" w:hAnsi="Arial" w:cs="Arial"/>
+          <w:lang w:val="es-PE"/>
+        </w:rPr>
+        <w:t>Ajuste las cantidades en el detalle. No puede vender más unidades que el stock disponible.</w:t>
+      </w:r>
+    </w:p>
+    <w:p>
+      <w:pPr>
         <w:pStyle w:val="Compact"/>
-      </w:pPr>
-      <w:r>
-        <w:t xml:space="preserve">Ajuste las cantidades en el detalle. No puede vender más unidades que el stock disponible.</w:t>
-      </w:r>
-    </w:p>
-    <w:p>
-      <w:pPr>
         <w:numPr>
           <w:ilvl w:val="0"/>
-          <w:numId w:val="1003"/>
+          <w:numId w:val="4"/>
         </w:numPr>
+        <w:spacing w:line="360" w:lineRule="auto"/>
+        <w:rPr>
+          <w:rFonts w:ascii="Arial" w:hAnsi="Arial" w:cs="Arial"/>
+          <w:lang w:val="es-PE"/>
+        </w:rPr>
+      </w:pPr>
+      <w:r>
+        <w:rPr>
+          <w:rFonts w:ascii="Arial" w:hAnsi="Arial" w:cs="Arial"/>
+          <w:lang w:val="es-PE"/>
+        </w:rPr>
+        <w:t xml:space="preserve">Revise el </w:t>
+      </w:r>
+      <w:r>
+        <w:rPr>
+          <w:rFonts w:ascii="Arial" w:hAnsi="Arial" w:cs="Arial"/>
+          <w:b/>
+          <w:bCs/>
+          <w:lang w:val="es-PE"/>
+        </w:rPr>
+        <w:t>TOTAL</w:t>
+      </w:r>
+      <w:r>
+        <w:rPr>
+          <w:rFonts w:ascii="Arial" w:hAnsi="Arial" w:cs="Arial"/>
+          <w:lang w:val="es-PE"/>
+        </w:rPr>
+        <w:t xml:space="preserve"> y pulse </w:t>
+      </w:r>
+      <w:r>
+        <w:rPr>
+          <w:rFonts w:ascii="Arial" w:hAnsi="Arial" w:cs="Arial"/>
+          <w:b/>
+          <w:bCs/>
+          <w:lang w:val="es-PE"/>
+        </w:rPr>
+        <w:t>Registrar venta</w:t>
+      </w:r>
+      <w:r>
+        <w:rPr>
+          <w:rFonts w:ascii="Arial" w:hAnsi="Arial" w:cs="Arial"/>
+          <w:lang w:val="es-PE"/>
+        </w:rPr>
+        <w:t>.</w:t>
+      </w:r>
+    </w:p>
+    <w:p>
+      <w:pPr>
         <w:pStyle w:val="Compact"/>
-      </w:pPr>
-      <w:r>
-        <w:t xml:space="preserve">Revise el</w:t>
-      </w:r>
-      <w:r>
-        <w:t xml:space="preserve"> </w:t>
-      </w:r>
-      <w:r>
-        <w:rPr>
-          <w:bCs/>
-          <w:b/>
-        </w:rPr>
-        <w:t xml:space="preserve">TOTAL</w:t>
-      </w:r>
-      <w:r>
-        <w:t xml:space="preserve"> </w:t>
-      </w:r>
-      <w:r>
-        <w:t xml:space="preserve">y pulse</w:t>
-      </w:r>
-      <w:r>
-        <w:t xml:space="preserve"> </w:t>
-      </w:r>
-      <w:r>
-        <w:rPr>
-          <w:bCs/>
-          <w:b/>
-        </w:rPr>
-        <w:t xml:space="preserve">Registrar venta</w:t>
-      </w:r>
-      <w:r>
-        <w:t xml:space="preserve">.</w:t>
-      </w:r>
-    </w:p>
-    <w:p>
-      <w:pPr>
         <w:numPr>
           <w:ilvl w:val="0"/>
-          <w:numId w:val="1003"/>
+          <w:numId w:val="4"/>
         </w:numPr>
+        <w:spacing w:line="360" w:lineRule="auto"/>
+        <w:rPr>
+          <w:rFonts w:ascii="Arial" w:hAnsi="Arial" w:cs="Arial"/>
+          <w:lang w:val="es-PE"/>
+        </w:rPr>
+      </w:pPr>
+      <w:r>
+        <w:rPr>
+          <w:rFonts w:ascii="Arial" w:hAnsi="Arial" w:cs="Arial"/>
+          <w:lang w:val="es-PE"/>
+        </w:rPr>
+        <w:t xml:space="preserve">El stock se descuenta automáticamente. Pulse </w:t>
+      </w:r>
+      <w:r>
+        <w:rPr>
+          <w:rFonts w:ascii="Arial" w:hAnsi="Arial" w:cs="Arial"/>
+          <w:b/>
+          <w:bCs/>
+          <w:lang w:val="es-PE"/>
+        </w:rPr>
+        <w:t>Descargar comprobante</w:t>
+      </w:r>
+      <w:r>
+        <w:rPr>
+          <w:rFonts w:ascii="Arial" w:hAnsi="Arial" w:cs="Arial"/>
+          <w:lang w:val="es-PE"/>
+        </w:rPr>
+        <w:t xml:space="preserve"> para obtener el PDF.</w:t>
+      </w:r>
+    </w:p>
+    <w:p>
+      <w:pPr>
+        <w:pStyle w:val="Ttulo2"/>
+        <w:spacing w:line="360" w:lineRule="auto"/>
+        <w:rPr>
+          <w:rFonts w:ascii="Arial" w:hAnsi="Arial" w:cs="Arial"/>
+        </w:rPr>
+      </w:pPr>
+      <w:bookmarkStart w:id="4" w:name="productos-y-categorías-administrador"/>
+      <w:bookmarkEnd w:id="3"/>
+      <w:r>
+        <w:rPr>
+          <w:rFonts w:ascii="Arial" w:hAnsi="Arial" w:cs="Arial"/>
+        </w:rPr>
+        <w:t>4. Productos y categorías (administrador)</w:t>
+      </w:r>
+    </w:p>
+    <w:p>
+      <w:pPr>
         <w:pStyle w:val="Compact"/>
-      </w:pPr>
-      <w:r>
-        <w:t xml:space="preserve">El stock se descuenta automáticamente. Pulse</w:t>
-      </w:r>
-      <w:r>
-        <w:t xml:space="preserve"> </w:t>
-      </w:r>
-      <w:r>
-        <w:rPr>
-          <w:bCs/>
-          <w:b/>
-        </w:rPr>
-        <w:t xml:space="preserve">Descargar comprobante</w:t>
-      </w:r>
-      <w:r>
-        <w:t xml:space="preserve"> </w:t>
-      </w:r>
-      <w:r>
-        <w:t xml:space="preserve">para obtener el PDF.</w:t>
-      </w:r>
-    </w:p>
-    <w:bookmarkEnd w:id="22"/>
-    <w:bookmarkStart w:id="23" w:name="productos-y-categorías-administrador"/>
-    <w:p>
-      <w:pPr>
-        <w:pStyle w:val="Heading2"/>
-      </w:pPr>
-      <w:r>
-        <w:t xml:space="preserve">4. Productos y categorías (administrador)</w:t>
-      </w:r>
-    </w:p>
-    <w:p>
-      <w:pPr>
         <w:numPr>
           <w:ilvl w:val="0"/>
-          <w:numId w:val="1004"/>
+          <w:numId w:val="5"/>
         </w:numPr>
+        <w:spacing w:line="360" w:lineRule="auto"/>
+        <w:rPr>
+          <w:rFonts w:ascii="Arial" w:hAnsi="Arial" w:cs="Arial"/>
+          <w:lang w:val="es-PE"/>
+        </w:rPr>
+      </w:pPr>
+      <w:r>
+        <w:rPr>
+          <w:rFonts w:ascii="Arial" w:hAnsi="Arial" w:cs="Arial"/>
+          <w:b/>
+          <w:bCs/>
+          <w:lang w:val="es-PE"/>
+        </w:rPr>
+        <w:t>Nuevo producto:</w:t>
+      </w:r>
+      <w:r>
+        <w:rPr>
+          <w:rFonts w:ascii="Arial" w:hAnsi="Arial" w:cs="Arial"/>
+          <w:lang w:val="es-PE"/>
+        </w:rPr>
+        <w:t xml:space="preserve"> complete código (no se puede repetir), descripción, precio, stock mínimo, ubicación, categoría y stock inicial; pulse </w:t>
+      </w:r>
+      <w:r>
+        <w:rPr>
+          <w:rFonts w:ascii="Arial" w:hAnsi="Arial" w:cs="Arial"/>
+          <w:b/>
+          <w:bCs/>
+          <w:lang w:val="es-PE"/>
+        </w:rPr>
+        <w:t>Guardar</w:t>
+      </w:r>
+      <w:r>
+        <w:rPr>
+          <w:rFonts w:ascii="Arial" w:hAnsi="Arial" w:cs="Arial"/>
+          <w:lang w:val="es-PE"/>
+        </w:rPr>
+        <w:t>.</w:t>
+      </w:r>
+    </w:p>
+    <w:p>
+      <w:pPr>
         <w:pStyle w:val="Compact"/>
-      </w:pPr>
-      <w:r>
-        <w:rPr>
-          <w:bCs/>
-          <w:b/>
-        </w:rPr>
-        <w:t xml:space="preserve">Nuevo producto:</w:t>
-      </w:r>
-      <w:r>
-        <w:t xml:space="preserve"> </w:t>
-      </w:r>
-      <w:r>
-        <w:t xml:space="preserve">complete código (no se puede repetir), descripción, precio, stock mínimo, ubicación, categoría y stock inicial; pulse</w:t>
-      </w:r>
-      <w:r>
-        <w:t xml:space="preserve"> </w:t>
-      </w:r>
-      <w:r>
-        <w:rPr>
-          <w:bCs/>
-          <w:b/>
-        </w:rPr>
-        <w:t xml:space="preserve">Guardar</w:t>
-      </w:r>
-      <w:r>
-        <w:t xml:space="preserve">.</w:t>
-      </w:r>
-    </w:p>
-    <w:p>
-      <w:pPr>
         <w:numPr>
           <w:ilvl w:val="0"/>
-          <w:numId w:val="1004"/>
+          <w:numId w:val="5"/>
         </w:numPr>
+        <w:spacing w:line="360" w:lineRule="auto"/>
+        <w:rPr>
+          <w:rFonts w:ascii="Arial" w:hAnsi="Arial" w:cs="Arial"/>
+          <w:lang w:val="es-PE"/>
+        </w:rPr>
+      </w:pPr>
+      <w:r>
+        <w:rPr>
+          <w:rFonts w:ascii="Arial" w:hAnsi="Arial" w:cs="Arial"/>
+          <w:b/>
+          <w:bCs/>
+          <w:lang w:val="es-PE"/>
+        </w:rPr>
+        <w:t>Editar:</w:t>
+      </w:r>
+      <w:r>
+        <w:rPr>
+          <w:rFonts w:ascii="Arial" w:hAnsi="Arial" w:cs="Arial"/>
+          <w:lang w:val="es-PE"/>
+        </w:rPr>
+        <w:t xml:space="preserve"> pulse </w:t>
+      </w:r>
+      <w:r>
+        <w:rPr>
+          <w:rFonts w:ascii="Arial" w:hAnsi="Arial" w:cs="Arial"/>
+          <w:b/>
+          <w:bCs/>
+          <w:lang w:val="es-PE"/>
+        </w:rPr>
+        <w:t>Editar</w:t>
+      </w:r>
+      <w:r>
+        <w:rPr>
+          <w:rFonts w:ascii="Arial" w:hAnsi="Arial" w:cs="Arial"/>
+          <w:lang w:val="es-PE"/>
+        </w:rPr>
+        <w:t xml:space="preserve"> en la fila, cambie los datos y guarde. El stock no se cambia aquí.</w:t>
+      </w:r>
+    </w:p>
+    <w:p>
+      <w:pPr>
         <w:pStyle w:val="Compact"/>
-      </w:pPr>
-      <w:r>
-        <w:rPr>
-          <w:bCs/>
-          <w:b/>
-        </w:rPr>
-        <w:t xml:space="preserve">Editar:</w:t>
-      </w:r>
-      <w:r>
-        <w:t xml:space="preserve"> </w:t>
-      </w:r>
-      <w:r>
-        <w:t xml:space="preserve">pulse</w:t>
-      </w:r>
-      <w:r>
-        <w:t xml:space="preserve"> </w:t>
-      </w:r>
-      <w:r>
-        <w:rPr>
-          <w:bCs/>
-          <w:b/>
-        </w:rPr>
-        <w:t xml:space="preserve">Editar</w:t>
-      </w:r>
-      <w:r>
-        <w:t xml:space="preserve"> </w:t>
-      </w:r>
-      <w:r>
-        <w:t xml:space="preserve">en la fila, cambie los datos y guarde. El stock no se cambia aquí.</w:t>
-      </w:r>
-    </w:p>
-    <w:p>
-      <w:pPr>
         <w:numPr>
           <w:ilvl w:val="0"/>
-          <w:numId w:val="1004"/>
+          <w:numId w:val="5"/>
         </w:numPr>
+        <w:spacing w:line="360" w:lineRule="auto"/>
+        <w:rPr>
+          <w:rFonts w:ascii="Arial" w:hAnsi="Arial" w:cs="Arial"/>
+          <w:lang w:val="es-PE"/>
+        </w:rPr>
+      </w:pPr>
+      <w:r>
+        <w:rPr>
+          <w:rFonts w:ascii="Arial" w:hAnsi="Arial" w:cs="Arial"/>
+          <w:b/>
+          <w:bCs/>
+          <w:lang w:val="es-PE"/>
+        </w:rPr>
+        <w:t>Baja:</w:t>
+      </w:r>
+      <w:r>
+        <w:rPr>
+          <w:rFonts w:ascii="Arial" w:hAnsi="Arial" w:cs="Arial"/>
+          <w:lang w:val="es-PE"/>
+        </w:rPr>
+        <w:t xml:space="preserve"> retira el producto del catálogo conservando su historial.</w:t>
+      </w:r>
+    </w:p>
+    <w:p>
+      <w:pPr>
         <w:pStyle w:val="Compact"/>
-      </w:pPr>
-      <w:r>
-        <w:rPr>
-          <w:bCs/>
-          <w:b/>
-        </w:rPr>
-        <w:t xml:space="preserve">Baja:</w:t>
-      </w:r>
-      <w:r>
-        <w:t xml:space="preserve"> </w:t>
-      </w:r>
-      <w:r>
-        <w:t xml:space="preserve">retira el producto del catálogo conservando su historial.</w:t>
-      </w:r>
-    </w:p>
-    <w:p>
-      <w:pPr>
         <w:numPr>
           <w:ilvl w:val="0"/>
-          <w:numId w:val="1004"/>
+          <w:numId w:val="5"/>
         </w:numPr>
+        <w:spacing w:line="360" w:lineRule="auto"/>
+        <w:rPr>
+          <w:rFonts w:ascii="Arial" w:hAnsi="Arial" w:cs="Arial"/>
+          <w:lang w:val="es-PE"/>
+        </w:rPr>
+      </w:pPr>
+      <w:r>
+        <w:rPr>
+          <w:rFonts w:ascii="Arial" w:hAnsi="Arial" w:cs="Arial"/>
+          <w:b/>
+          <w:bCs/>
+          <w:lang w:val="es-PE"/>
+        </w:rPr>
+        <w:t>Categorías:</w:t>
+      </w:r>
+      <w:r>
+        <w:rPr>
+          <w:rFonts w:ascii="Arial" w:hAnsi="Arial" w:cs="Arial"/>
+          <w:lang w:val="es-PE"/>
+        </w:rPr>
+        <w:t xml:space="preserve"> al final de la pantalla puede agregar, editar o eliminar categorías (no se elimina una que tenga productos).</w:t>
+      </w:r>
+    </w:p>
+    <w:p>
+      <w:pPr>
+        <w:pStyle w:val="Ttulo2"/>
+        <w:spacing w:line="360" w:lineRule="auto"/>
+        <w:rPr>
+          <w:rFonts w:ascii="Arial" w:hAnsi="Arial" w:cs="Arial"/>
+          <w:lang w:val="es-PE"/>
+        </w:rPr>
+      </w:pPr>
+      <w:bookmarkStart w:id="5" w:name="Xde43bac7fedd423208540c0d8a34e4c64c79f57"/>
+      <w:bookmarkEnd w:id="4"/>
+      <w:r>
+        <w:rPr>
+          <w:rFonts w:ascii="Arial" w:hAnsi="Arial" w:cs="Arial"/>
+          <w:lang w:val="es-PE"/>
+        </w:rPr>
+        <w:t>5. Entradas y salidas de almacén (administrador)</w:t>
+      </w:r>
+    </w:p>
+    <w:p>
+      <w:pPr>
         <w:pStyle w:val="Compact"/>
-      </w:pPr>
-      <w:r>
-        <w:rPr>
-          <w:bCs/>
-          <w:b/>
-        </w:rPr>
-        <w:t xml:space="preserve">Categorías:</w:t>
-      </w:r>
-      <w:r>
-        <w:t xml:space="preserve"> </w:t>
-      </w:r>
-      <w:r>
-        <w:t xml:space="preserve">al final de la pantalla puede agregar, editar o eliminar categorías (no se elimina una que tenga productos).</w:t>
-      </w:r>
-    </w:p>
-    <w:bookmarkEnd w:id="23"/>
-    <w:bookmarkStart w:id="24" w:name="Xde43bac7fedd423208540c0d8a34e4c64c79f57"/>
-    <w:p>
-      <w:pPr>
-        <w:pStyle w:val="Heading2"/>
-      </w:pPr>
-      <w:r>
-        <w:t xml:space="preserve">5. Entradas y salidas de almacén (administrador)</w:t>
-      </w:r>
-    </w:p>
-    <w:p>
-      <w:pPr>
         <w:numPr>
           <w:ilvl w:val="0"/>
-          <w:numId w:val="1005"/>
+          <w:numId w:val="6"/>
         </w:numPr>
+        <w:spacing w:line="360" w:lineRule="auto"/>
+        <w:rPr>
+          <w:rFonts w:ascii="Arial" w:hAnsi="Arial" w:cs="Arial"/>
+          <w:lang w:val="es-PE"/>
+        </w:rPr>
+      </w:pPr>
+      <w:r>
+        <w:rPr>
+          <w:rFonts w:ascii="Arial" w:hAnsi="Arial" w:cs="Arial"/>
+          <w:lang w:val="es-PE"/>
+        </w:rPr>
+        <w:t xml:space="preserve">En </w:t>
+      </w:r>
+      <w:r>
+        <w:rPr>
+          <w:rFonts w:ascii="Arial" w:hAnsi="Arial" w:cs="Arial"/>
+          <w:b/>
+          <w:bCs/>
+          <w:lang w:val="es-PE"/>
+        </w:rPr>
+        <w:t>Almacén</w:t>
+      </w:r>
+      <w:r>
+        <w:rPr>
+          <w:rFonts w:ascii="Arial" w:hAnsi="Arial" w:cs="Arial"/>
+          <w:lang w:val="es-PE"/>
+        </w:rPr>
+        <w:t xml:space="preserve"> elija </w:t>
+      </w:r>
+      <w:r>
+        <w:rPr>
+          <w:rFonts w:ascii="Arial" w:hAnsi="Arial" w:cs="Arial"/>
+          <w:b/>
+          <w:bCs/>
+          <w:lang w:val="es-PE"/>
+        </w:rPr>
+        <w:t>Entrada</w:t>
+      </w:r>
+      <w:r>
+        <w:rPr>
+          <w:rFonts w:ascii="Arial" w:hAnsi="Arial" w:cs="Arial"/>
+          <w:lang w:val="es-PE"/>
+        </w:rPr>
+        <w:t xml:space="preserve"> (llegó mercadería) o </w:t>
+      </w:r>
+      <w:r>
+        <w:rPr>
+          <w:rFonts w:ascii="Arial" w:hAnsi="Arial" w:cs="Arial"/>
+          <w:b/>
+          <w:bCs/>
+          <w:lang w:val="es-PE"/>
+        </w:rPr>
+        <w:t>Salida</w:t>
+      </w:r>
+      <w:r>
+        <w:rPr>
+          <w:rFonts w:ascii="Arial" w:hAnsi="Arial" w:cs="Arial"/>
+          <w:lang w:val="es-PE"/>
+        </w:rPr>
+        <w:t xml:space="preserve"> (ajuste, merma).</w:t>
+      </w:r>
+    </w:p>
+    <w:p>
+      <w:pPr>
         <w:pStyle w:val="Compact"/>
-      </w:pPr>
-      <w:r>
-        <w:t xml:space="preserve">En</w:t>
-      </w:r>
-      <w:r>
-        <w:t xml:space="preserve"> </w:t>
-      </w:r>
-      <w:r>
-        <w:rPr>
-          <w:bCs/>
-          <w:b/>
-        </w:rPr>
-        <w:t xml:space="preserve">Almacén</w:t>
-      </w:r>
-      <w:r>
-        <w:t xml:space="preserve"> </w:t>
-      </w:r>
-      <w:r>
-        <w:t xml:space="preserve">elija</w:t>
-      </w:r>
-      <w:r>
-        <w:t xml:space="preserve"> </w:t>
-      </w:r>
-      <w:r>
-        <w:rPr>
-          <w:bCs/>
-          <w:b/>
-        </w:rPr>
-        <w:t xml:space="preserve">Entrada</w:t>
-      </w:r>
-      <w:r>
-        <w:t xml:space="preserve"> </w:t>
-      </w:r>
-      <w:r>
-        <w:t xml:space="preserve">(llegó mercadería) o</w:t>
-      </w:r>
-      <w:r>
-        <w:t xml:space="preserve"> </w:t>
-      </w:r>
-      <w:r>
-        <w:rPr>
-          <w:bCs/>
-          <w:b/>
-        </w:rPr>
-        <w:t xml:space="preserve">Salida</w:t>
-      </w:r>
-      <w:r>
-        <w:t xml:space="preserve"> </w:t>
-      </w:r>
-      <w:r>
-        <w:t xml:space="preserve">(ajuste, merma).</w:t>
-      </w:r>
-    </w:p>
-    <w:p>
-      <w:pPr>
         <w:numPr>
           <w:ilvl w:val="0"/>
-          <w:numId w:val="1005"/>
+          <w:numId w:val="6"/>
         </w:numPr>
+        <w:spacing w:line="360" w:lineRule="auto"/>
+        <w:rPr>
+          <w:rFonts w:ascii="Arial" w:hAnsi="Arial" w:cs="Arial"/>
+          <w:lang w:val="es-PE"/>
+        </w:rPr>
+      </w:pPr>
+      <w:r>
+        <w:rPr>
+          <w:rFonts w:ascii="Arial" w:hAnsi="Arial" w:cs="Arial"/>
+          <w:lang w:val="es-PE"/>
+        </w:rPr>
+        <w:t xml:space="preserve">Seleccione el producto, la cantidad y escriba el motivo; pulse </w:t>
+      </w:r>
+      <w:r>
+        <w:rPr>
+          <w:rFonts w:ascii="Arial" w:hAnsi="Arial" w:cs="Arial"/>
+          <w:b/>
+          <w:bCs/>
+          <w:lang w:val="es-PE"/>
+        </w:rPr>
+        <w:t>Registrar</w:t>
+      </w:r>
+      <w:r>
+        <w:rPr>
+          <w:rFonts w:ascii="Arial" w:hAnsi="Arial" w:cs="Arial"/>
+          <w:lang w:val="es-PE"/>
+        </w:rPr>
+        <w:t>.</w:t>
+      </w:r>
+    </w:p>
+    <w:p>
+      <w:pPr>
         <w:pStyle w:val="Compact"/>
-      </w:pPr>
-      <w:r>
-        <w:t xml:space="preserve">Seleccione el producto, la cantidad y escriba el motivo; pulse</w:t>
-      </w:r>
-      <w:r>
-        <w:t xml:space="preserve"> </w:t>
-      </w:r>
-      <w:r>
-        <w:rPr>
-          <w:bCs/>
-          <w:b/>
-        </w:rPr>
-        <w:t xml:space="preserve">Registrar</w:t>
-      </w:r>
-      <w:r>
-        <w:t xml:space="preserve">.</w:t>
-      </w:r>
-    </w:p>
-    <w:p>
-      <w:pPr>
         <w:numPr>
           <w:ilvl w:val="0"/>
-          <w:numId w:val="1005"/>
+          <w:numId w:val="6"/>
         </w:numPr>
+        <w:spacing w:line="360" w:lineRule="auto"/>
+        <w:rPr>
+          <w:rFonts w:ascii="Arial" w:hAnsi="Arial" w:cs="Arial"/>
+          <w:lang w:val="es-PE"/>
+        </w:rPr>
+      </w:pPr>
+      <w:r>
+        <w:rPr>
+          <w:rFonts w:ascii="Arial" w:hAnsi="Arial" w:cs="Arial"/>
+          <w:lang w:val="es-PE"/>
+        </w:rPr>
+        <w:t>El stock se actualiza y el movimiento queda en el historial. Una salida mayor al stock se rechaza.</w:t>
+      </w:r>
+    </w:p>
+    <w:p>
+      <w:pPr>
+        <w:pStyle w:val="Ttulo2"/>
+        <w:spacing w:line="360" w:lineRule="auto"/>
+        <w:rPr>
+          <w:rFonts w:ascii="Arial" w:hAnsi="Arial" w:cs="Arial"/>
+        </w:rPr>
+      </w:pPr>
+      <w:bookmarkStart w:id="6" w:name="reportes-administrador"/>
+      <w:bookmarkEnd w:id="5"/>
+      <w:r>
+        <w:rPr>
+          <w:rFonts w:ascii="Arial" w:hAnsi="Arial" w:cs="Arial"/>
+        </w:rPr>
+        <w:t>6. Reportes (administrador)</w:t>
+      </w:r>
+    </w:p>
+    <w:p>
+      <w:pPr>
         <w:pStyle w:val="Compact"/>
-      </w:pPr>
-      <w:r>
-        <w:t xml:space="preserve">El stock se actualiza y el movimiento queda en el historial. Una salida mayor al stock se rechaza.</w:t>
-      </w:r>
-    </w:p>
-    <w:bookmarkEnd w:id="24"/>
-    <w:bookmarkStart w:id="25" w:name="reportes-administrador"/>
-    <w:p>
-      <w:pPr>
-        <w:pStyle w:val="Heading2"/>
-      </w:pPr>
-      <w:r>
-        <w:t xml:space="preserve">6. Reportes (administrador)</w:t>
-      </w:r>
-    </w:p>
-    <w:p>
-      <w:pPr>
         <w:numPr>
           <w:ilvl w:val="0"/>
-          <w:numId w:val="1006"/>
+          <w:numId w:val="7"/>
         </w:numPr>
+        <w:spacing w:line="360" w:lineRule="auto"/>
+        <w:rPr>
+          <w:rFonts w:ascii="Arial" w:hAnsi="Arial" w:cs="Arial"/>
+          <w:lang w:val="es-PE"/>
+        </w:rPr>
+      </w:pPr>
+      <w:r>
+        <w:rPr>
+          <w:rFonts w:ascii="Arial" w:hAnsi="Arial" w:cs="Arial"/>
+          <w:lang w:val="es-PE"/>
+        </w:rPr>
+        <w:t xml:space="preserve">En </w:t>
+      </w:r>
+      <w:r>
+        <w:rPr>
+          <w:rFonts w:ascii="Arial" w:hAnsi="Arial" w:cs="Arial"/>
+          <w:b/>
+          <w:bCs/>
+          <w:lang w:val="es-PE"/>
+        </w:rPr>
+        <w:t>Reportes</w:t>
+      </w:r>
+      <w:r>
+        <w:rPr>
+          <w:rFonts w:ascii="Arial" w:hAnsi="Arial" w:cs="Arial"/>
+          <w:lang w:val="es-PE"/>
+        </w:rPr>
+        <w:t xml:space="preserve"> elija </w:t>
+      </w:r>
+      <w:r>
+        <w:rPr>
+          <w:rFonts w:ascii="Arial" w:hAnsi="Arial" w:cs="Arial"/>
+          <w:b/>
+          <w:bCs/>
+          <w:lang w:val="es-PE"/>
+        </w:rPr>
+        <w:t>Ventas</w:t>
+      </w:r>
+      <w:r>
+        <w:rPr>
+          <w:rFonts w:ascii="Arial" w:hAnsi="Arial" w:cs="Arial"/>
+          <w:lang w:val="es-PE"/>
+        </w:rPr>
+        <w:t xml:space="preserve"> o </w:t>
+      </w:r>
+      <w:r>
+        <w:rPr>
+          <w:rFonts w:ascii="Arial" w:hAnsi="Arial" w:cs="Arial"/>
+          <w:b/>
+          <w:bCs/>
+          <w:lang w:val="es-PE"/>
+        </w:rPr>
+        <w:t>Inventario</w:t>
+      </w:r>
+      <w:r>
+        <w:rPr>
+          <w:rFonts w:ascii="Arial" w:hAnsi="Arial" w:cs="Arial"/>
+          <w:lang w:val="es-PE"/>
+        </w:rPr>
+        <w:t>.</w:t>
+      </w:r>
+    </w:p>
+    <w:p>
+      <w:pPr>
         <w:pStyle w:val="Compact"/>
-      </w:pPr>
-      <w:r>
-        <w:t xml:space="preserve">En</w:t>
-      </w:r>
-      <w:r>
-        <w:t xml:space="preserve"> </w:t>
-      </w:r>
-      <w:r>
-        <w:rPr>
-          <w:bCs/>
-          <w:b/>
-        </w:rPr>
-        <w:t xml:space="preserve">Reportes</w:t>
-      </w:r>
-      <w:r>
-        <w:t xml:space="preserve"> </w:t>
-      </w:r>
-      <w:r>
-        <w:t xml:space="preserve">elija</w:t>
-      </w:r>
-      <w:r>
-        <w:t xml:space="preserve"> </w:t>
-      </w:r>
-      <w:r>
-        <w:rPr>
-          <w:bCs/>
-          <w:b/>
-        </w:rPr>
-        <w:t xml:space="preserve">Ventas</w:t>
-      </w:r>
-      <w:r>
-        <w:t xml:space="preserve"> </w:t>
-      </w:r>
-      <w:r>
-        <w:t xml:space="preserve">o</w:t>
-      </w:r>
-      <w:r>
-        <w:t xml:space="preserve"> </w:t>
-      </w:r>
-      <w:r>
-        <w:rPr>
-          <w:bCs/>
-          <w:b/>
-        </w:rPr>
-        <w:t xml:space="preserve">Inventario</w:t>
-      </w:r>
-      <w:r>
-        <w:t xml:space="preserve">.</w:t>
-      </w:r>
-    </w:p>
-    <w:p>
-      <w:pPr>
         <w:numPr>
           <w:ilvl w:val="0"/>
-          <w:numId w:val="1006"/>
+          <w:numId w:val="7"/>
         </w:numPr>
+        <w:spacing w:line="360" w:lineRule="auto"/>
+        <w:rPr>
+          <w:rFonts w:ascii="Arial" w:hAnsi="Arial" w:cs="Arial"/>
+        </w:rPr>
+      </w:pPr>
+      <w:r>
+        <w:rPr>
+          <w:rFonts w:ascii="Arial" w:hAnsi="Arial" w:cs="Arial"/>
+          <w:lang w:val="es-PE"/>
+        </w:rPr>
+        <w:t xml:space="preserve">Para ventas, indique el periodo y, si desea, producto o vendedor. </w:t>
+      </w:r>
+      <w:r>
+        <w:rPr>
+          <w:rFonts w:ascii="Arial" w:hAnsi="Arial" w:cs="Arial"/>
+        </w:rPr>
+        <w:t xml:space="preserve">Pulse </w:t>
+      </w:r>
+      <w:r>
+        <w:rPr>
+          <w:rFonts w:ascii="Arial" w:hAnsi="Arial" w:cs="Arial"/>
+          <w:b/>
+          <w:bCs/>
+        </w:rPr>
+        <w:t>Generar</w:t>
+      </w:r>
+      <w:r>
+        <w:rPr>
+          <w:rFonts w:ascii="Arial" w:hAnsi="Arial" w:cs="Arial"/>
+        </w:rPr>
+        <w:t>.</w:t>
+      </w:r>
+    </w:p>
+    <w:p>
+      <w:pPr>
         <w:pStyle w:val="Compact"/>
-      </w:pPr>
-      <w:r>
-        <w:t xml:space="preserve">Para ventas, indique el periodo y, si desea, producto o vendedor. Pulse</w:t>
-      </w:r>
-      <w:r>
-        <w:t xml:space="preserve"> </w:t>
-      </w:r>
-      <w:r>
-        <w:rPr>
-          <w:bCs/>
-          <w:b/>
-        </w:rPr>
-        <w:t xml:space="preserve">Generar</w:t>
-      </w:r>
-      <w:r>
-        <w:t xml:space="preserve">.</w:t>
-      </w:r>
-    </w:p>
-    <w:p>
-      <w:pPr>
         <w:numPr>
           <w:ilvl w:val="0"/>
-          <w:numId w:val="1006"/>
+          <w:numId w:val="7"/>
         </w:numPr>
+        <w:spacing w:line="360" w:lineRule="auto"/>
+        <w:rPr>
+          <w:rFonts w:ascii="Arial" w:hAnsi="Arial" w:cs="Arial"/>
+          <w:lang w:val="es-PE"/>
+        </w:rPr>
+      </w:pPr>
+      <w:r>
+        <w:rPr>
+          <w:rFonts w:ascii="Arial" w:hAnsi="Arial" w:cs="Arial"/>
+          <w:lang w:val="es-PE"/>
+        </w:rPr>
+        <w:t>El reporte de inventario muestra el stock, las alertas de reposición y las unidades vendidas (rotación).</w:t>
+      </w:r>
+    </w:p>
+    <w:p>
+      <w:pPr>
         <w:pStyle w:val="Compact"/>
-      </w:pPr>
-      <w:r>
-        <w:t xml:space="preserve">El reporte de inventario muestra el stock, las alertas de reposición y las unidades vendidas (rotación).</w:t>
-      </w:r>
-    </w:p>
-    <w:p>
-      <w:pPr>
         <w:numPr>
           <w:ilvl w:val="0"/>
-          <w:numId w:val="1006"/>
+          <w:numId w:val="7"/>
         </w:numPr>
+        <w:spacing w:line="360" w:lineRule="auto"/>
+        <w:rPr>
+          <w:rFonts w:ascii="Arial" w:hAnsi="Arial" w:cs="Arial"/>
+          <w:lang w:val="es-PE"/>
+        </w:rPr>
+      </w:pPr>
+      <w:r>
+        <w:rPr>
+          <w:rFonts w:ascii="Arial" w:hAnsi="Arial" w:cs="Arial"/>
+          <w:lang w:val="es-PE"/>
+        </w:rPr>
+        <w:t xml:space="preserve">Pulse </w:t>
+      </w:r>
+      <w:r>
+        <w:rPr>
+          <w:rFonts w:ascii="Arial" w:hAnsi="Arial" w:cs="Arial"/>
+          <w:b/>
+          <w:bCs/>
+          <w:lang w:val="es-PE"/>
+        </w:rPr>
+        <w:t>Exportar PDF</w:t>
+      </w:r>
+      <w:r>
+        <w:rPr>
+          <w:rFonts w:ascii="Arial" w:hAnsi="Arial" w:cs="Arial"/>
+          <w:lang w:val="es-PE"/>
+        </w:rPr>
+        <w:t xml:space="preserve"> o </w:t>
+      </w:r>
+      <w:r>
+        <w:rPr>
+          <w:rFonts w:ascii="Arial" w:hAnsi="Arial" w:cs="Arial"/>
+          <w:b/>
+          <w:bCs/>
+          <w:lang w:val="es-PE"/>
+        </w:rPr>
+        <w:t>Exportar Excel</w:t>
+      </w:r>
+      <w:r>
+        <w:rPr>
+          <w:rFonts w:ascii="Arial" w:hAnsi="Arial" w:cs="Arial"/>
+          <w:lang w:val="es-PE"/>
+        </w:rPr>
+        <w:t xml:space="preserve"> para descargar el archivo.</w:t>
+      </w:r>
+    </w:p>
+    <w:p>
+      <w:pPr>
+        <w:pStyle w:val="Ttulo2"/>
+        <w:spacing w:line="360" w:lineRule="auto"/>
+        <w:rPr>
+          <w:rFonts w:ascii="Arial" w:hAnsi="Arial" w:cs="Arial"/>
+        </w:rPr>
+      </w:pPr>
+      <w:bookmarkStart w:id="7" w:name="usuarios-y-roles-administrador"/>
+      <w:bookmarkEnd w:id="6"/>
+      <w:r>
+        <w:rPr>
+          <w:rFonts w:ascii="Arial" w:hAnsi="Arial" w:cs="Arial"/>
+        </w:rPr>
+        <w:lastRenderedPageBreak/>
+        <w:t>7. Usuarios y roles (administrador)</w:t>
+      </w:r>
+    </w:p>
+    <w:p>
+      <w:pPr>
         <w:pStyle w:val="Compact"/>
-      </w:pPr>
-      <w:r>
-        <w:t xml:space="preserve">Pulse</w:t>
-      </w:r>
-      <w:r>
-        <w:t xml:space="preserve"> </w:t>
-      </w:r>
-      <w:r>
-        <w:rPr>
-          <w:bCs/>
-          <w:b/>
-        </w:rPr>
-        <w:t xml:space="preserve">Exportar PDF</w:t>
-      </w:r>
-      <w:r>
-        <w:t xml:space="preserve"> </w:t>
-      </w:r>
-      <w:r>
-        <w:t xml:space="preserve">o</w:t>
-      </w:r>
-      <w:r>
-        <w:t xml:space="preserve"> </w:t>
-      </w:r>
-      <w:r>
-        <w:rPr>
-          <w:bCs/>
-          <w:b/>
-        </w:rPr>
-        <w:t xml:space="preserve">Exportar Excel</w:t>
-      </w:r>
-      <w:r>
-        <w:t xml:space="preserve"> </w:t>
-      </w:r>
-      <w:r>
-        <w:t xml:space="preserve">para descargar el archivo.</w:t>
-      </w:r>
-    </w:p>
-    <w:bookmarkEnd w:id="25"/>
-    <w:bookmarkStart w:id="26" w:name="usuarios-y-roles-administrador"/>
-    <w:p>
-      <w:pPr>
-        <w:pStyle w:val="Heading2"/>
-      </w:pPr>
-      <w:r>
-        <w:t xml:space="preserve">7. Usuarios y roles (administrador)</w:t>
-      </w:r>
-    </w:p>
-    <w:p>
-      <w:pPr>
         <w:numPr>
           <w:ilvl w:val="0"/>
-          <w:numId w:val="1007"/>
+          <w:numId w:val="8"/>
         </w:numPr>
+        <w:spacing w:line="360" w:lineRule="auto"/>
+        <w:rPr>
+          <w:rFonts w:ascii="Arial" w:hAnsi="Arial" w:cs="Arial"/>
+          <w:lang w:val="es-PE"/>
+        </w:rPr>
+      </w:pPr>
+      <w:r>
+        <w:rPr>
+          <w:rFonts w:ascii="Arial" w:hAnsi="Arial" w:cs="Arial"/>
+          <w:b/>
+          <w:bCs/>
+          <w:lang w:val="es-PE"/>
+        </w:rPr>
+        <w:t>Crear:</w:t>
+      </w:r>
+      <w:r>
+        <w:rPr>
+          <w:rFonts w:ascii="Arial" w:hAnsi="Arial" w:cs="Arial"/>
+          <w:lang w:val="es-PE"/>
+        </w:rPr>
+        <w:t xml:space="preserve"> nombre, usuario, contraseña (mínimo 6 caracteres) y rol (Administrador o Vendedor).</w:t>
+      </w:r>
+    </w:p>
+    <w:p>
+      <w:pPr>
         <w:pStyle w:val="Compact"/>
-      </w:pPr>
-      <w:r>
-        <w:rPr>
-          <w:bCs/>
-          <w:b/>
-        </w:rPr>
-        <w:t xml:space="preserve">Crear:</w:t>
-      </w:r>
-      <w:r>
-        <w:t xml:space="preserve"> </w:t>
-      </w:r>
-      <w:r>
-        <w:t xml:space="preserve">nombre, usuario, contraseña (mínimo 6 caracteres) y rol (Administrador o Vendedor).</w:t>
-      </w:r>
-    </w:p>
-    <w:p>
-      <w:pPr>
         <w:numPr>
           <w:ilvl w:val="0"/>
-          <w:numId w:val="1007"/>
+          <w:numId w:val="8"/>
         </w:numPr>
+        <w:spacing w:line="360" w:lineRule="auto"/>
+        <w:rPr>
+          <w:rFonts w:ascii="Arial" w:hAnsi="Arial" w:cs="Arial"/>
+          <w:lang w:val="es-PE"/>
+        </w:rPr>
+      </w:pPr>
+      <w:r>
+        <w:rPr>
+          <w:rFonts w:ascii="Arial" w:hAnsi="Arial" w:cs="Arial"/>
+          <w:b/>
+          <w:bCs/>
+          <w:lang w:val="es-PE"/>
+        </w:rPr>
+        <w:t>Editar:</w:t>
+      </w:r>
+      <w:r>
+        <w:rPr>
+          <w:rFonts w:ascii="Arial" w:hAnsi="Arial" w:cs="Arial"/>
+          <w:lang w:val="es-PE"/>
+        </w:rPr>
+        <w:t xml:space="preserve"> puede cambiar nombre, rol o dejar una nueva contraseña (si deja el campo vacío se mantiene la actual).</w:t>
+      </w:r>
+    </w:p>
+    <w:p>
+      <w:pPr>
         <w:pStyle w:val="Compact"/>
-      </w:pPr>
-      <w:r>
-        <w:rPr>
-          <w:bCs/>
-          <w:b/>
-        </w:rPr>
-        <w:t xml:space="preserve">Editar:</w:t>
-      </w:r>
-      <w:r>
-        <w:t xml:space="preserve"> </w:t>
-      </w:r>
-      <w:r>
-        <w:t xml:space="preserve">puede cambiar nombre, rol o dejar una nueva contraseña (si deja el campo vacío se mantiene la actual).</w:t>
-      </w:r>
-    </w:p>
-    <w:p>
-      <w:pPr>
         <w:numPr>
           <w:ilvl w:val="0"/>
-          <w:numId w:val="1007"/>
+          <w:numId w:val="8"/>
         </w:numPr>
-        <w:pStyle w:val="Compact"/>
-      </w:pPr>
-      <w:r>
-        <w:rPr>
+        <w:spacing w:line="360" w:lineRule="auto"/>
+        <w:rPr>
+          <w:rFonts w:ascii="Arial" w:hAnsi="Arial" w:cs="Arial"/>
+          <w:lang w:val="es-PE"/>
+        </w:rPr>
+      </w:pPr>
+      <w:r>
+        <w:rPr>
+          <w:rFonts w:ascii="Arial" w:hAnsi="Arial" w:cs="Arial"/>
+          <w:b/>
           <w:bCs/>
-          <w:b/>
-        </w:rPr>
-        <w:t xml:space="preserve">Desactivar / Activar:</w:t>
-      </w:r>
-      <w:r>
-        <w:t xml:space="preserve"> </w:t>
-      </w:r>
-      <w:r>
-        <w:t xml:space="preserve">un usuario desactivado no puede ingresar. No puede desactivar su propia cuenta.</w:t>
-      </w:r>
-    </w:p>
-    <w:bookmarkEnd w:id="26"/>
-    <w:bookmarkStart w:id="27" w:name="mensajes-frecuentes"/>
-    <w:p>
-      <w:pPr>
-        <w:pStyle w:val="Heading2"/>
-      </w:pPr>
-      <w:r>
-        <w:t xml:space="preserve">8. Mensajes frecuentes</w:t>
+          <w:lang w:val="es-PE"/>
+        </w:rPr>
+        <w:t>Desactivar / Activar:</w:t>
+      </w:r>
+      <w:r>
+        <w:rPr>
+          <w:rFonts w:ascii="Arial" w:hAnsi="Arial" w:cs="Arial"/>
+          <w:lang w:val="es-PE"/>
+        </w:rPr>
+        <w:t xml:space="preserve"> un usuario desactivado no puede ingresar. No puede desactivar su propia cuenta.</w:t>
+      </w:r>
+    </w:p>
+    <w:p>
+      <w:pPr>
+        <w:pStyle w:val="Ttulo2"/>
+        <w:spacing w:after="240" w:line="360" w:lineRule="auto"/>
+        <w:rPr>
+          <w:rFonts w:ascii="Arial" w:hAnsi="Arial" w:cs="Arial"/>
+        </w:rPr>
+      </w:pPr>
+      <w:bookmarkStart w:id="8" w:name="mensajes-frecuentes"/>
+      <w:bookmarkEnd w:id="7"/>
+      <w:r>
+        <w:rPr>
+          <w:rFonts w:ascii="Arial" w:hAnsi="Arial" w:cs="Arial"/>
+        </w:rPr>
+        <w:t>8. Mensajes frecuentes</w:t>
       </w:r>
     </w:p>
     <w:tbl>
       <w:tblPr>
-        <w:tblStyle w:val="Table"/>
-        <w:tblW w:type="pct" w:w="5000"/>
-        <w:tblLook w:firstRow="1" w:lastRow="0" w:firstColumn="0" w:lastColumn="0" w:noHBand="0" w:noVBand="0" w:val="0020"/>
-        <w:jc w:val="start"/>
+        <w:tblStyle w:val="Tablaconcuadrcula"/>
+        <w:tblW w:w="5000" w:type="pct"/>
+        <w:tblLook w:val="0020" w:firstRow="1" w:lastRow="0" w:firstColumn="0" w:lastColumn="0" w:noHBand="0" w:noVBand="0"/>
       </w:tblPr>
       <w:tblGrid>
-        <w:gridCol w:w="3960"/>
-        <w:gridCol w:w="3960"/>
+        <w:gridCol w:w="3347"/>
+        <w:gridCol w:w="5707"/>
       </w:tblGrid>
       <w:tr>
-        <w:trPr>
-          <w:tblHeader w:val="true"/>
-        </w:trPr>
         <w:tc>
-          <w:tcPr/>
+          <w:tcPr>
+            <w:tcW w:w="0" w:type="auto"/>
+          </w:tcPr>
           <w:p>
             <w:pPr>
               <w:pStyle w:val="Compact"/>
-              <w:jc w:val="left"/>
+              <w:spacing w:line="360" w:lineRule="auto"/>
+              <w:rPr>
+                <w:rFonts w:ascii="Arial" w:hAnsi="Arial" w:cs="Arial"/>
+                <w:b/>
+                <w:bCs/>
+              </w:rPr>
             </w:pPr>
             <w:r>
-              <w:t xml:space="preserve">Mensaje</w:t>
+              <w:rPr>
+                <w:rFonts w:ascii="Arial" w:hAnsi="Arial" w:cs="Arial"/>
+                <w:b/>
+                <w:bCs/>
+              </w:rPr>
+              <w:t>Mensaje</w:t>
             </w:r>
           </w:p>
         </w:tc>
         <w:tc>
-          <w:tcPr/>
+          <w:tcPr>
+            <w:tcW w:w="0" w:type="auto"/>
+          </w:tcPr>
           <w:p>
             <w:pPr>
               <w:pStyle w:val="Compact"/>
-              <w:jc w:val="left"/>
+              <w:spacing w:line="360" w:lineRule="auto"/>
+              <w:rPr>
+                <w:rFonts w:ascii="Arial" w:hAnsi="Arial" w:cs="Arial"/>
+                <w:b/>
+                <w:bCs/>
+              </w:rPr>
             </w:pPr>
             <w:r>
-              <w:t xml:space="preserve">Qué hacer</w:t>
+              <w:rPr>
+                <w:rFonts w:ascii="Arial" w:hAnsi="Arial" w:cs="Arial"/>
+                <w:b/>
+                <w:bCs/>
+              </w:rPr>
+              <w:t>Qué hacer</w:t>
             </w:r>
           </w:p>
         </w:tc>
       </w:tr>
       <w:tr>
         <w:tc>
-          <w:tcPr/>
+          <w:tcPr>
+            <w:tcW w:w="0" w:type="auto"/>
+          </w:tcPr>
           <w:p>
             <w:pPr>
               <w:pStyle w:val="Compact"/>
-              <w:jc w:val="left"/>
+              <w:spacing w:line="360" w:lineRule="auto"/>
+              <w:rPr>
+                <w:rFonts w:ascii="Arial" w:hAnsi="Arial" w:cs="Arial"/>
+              </w:rPr>
             </w:pPr>
             <w:r>
-              <w:t xml:space="preserve">Usuario o contraseña incorrectos</w:t>
+              <w:rPr>
+                <w:rFonts w:ascii="Arial" w:hAnsi="Arial" w:cs="Arial"/>
+              </w:rPr>
+              <w:t>Usuario o contraseña incorrectos</w:t>
             </w:r>
           </w:p>
         </w:tc>
         <w:tc>
-          <w:tcPr/>
+          <w:tcPr>
+            <w:tcW w:w="0" w:type="auto"/>
+          </w:tcPr>
           <w:p>
             <w:pPr>
               <w:pStyle w:val="Compact"/>
-              <w:jc w:val="left"/>
+              <w:spacing w:line="360" w:lineRule="auto"/>
+              <w:rPr>
+                <w:rFonts w:ascii="Arial" w:hAnsi="Arial" w:cs="Arial"/>
+                <w:lang w:val="es-PE"/>
+              </w:rPr>
             </w:pPr>
             <w:r>
-              <w:t xml:space="preserve">Verifique los datos o pida al administrador restablecer su contraseña.</w:t>
+              <w:rPr>
+                <w:rFonts w:ascii="Arial" w:hAnsi="Arial" w:cs="Arial"/>
+                <w:lang w:val="es-PE"/>
+              </w:rPr>
+              <w:t>Verifique los datos o pida al administrador restablecer su contraseña.</w:t>
             </w:r>
           </w:p>
         </w:tc>
       </w:tr>
       <w:tr>
         <w:tc>
-          <w:tcPr/>
+          <w:tcPr>
+            <w:tcW w:w="0" w:type="auto"/>
+          </w:tcPr>
           <w:p>
             <w:pPr>
               <w:pStyle w:val="Compact"/>
-              <w:jc w:val="left"/>
+              <w:spacing w:line="360" w:lineRule="auto"/>
+              <w:rPr>
+                <w:rFonts w:ascii="Arial" w:hAnsi="Arial" w:cs="Arial"/>
+              </w:rPr>
             </w:pPr>
             <w:r>
-              <w:t xml:space="preserve">Stock insuficiente</w:t>
+              <w:rPr>
+                <w:rFonts w:ascii="Arial" w:hAnsi="Arial" w:cs="Arial"/>
+              </w:rPr>
+              <w:t>Stock insuficiente</w:t>
             </w:r>
           </w:p>
         </w:tc>
         <w:tc>
-          <w:tcPr/>
+          <w:tcPr>
+            <w:tcW w:w="0" w:type="auto"/>
+          </w:tcPr>
           <w:p>
             <w:pPr>
               <w:pStyle w:val="Compact"/>
-              <w:jc w:val="left"/>
+              <w:spacing w:line="360" w:lineRule="auto"/>
+              <w:rPr>
+                <w:rFonts w:ascii="Arial" w:hAnsi="Arial" w:cs="Arial"/>
+                <w:lang w:val="es-PE"/>
+              </w:rPr>
             </w:pPr>
             <w:r>
-              <w:t xml:space="preserve">Reduzca la cantidad o registre una entrada de mercadería.</w:t>
+              <w:rPr>
+                <w:rFonts w:ascii="Arial" w:hAnsi="Arial" w:cs="Arial"/>
+                <w:lang w:val="es-PE"/>
+              </w:rPr>
+              <w:t>Reduzca la cantidad o registre una entrada de mercadería.</w:t>
             </w:r>
           </w:p>
         </w:tc>
       </w:tr>
       <w:tr>
         <w:tc>
-          <w:tcPr/>
+          <w:tcPr>
+            <w:tcW w:w="0" w:type="auto"/>
+          </w:tcPr>
           <w:p>
             <w:pPr>
               <w:pStyle w:val="Compact"/>
-              <w:jc w:val="left"/>
+              <w:spacing w:line="360" w:lineRule="auto"/>
+              <w:rPr>
+                <w:rFonts w:ascii="Arial" w:hAnsi="Arial" w:cs="Arial"/>
+                <w:lang w:val="es-PE"/>
+              </w:rPr>
             </w:pPr>
             <w:r>
-              <w:t xml:space="preserve">Ya existe un producto con el código…</w:t>
+              <w:rPr>
+                <w:rFonts w:ascii="Arial" w:hAnsi="Arial" w:cs="Arial"/>
+                <w:lang w:val="es-PE"/>
+              </w:rPr>
+              <w:t>Ya existe un producto con el código…</w:t>
             </w:r>
           </w:p>
         </w:tc>
         <w:tc>
-          <w:tcPr/>
+          <w:tcPr>
+            <w:tcW w:w="0" w:type="auto"/>
+          </w:tcPr>
           <w:p>
             <w:pPr>
               <w:pStyle w:val="Compact"/>
-              <w:jc w:val="left"/>
+              <w:spacing w:line="360" w:lineRule="auto"/>
+              <w:rPr>
+                <w:rFonts w:ascii="Arial" w:hAnsi="Arial" w:cs="Arial"/>
+                <w:lang w:val="es-PE"/>
+              </w:rPr>
             </w:pPr>
             <w:r>
-              <w:t xml:space="preserve">Use otro código o edite el producto existente.</w:t>
+              <w:rPr>
+                <w:rFonts w:ascii="Arial" w:hAnsi="Arial" w:cs="Arial"/>
+                <w:lang w:val="es-PE"/>
+              </w:rPr>
+              <w:t>Use otro código o edite el producto existente.</w:t>
             </w:r>
           </w:p>
         </w:tc>
       </w:tr>
       <w:tr>
         <w:tc>
-          <w:tcPr/>
+          <w:tcPr>
+            <w:tcW w:w="0" w:type="auto"/>
+          </w:tcPr>
           <w:p>
             <w:pPr>
               <w:pStyle w:val="Compact"/>
-              <w:jc w:val="left"/>
+              <w:spacing w:line="360" w:lineRule="auto"/>
+              <w:rPr>
+                <w:rFonts w:ascii="Arial" w:hAnsi="Arial" w:cs="Arial"/>
+                <w:lang w:val="es-PE"/>
+              </w:rPr>
             </w:pPr>
             <w:r>
-              <w:t xml:space="preserve">No tiene permiso para esta acción</w:t>
+              <w:rPr>
+                <w:rFonts w:ascii="Arial" w:hAnsi="Arial" w:cs="Arial"/>
+                <w:lang w:val="es-PE"/>
+              </w:rPr>
+              <w:t>No tiene permiso para esta acción</w:t>
             </w:r>
           </w:p>
         </w:tc>
         <w:tc>
-          <w:tcPr/>
+          <w:tcPr>
+            <w:tcW w:w="0" w:type="auto"/>
+          </w:tcPr>
           <w:p>
             <w:pPr>
               <w:pStyle w:val="Compact"/>
-              <w:jc w:val="left"/>
+              <w:spacing w:line="360" w:lineRule="auto"/>
+              <w:rPr>
+                <w:rFonts w:ascii="Arial" w:hAnsi="Arial" w:cs="Arial"/>
+                <w:lang w:val="es-PE"/>
+              </w:rPr>
             </w:pPr>
             <w:r>
-              <w:t xml:space="preserve">Esa opción es solo para el administrador.</w:t>
+              <w:rPr>
+                <w:rFonts w:ascii="Arial" w:hAnsi="Arial" w:cs="Arial"/>
+                <w:lang w:val="es-PE"/>
+              </w:rPr>
+              <w:t>Esa opción es solo para el administrador.</w:t>
             </w:r>
           </w:p>
         </w:tc>
       </w:tr>
       <w:tr>
         <w:tc>
-          <w:tcPr/>
+          <w:tcPr>
+            <w:tcW w:w="0" w:type="auto"/>
+          </w:tcPr>
           <w:p>
             <w:pPr>
               <w:pStyle w:val="Compact"/>
-              <w:jc w:val="left"/>
+              <w:spacing w:line="360" w:lineRule="auto"/>
+              <w:rPr>
+                <w:rFonts w:ascii="Arial" w:hAnsi="Arial" w:cs="Arial"/>
+                <w:lang w:val="es-PE"/>
+              </w:rPr>
             </w:pPr>
             <w:r>
-              <w:t xml:space="preserve">No se pudo conectar con el servidor</w:t>
+              <w:rPr>
+                <w:rFonts w:ascii="Arial" w:hAnsi="Arial" w:cs="Arial"/>
+                <w:lang w:val="es-PE"/>
+              </w:rPr>
+              <w:t>No se pudo conectar con el servidor</w:t>
             </w:r>
           </w:p>
         </w:tc>
         <w:tc>
-          <w:tcPr/>
+          <w:tcPr>
+            <w:tcW w:w="0" w:type="auto"/>
+          </w:tcPr>
           <w:p>
             <w:pPr>
               <w:pStyle w:val="Compact"/>
-              <w:jc w:val="left"/>
+              <w:spacing w:line="360" w:lineRule="auto"/>
+              <w:rPr>
+                <w:rFonts w:ascii="Arial" w:hAnsi="Arial" w:cs="Arial"/>
+                <w:lang w:val="es-PE"/>
+              </w:rPr>
             </w:pPr>
             <w:r>
-              <w:t xml:space="preserve">Avise al equipo del proyecto: el sistema no está en ejecución.</w:t>
+              <w:rPr>
+                <w:rFonts w:ascii="Arial" w:hAnsi="Arial" w:cs="Arial"/>
+                <w:lang w:val="es-PE"/>
+              </w:rPr>
+              <w:t>Avise al equipo del proyecto: el sistema no está en ejecución.</w:t>
             </w:r>
           </w:p>
         </w:tc>
       </w:tr>
+      <w:bookmarkEnd w:id="0"/>
+      <w:bookmarkEnd w:id="8"/>
     </w:tbl>
-    <w:bookmarkEnd w:id="27"/>
-    <w:bookmarkEnd w:id="28"/>
-    <w:sectPr/>
+    <w:p>
+      <w:pPr>
+        <w:spacing w:line="360" w:lineRule="auto"/>
+        <w:rPr>
+          <w:rFonts w:ascii="Arial" w:hAnsi="Arial" w:cs="Arial"/>
+          <w:lang w:val="es-PE"/>
+        </w:rPr>
+      </w:pPr>
+    </w:p>
+    <w:sectPr>
+      <w:pgSz w:w="12240" w:h="15840"/>
+      <w:pgMar w:top="1417" w:right="1701" w:bottom="1417" w:left="1701" w:header="720" w:footer="720" w:gutter="0"/>
+      <w:cols w:space="720"/>
+    </w:sectPr>
   </w:body>
 </w:document>
 </file>
 
-<file path=word/comments.xml><?xml version="1.0" encoding="utf-8"?>
-<w:comments xmlns:w="http://schemas.openxmlformats.org/wordprocessingml/2006/main" xmlns:m="http://schemas.openxmlformats.org/officeDocument/2006/math" xmlns:r="http://schemas.openxmlformats.org/officeDocument/2006/relationships" xmlns:o="urn:schemas-microsoft-com:office:office" xmlns:v="urn:schemas-microsoft-com:vml" xmlns:w10="urn:schemas-microsoft-com:office:word" xmlns:a="http://schemas.openxmlformats.org/drawingml/2006/main" xmlns:pic="http://schemas.openxmlformats.org/drawingml/2006/picture" xmlns:wp="http://schemas.openxmlformats.org/drawingml/2006/wordprocessingDrawing"/>
+<file path=word/endnotes.xml><?xml version="1.0" encoding="utf-8"?>
+<w:endnotes xmlns:wpc="http://schemas.microsoft.com/office/word/2010/wordprocessingCanvas" xmlns:cx="http://schemas.microsoft.com/office/drawing/2014/chartex" xmlns:cx1="http://schemas.microsoft.com/office/drawing/2015/9/8/chartex" xmlns:cx2="http://schemas.microsoft.com/office/drawing/2015/10/21/chartex" xmlns:cx3="http://schemas.microsoft.com/office/drawing/2016/5/9/chartex" xmlns:cx4="http://schemas.microsoft.com/office/drawing/2016/5/10/chartex" xmlns:cx5="http://schemas.microsoft.com/office/drawing/2016/5/11/chartex" xmlns:cx6="http://schemas.microsoft.com/office/drawing/2016/5/12/chartex" xmlns:cx7="http://schemas.microsoft.com/office/drawing/2016/5/13/chartex" xmlns:cx8="http://schemas.microsoft.com/office/drawing/2016/5/14/chartex" xmlns:mc="http://schemas.openxmlformats.org/markup-compatibility/2006" xmlns:aink="http://schemas.microsoft.com/office/drawing/2016/ink" xmlns:am3d="http://schemas.microsoft.com/office/drawing/2017/model3d" xmlns:o="urn:schemas-microsoft-com:office:office" xmlns:oel="http://schemas.microsoft.com/office/2019/extlst" xmlns:r="http://schemas.openxmlformats.org/officeDocument/2006/relationships" xmlns:m="http://schemas.openxmlformats.org/officeDocument/2006/math" xmlns:v="urn:schemas-microsoft-com:vml" xmlns:wp14="http://schemas.microsoft.com/office/word/2010/wordprocessingDrawing" xmlns:wp="http://schemas.openxmlformats.org/drawingml/2006/wordprocessingDrawing" xmlns:w10="urn:schemas-microsoft-com:office:word" xmlns:w="http://schemas.openxmlformats.org/wordprocessingml/2006/main" xmlns:w14="http://schemas.microsoft.com/office/word/2010/wordml" xmlns:w15="http://schemas.microsoft.com/office/word/2012/wordml" xmlns:w16cex="http://schemas.microsoft.com/office/word/2018/wordml/cex" xmlns:w16cid="http://schemas.microsoft.com/office/word/2016/wordml/cid" xmlns:w16="http://schemas.microsoft.com/office/word/2018/wordml" xmlns:w16sdtdh="http://schemas.microsoft.com/office/word/2020/wordml/sdtdatahash" xmlns:w16se="http://schemas.microsoft.com/office/word/2015/wordml/symex" xmlns:wpg="http://schemas.microsoft.com/office/word/2010/wordprocessingGroup" xmlns:wpi="http://schemas.microsoft.com/office/word/2010/wordprocessingInk" xmlns:wne="http://schemas.microsoft.com/office/word/2006/wordml" xmlns:wps="http://schemas.microsoft.com/office/word/2010/wordprocessingShape" mc:Ignorable="w14 w15 w16se w16cid w16 w16cex w16sdtdh wp14">
+  <w:endnote w:type="separator" w:id="-1">
+    <w:p>
+      <w:pPr>
+        <w:spacing w:after="0"/>
+      </w:pPr>
+      <w:r>
+        <w:separator/>
+      </w:r>
+    </w:p>
+  </w:endnote>
+  <w:endnote w:type="continuationSeparator" w:id="0">
+    <w:p>
+      <w:pPr>
+        <w:spacing w:after="0"/>
+      </w:pPr>
+      <w:r>
+        <w:continuationSeparator/>
+      </w:r>
+    </w:p>
+  </w:endnote>
+</w:endnotes>
 </file>
 
 <file path=word/footnotes.xml><?xml version="1.0" encoding="utf-8"?>
-<w:footnotes xmlns:w="http://schemas.openxmlformats.org/wordprocessingml/2006/main" xmlns:m="http://schemas.openxmlformats.org/officeDocument/2006/math" xmlns:r="http://schemas.openxmlformats.org/officeDocument/2006/relationships" xmlns:o="urn:schemas-microsoft-com:office:office" xmlns:v="urn:schemas-microsoft-com:vml" xmlns:w10="urn:schemas-microsoft-com:office:word" xmlns:a="http://schemas.openxmlformats.org/drawingml/2006/main" xmlns:pic="http://schemas.openxmlformats.org/drawingml/2006/picture" xmlns:wp="http://schemas.openxmlformats.org/drawingml/2006/wordprocessingDrawing">
+<w:footnotes xmlns:wpc="http://schemas.microsoft.com/office/word/2010/wordprocessingCanvas" xmlns:cx="http://schemas.microsoft.com/office/drawing/2014/chartex" xmlns:cx1="http://schemas.microsoft.com/office/drawing/2015/9/8/chartex" xmlns:cx2="http://schemas.microsoft.com/office/drawing/2015/10/21/chartex" xmlns:cx3="http://schemas.microsoft.com/office/drawing/2016/5/9/chartex" xmlns:cx4="http://schemas.microsoft.com/office/drawing/2016/5/10/chartex" xmlns:cx5="http://schemas.microsoft.com/office/drawing/2016/5/11/chartex" xmlns:cx6="http://schemas.microsoft.com/office/drawing/2016/5/12/chartex" xmlns:cx7="http://schemas.microsoft.com/office/drawing/2016/5/13/chartex" xmlns:cx8="http://schemas.microsoft.com/office/drawing/2016/5/14/chartex" xmlns:mc="http://schemas.openxmlformats.org/markup-compatibility/2006" xmlns:aink="http://schemas.microsoft.com/office/drawing/2016/ink" xmlns:am3d="http://schemas.microsoft.com/office/drawing/2017/model3d" xmlns:o="urn:schemas-microsoft-com:office:office" xmlns:oel="http://schemas.microsoft.com/office/2019/extlst" xmlns:r="http://schemas.openxmlformats.org/officeDocument/2006/relationships" xmlns:m="http://schemas.openxmlformats.org/officeDocument/2006/math" xmlns:v="urn:schemas-microsoft-com:vml" xmlns:wp14="http://schemas.microsoft.com/office/word/2010/wordprocessingDrawing" xmlns:wp="http://schemas.openxmlformats.org/drawingml/2006/wordprocessingDrawing" xmlns:w10="urn:schemas-microsoft-com:office:word" xmlns:w="http://schemas.openxmlformats.org/wordprocessingml/2006/main" xmlns:w14="http://schemas.microsoft.com/office/word/2010/wordml" xmlns:w15="http://schemas.microsoft.com/office/word/2012/wordml" xmlns:w16cex="http://schemas.microsoft.com/office/word/2018/wordml/cex" xmlns:w16cid="http://schemas.microsoft.com/office/word/2016/wordml/cid" xmlns:w16="http://schemas.microsoft.com/office/word/2018/wordml" xmlns:w16sdtdh="http://schemas.microsoft.com/office/word/2020/wordml/sdtdatahash" xmlns:w16se="http://schemas.microsoft.com/office/word/2015/wordml/symex" xmlns:wpg="http://schemas.microsoft.com/office/word/2010/wordprocessingGroup" xmlns:wpi="http://schemas.microsoft.com/office/word/2010/wordprocessingInk" xmlns:wne="http://schemas.microsoft.com/office/word/2006/wordml" xmlns:wps="http://schemas.microsoft.com/office/word/2010/wordprocessingShape" mc:Ignorable="w14 w15 w16se w16cid w16 w16cex w16sdtdh wp14">
+  <w:footnote w:type="separator" w:id="-1">
+    <w:p>
+      <w:r>
+        <w:separator/>
+      </w:r>
+    </w:p>
+  </w:footnote>
   <w:footnote w:type="continuationSeparator" w:id="0">
     <w:p>
       <w:r>
         <w:continuationSeparator/>
-      </w:r>
-    </w:p>
-  </w:footnote>
-  <w:footnote w:type="separator" w:id="-1">
-    <w:p>
-      <w:r>
-        <w:separator/>
       </w:r>
     </w:p>
   </w:footnote>
@@ -1292,10 +1955,11 @@
 </file>
 
 <file path=word/numbering.xml><?xml version="1.0" encoding="utf-8"?>
-<w:numbering xmlns:w="http://schemas.openxmlformats.org/wordprocessingml/2006/main">
-  <w:abstractNum w:abstractNumId="990">
-    <w:nsid w:val="A990"/>
+<w:numbering xmlns:wpc="http://schemas.microsoft.com/office/word/2010/wordprocessingCanvas" xmlns:cx="http://schemas.microsoft.com/office/drawing/2014/chartex" xmlns:cx1="http://schemas.microsoft.com/office/drawing/2015/9/8/chartex" xmlns:cx2="http://schemas.microsoft.com/office/drawing/2015/10/21/chartex" xmlns:cx3="http://schemas.microsoft.com/office/drawing/2016/5/9/chartex" xmlns:cx4="http://schemas.microsoft.com/office/drawing/2016/5/10/chartex" xmlns:cx5="http://schemas.microsoft.com/office/drawing/2016/5/11/chartex" xmlns:cx6="http://schemas.microsoft.com/office/drawing/2016/5/12/chartex" xmlns:cx7="http://schemas.microsoft.com/office/drawing/2016/5/13/chartex" xmlns:cx8="http://schemas.microsoft.com/office/drawing/2016/5/14/chartex" xmlns:mc="http://schemas.openxmlformats.org/markup-compatibility/2006" xmlns:aink="http://schemas.microsoft.com/office/drawing/2016/ink" xmlns:am3d="http://schemas.microsoft.com/office/drawing/2017/model3d" xmlns:o="urn:schemas-microsoft-com:office:office" xmlns:oel="http://schemas.microsoft.com/office/2019/extlst" xmlns:r="http://schemas.openxmlformats.org/officeDocument/2006/relationships" xmlns:m="http://schemas.openxmlformats.org/officeDocument/2006/math" xmlns:v="urn:schemas-microsoft-com:vml" xmlns:wp14="http://schemas.microsoft.com/office/word/2010/wordprocessingDrawing" xmlns:wp="http://schemas.openxmlformats.org/drawingml/2006/wordprocessingDrawing" xmlns:w10="urn:schemas-microsoft-com:office:word" xmlns:w="http://schemas.openxmlformats.org/wordprocessingml/2006/main" xmlns:w14="http://schemas.microsoft.com/office/word/2010/wordml" xmlns:w15="http://schemas.microsoft.com/office/word/2012/wordml" xmlns:w16cex="http://schemas.microsoft.com/office/word/2018/wordml/cex" xmlns:w16cid="http://schemas.microsoft.com/office/word/2016/wordml/cid" xmlns:w16="http://schemas.microsoft.com/office/word/2018/wordml" xmlns:w16sdtdh="http://schemas.microsoft.com/office/word/2020/wordml/sdtdatahash" xmlns:w16se="http://schemas.microsoft.com/office/word/2015/wordml/symex" xmlns:wpg="http://schemas.microsoft.com/office/word/2010/wordprocessingGroup" xmlns:wpi="http://schemas.microsoft.com/office/word/2010/wordprocessingInk" xmlns:wne="http://schemas.microsoft.com/office/word/2006/wordml" xmlns:wps="http://schemas.microsoft.com/office/word/2010/wordprocessingShape" mc:Ignorable="w14 w15 w16se w16cid w16 w16cex w16sdtdh wp14">
+  <w:abstractNum w:abstractNumId="0" w15:restartNumberingAfterBreak="0">
+    <w:nsid w:val="0000A990"/>
     <w:multiLevelType w:val="multilevel"/>
+    <w:tmpl w:val="3FFAEE28"/>
     <w:lvl w:ilvl="0">
       <w:numFmt w:val="bullet"/>
       <w:lvlText w:val=" "/>
@@ -1369,9 +2033,87 @@
       </w:pPr>
     </w:lvl>
   </w:abstractNum>
-  <w:abstractNum w:abstractNumId="99411">
-    <w:nsid w:val="A99411"/>
+  <w:abstractNum w:abstractNumId="1" w15:restartNumberingAfterBreak="0">
+    <w:nsid w:val="0000A991"/>
     <w:multiLevelType w:val="multilevel"/>
+    <w:tmpl w:val="8786B926"/>
+    <w:lvl w:ilvl="0">
+      <w:numFmt w:val="bullet"/>
+      <w:lvlText w:val="•"/>
+      <w:lvlJc w:val="left"/>
+      <w:pPr>
+        <w:ind w:left="720" w:hanging="480"/>
+      </w:pPr>
+    </w:lvl>
+    <w:lvl w:ilvl="1">
+      <w:numFmt w:val="bullet"/>
+      <w:lvlText w:val="–"/>
+      <w:lvlJc w:val="left"/>
+      <w:pPr>
+        <w:ind w:left="1440" w:hanging="480"/>
+      </w:pPr>
+    </w:lvl>
+    <w:lvl w:ilvl="2">
+      <w:numFmt w:val="bullet"/>
+      <w:lvlText w:val="•"/>
+      <w:lvlJc w:val="left"/>
+      <w:pPr>
+        <w:ind w:left="2160" w:hanging="480"/>
+      </w:pPr>
+    </w:lvl>
+    <w:lvl w:ilvl="3">
+      <w:numFmt w:val="bullet"/>
+      <w:lvlText w:val="–"/>
+      <w:lvlJc w:val="left"/>
+      <w:pPr>
+        <w:ind w:left="2880" w:hanging="480"/>
+      </w:pPr>
+    </w:lvl>
+    <w:lvl w:ilvl="4">
+      <w:numFmt w:val="bullet"/>
+      <w:lvlText w:val="•"/>
+      <w:lvlJc w:val="left"/>
+      <w:pPr>
+        <w:ind w:left="3600" w:hanging="480"/>
+      </w:pPr>
+    </w:lvl>
+    <w:lvl w:ilvl="5">
+      <w:numFmt w:val="bullet"/>
+      <w:lvlText w:val="–"/>
+      <w:lvlJc w:val="left"/>
+      <w:pPr>
+        <w:ind w:left="4320" w:hanging="480"/>
+      </w:pPr>
+    </w:lvl>
+    <w:lvl w:ilvl="6">
+      <w:numFmt w:val="bullet"/>
+      <w:lvlText w:val="•"/>
+      <w:lvlJc w:val="left"/>
+      <w:pPr>
+        <w:ind w:left="5040" w:hanging="480"/>
+      </w:pPr>
+    </w:lvl>
+    <w:lvl w:ilvl="7">
+      <w:numFmt w:val="bullet"/>
+      <w:lvlText w:val="–"/>
+      <w:lvlJc w:val="left"/>
+      <w:pPr>
+        <w:ind w:left="5760" w:hanging="480"/>
+      </w:pPr>
+    </w:lvl>
+    <w:lvl w:ilvl="8">
+      <w:numFmt w:val="bullet"/>
+      <w:lvlText w:val="•"/>
+      <w:lvlJc w:val="left"/>
+      <w:pPr>
+        <w:ind w:left="6480" w:hanging="480"/>
+      </w:pPr>
+    </w:lvl>
+  </w:abstractNum>
+  <w:abstractNum w:abstractNumId="2" w15:restartNumberingAfterBreak="0">
+    <w:nsid w:val="00A99411"/>
+    <w:multiLevelType w:val="multilevel"/>
+    <w:tmpl w:val="64DE206C"/>
     <w:lvl w:ilvl="0">
       <w:start w:val="1"/>
       <w:numFmt w:val="decimal"/>
@@ -1454,87 +2196,11 @@
       </w:pPr>
     </w:lvl>
   </w:abstractNum>
-  <w:abstractNum w:abstractNumId="991">
-    <w:nsid w:val="A991"/>
-    <w:multiLevelType w:val="multilevel"/>
-    <w:lvl w:ilvl="0">
-      <w:numFmt w:val="bullet"/>
-      <w:lvlText w:val="•"/>
-      <w:lvlJc w:val="left"/>
-      <w:pPr>
-        <w:ind w:left="720" w:hanging="480"/>
-      </w:pPr>
-    </w:lvl>
-    <w:lvl w:ilvl="1">
-      <w:numFmt w:val="bullet"/>
-      <w:lvlText w:val="–"/>
-      <w:lvlJc w:val="left"/>
-      <w:pPr>
-        <w:ind w:left="1440" w:hanging="480"/>
-      </w:pPr>
-    </w:lvl>
-    <w:lvl w:ilvl="2">
-      <w:numFmt w:val="bullet"/>
-      <w:lvlText w:val="•"/>
-      <w:lvlJc w:val="left"/>
-      <w:pPr>
-        <w:ind w:left="2160" w:hanging="480"/>
-      </w:pPr>
-    </w:lvl>
-    <w:lvl w:ilvl="3">
-      <w:numFmt w:val="bullet"/>
-      <w:lvlText w:val="–"/>
-      <w:lvlJc w:val="left"/>
-      <w:pPr>
-        <w:ind w:left="2880" w:hanging="480"/>
-      </w:pPr>
-    </w:lvl>
-    <w:lvl w:ilvl="4">
-      <w:numFmt w:val="bullet"/>
-      <w:lvlText w:val="•"/>
-      <w:lvlJc w:val="left"/>
-      <w:pPr>
-        <w:ind w:left="3600" w:hanging="480"/>
-      </w:pPr>
-    </w:lvl>
-    <w:lvl w:ilvl="5">
-      <w:numFmt w:val="bullet"/>
-      <w:lvlText w:val="–"/>
-      <w:lvlJc w:val="left"/>
-      <w:pPr>
-        <w:ind w:left="4320" w:hanging="480"/>
-      </w:pPr>
-    </w:lvl>
-    <w:lvl w:ilvl="6">
-      <w:numFmt w:val="bullet"/>
-      <w:lvlText w:val="•"/>
-      <w:lvlJc w:val="left"/>
-      <w:pPr>
-        <w:ind w:left="5040" w:hanging="480"/>
-      </w:pPr>
-    </w:lvl>
-    <w:lvl w:ilvl="7">
-      <w:numFmt w:val="bullet"/>
-      <w:lvlText w:val="–"/>
-      <w:lvlJc w:val="left"/>
-      <w:pPr>
-        <w:ind w:left="5760" w:hanging="480"/>
-      </w:pPr>
-    </w:lvl>
-    <w:lvl w:ilvl="8">
-      <w:numFmt w:val="bullet"/>
-      <w:lvlText w:val="•"/>
-      <w:lvlJc w:val="left"/>
-      <w:pPr>
-        <w:ind w:left="6480" w:hanging="480"/>
-      </w:pPr>
-    </w:lvl>
-  </w:abstractNum>
-  <w:num w:numId="1000">
-    <w:abstractNumId w:val="990"/>
+  <w:num w:numId="1" w16cid:durableId="359015613">
+    <w:abstractNumId w:val="0"/>
   </w:num>
-  <w:num w:numId="1001">
-    <w:abstractNumId w:val="99411"/>
+  <w:num w:numId="2" w16cid:durableId="1956591332">
+    <w:abstractNumId w:val="2"/>
     <w:lvlOverride w:ilvl="0">
       <w:startOverride w:val="1"/>
     </w:lvlOverride>
@@ -1563,8 +2229,8 @@
       <w:startOverride w:val="1"/>
     </w:lvlOverride>
   </w:num>
-  <w:num w:numId="1002">
-    <w:abstractNumId w:val="99411"/>
+  <w:num w:numId="3" w16cid:durableId="848914031">
+    <w:abstractNumId w:val="2"/>
     <w:lvlOverride w:ilvl="0">
       <w:startOverride w:val="1"/>
     </w:lvlOverride>
@@ -1593,8 +2259,8 @@
       <w:startOverride w:val="1"/>
     </w:lvlOverride>
   </w:num>
-  <w:num w:numId="1003">
-    <w:abstractNumId w:val="99411"/>
+  <w:num w:numId="4" w16cid:durableId="1333727749">
+    <w:abstractNumId w:val="2"/>
     <w:lvlOverride w:ilvl="0">
       <w:startOverride w:val="1"/>
     </w:lvlOverride>
@@ -1623,11 +2289,11 @@
       <w:startOverride w:val="1"/>
     </w:lvlOverride>
   </w:num>
-  <w:num w:numId="1004">
-    <w:abstractNumId w:val="991"/>
+  <w:num w:numId="5" w16cid:durableId="1215003480">
+    <w:abstractNumId w:val="1"/>
   </w:num>
-  <w:num w:numId="1005">
-    <w:abstractNumId w:val="99411"/>
+  <w:num w:numId="6" w16cid:durableId="1852065230">
+    <w:abstractNumId w:val="2"/>
     <w:lvlOverride w:ilvl="0">
       <w:startOverride w:val="1"/>
     </w:lvlOverride>
@@ -1656,8 +2322,8 @@
       <w:startOverride w:val="1"/>
     </w:lvlOverride>
   </w:num>
-  <w:num w:numId="1006">
-    <w:abstractNumId w:val="99411"/>
+  <w:num w:numId="7" w16cid:durableId="492768330">
+    <w:abstractNumId w:val="2"/>
     <w:lvlOverride w:ilvl="0">
       <w:startOverride w:val="1"/>
     </w:lvlOverride>
@@ -1686,21 +2352,21 @@
       <w:startOverride w:val="1"/>
     </w:lvlOverride>
   </w:num>
-  <w:num w:numId="1007">
-    <w:abstractNumId w:val="991"/>
+  <w:num w:numId="8" w16cid:durableId="491989280">
+    <w:abstractNumId w:val="1"/>
   </w:num>
 </w:numbering>
 </file>
 
 <file path=word/styles.xml><?xml version="1.0" encoding="utf-8"?>
-<w:styles xmlns:r="http://schemas.openxmlformats.org/officeDocument/2006/relationships" xmlns:w="http://schemas.openxmlformats.org/wordprocessingml/2006/main">
+<w:styles xmlns:mc="http://schemas.openxmlformats.org/markup-compatibility/2006" xmlns:r="http://schemas.openxmlformats.org/officeDocument/2006/relationships" xmlns:w="http://schemas.openxmlformats.org/wordprocessingml/2006/main" xmlns:w14="http://schemas.microsoft.com/office/word/2010/wordml" xmlns:w15="http://schemas.microsoft.com/office/word/2012/wordml" xmlns:w16cex="http://schemas.microsoft.com/office/word/2018/wordml/cex" xmlns:w16cid="http://schemas.microsoft.com/office/word/2016/wordml/cid" xmlns:w16="http://schemas.microsoft.com/office/word/2018/wordml" xmlns:w16sdtdh="http://schemas.microsoft.com/office/word/2020/wordml/sdtdatahash" xmlns:w16se="http://schemas.microsoft.com/office/word/2015/wordml/symex" mc:Ignorable="w14 w15 w16se w16cid w16 w16cex w16sdtdh">
   <w:docDefaults>
     <w:rPrDefault>
       <w:rPr>
-        <w:rFonts w:asciiTheme="minorHAnsi" w:cstheme="minorBidi" w:eastAsiaTheme="minorHAnsi" w:hAnsiTheme="minorHAnsi"/>
+        <w:rFonts w:asciiTheme="minorHAnsi" w:eastAsiaTheme="minorHAnsi" w:hAnsiTheme="minorHAnsi" w:cstheme="minorBidi"/>
         <w:sz w:val="24"/>
         <w:szCs w:val="24"/>
-        <w:lang w:bidi="ar-SA" w:eastAsia="en-US" w:val="en-US"/>
+        <w:lang w:val="en-US" w:eastAsia="en-US" w:bidi="ar-SA"/>
       </w:rPr>
     </w:rPrDefault>
     <w:pPrDefault>
@@ -1709,73 +2375,513 @@
       </w:pPr>
     </w:pPrDefault>
   </w:docDefaults>
-  <w:latentStyles w:count="276" w:defLockedState="0" w:defQFormat="0" w:defSemiHidden="0" w:defUIPriority="0" w:defUnhideWhenUsed="0"/>
-  <w:style w:default="1" w:styleId="Normal" w:type="paragraph">
+  <w:latentStyles w:defLockedState="0" w:defUIPriority="0" w:defSemiHidden="0" w:defUnhideWhenUsed="0" w:defQFormat="0" w:count="376">
+    <w:lsdException w:name="Normal Table" w:semiHidden="1" w:unhideWhenUsed="1"/>
+    <w:lsdException w:name="Table Simple 1" w:semiHidden="1" w:unhideWhenUsed="1"/>
+    <w:lsdException w:name="Table Simple 2" w:semiHidden="1" w:unhideWhenUsed="1"/>
+    <w:lsdException w:name="Table Simple 3" w:semiHidden="1" w:unhideWhenUsed="1"/>
+    <w:lsdException w:name="Table Classic 1" w:semiHidden="1" w:unhideWhenUsed="1"/>
+    <w:lsdException w:name="Table Classic 2" w:semiHidden="1" w:unhideWhenUsed="1"/>
+    <w:lsdException w:name="Table Classic 3" w:semiHidden="1" w:unhideWhenUsed="1"/>
+    <w:lsdException w:name="Table Classic 4" w:semiHidden="1" w:unhideWhenUsed="1"/>
+    <w:lsdException w:name="Table Colorful 1" w:semiHidden="1" w:unhideWhenUsed="1"/>
+    <w:lsdException w:name="Table Colorful 2" w:semiHidden="1" w:unhideWhenUsed="1"/>
+    <w:lsdException w:name="Table Colorful 3" w:semiHidden="1" w:unhideWhenUsed="1"/>
+    <w:lsdException w:name="Table Columns 1" w:semiHidden="1" w:unhideWhenUsed="1"/>
+    <w:lsdException w:name="Table Columns 2" w:semiHidden="1" w:unhideWhenUsed="1"/>
+    <w:lsdException w:name="Table Columns 3" w:semiHidden="1" w:unhideWhenUsed="1"/>
+    <w:lsdException w:name="Table Columns 4" w:semiHidden="1" w:unhideWhenUsed="1"/>
+    <w:lsdException w:name="Table Columns 5" w:semiHidden="1" w:unhideWhenUsed="1"/>
+    <w:lsdException w:name="Table Grid 1" w:semiHidden="1" w:unhideWhenUsed="1"/>
+    <w:lsdException w:name="Table Grid 2" w:semiHidden="1" w:unhideWhenUsed="1"/>
+    <w:lsdException w:name="Table Grid 3" w:semiHidden="1" w:unhideWhenUsed="1"/>
+    <w:lsdException w:name="Table Grid 4" w:semiHidden="1" w:unhideWhenUsed="1"/>
+    <w:lsdException w:name="Table Grid 5" w:semiHidden="1" w:unhideWhenUsed="1"/>
+    <w:lsdException w:name="Table Grid 6" w:semiHidden="1" w:unhideWhenUsed="1"/>
+    <w:lsdException w:name="Table Grid 7" w:semiHidden="1" w:unhideWhenUsed="1"/>
+    <w:lsdException w:name="Table Grid 8" w:semiHidden="1" w:unhideWhenUsed="1"/>
+    <w:lsdException w:name="Table List 1" w:semiHidden="1" w:unhideWhenUsed="1"/>
+    <w:lsdException w:name="Table List 2" w:semiHidden="1" w:unhideWhenUsed="1"/>
+    <w:lsdException w:name="Table List 3" w:semiHidden="1" w:unhideWhenUsed="1"/>
+    <w:lsdException w:name="Table List 4" w:semiHidden="1" w:unhideWhenUsed="1"/>
+    <w:lsdException w:name="Table List 5" w:semiHidden="1" w:unhideWhenUsed="1"/>
+    <w:lsdException w:name="Table List 6" w:semiHidden="1" w:unhideWhenUsed="1"/>
+    <w:lsdException w:name="Table List 7" w:semiHidden="1" w:unhideWhenUsed="1"/>
+    <w:lsdException w:name="Table List 8" w:semiHidden="1" w:unhideWhenUsed="1"/>
+    <w:lsdException w:name="Table 3D effects 1" w:semiHidden="1" w:unhideWhenUsed="1"/>
+    <w:lsdException w:name="Table 3D effects 2" w:semiHidden="1" w:unhideWhenUsed="1"/>
+    <w:lsdException w:name="Table 3D effects 3" w:semiHidden="1" w:unhideWhenUsed="1"/>
+    <w:lsdException w:name="Table Contemporary" w:semiHidden="1" w:unhideWhenUsed="1"/>
+    <w:lsdException w:name="Table Elegant" w:semiHidden="1" w:unhideWhenUsed="1"/>
+    <w:lsdException w:name="Table Professional" w:semiHidden="1" w:unhideWhenUsed="1"/>
+    <w:lsdException w:name="Table Subtle 1" w:semiHidden="1" w:unhideWhenUsed="1"/>
+    <w:lsdException w:name="Table Subtle 2" w:semiHidden="1" w:unhideWhenUsed="1"/>
+    <w:lsdException w:name="Table Web 1" w:semiHidden="1" w:unhideWhenUsed="1"/>
+    <w:lsdException w:name="Table Web 2" w:semiHidden="1" w:unhideWhenUsed="1"/>
+    <w:lsdException w:name="Table Web 3" w:semiHidden="1" w:unhideWhenUsed="1"/>
+    <w:lsdException w:name="Table Theme" w:semiHidden="1" w:unhideWhenUsed="1"/>
+    <w:lsdException w:name="Light Shading"/>
+    <w:lsdException w:name="Light List"/>
+    <w:lsdException w:name="Light Grid"/>
+    <w:lsdException w:name="Medium Shading 1"/>
+    <w:lsdException w:name="Medium Shading 2"/>
+    <w:lsdException w:name="Medium List 1"/>
+    <w:lsdException w:name="Medium List 2"/>
+    <w:lsdException w:name="Medium Grid 1"/>
+    <w:lsdException w:name="Medium Grid 2"/>
+    <w:lsdException w:name="Medium Grid 3"/>
+    <w:lsdException w:name="Dark List"/>
+    <w:lsdException w:name="Colorful Shading"/>
+    <w:lsdException w:name="Colorful List"/>
+    <w:lsdException w:name="Colorful Grid"/>
+    <w:lsdException w:name="Light Shading Accent 1"/>
+    <w:lsdException w:name="Light List Accent 1"/>
+    <w:lsdException w:name="Light Grid Accent 1"/>
+    <w:lsdException w:name="Medium Shading 1 Accent 1"/>
+    <w:lsdException w:name="Medium Shading 2 Accent 1"/>
+    <w:lsdException w:name="Medium List 1 Accent 1"/>
+    <w:lsdException w:name="Medium List 2 Accent 1"/>
+    <w:lsdException w:name="Medium Grid 1 Accent 1"/>
+    <w:lsdException w:name="Medium Grid 2 Accent 1"/>
+    <w:lsdException w:name="Medium Grid 3 Accent 1"/>
+    <w:lsdException w:name="Dark List Accent 1"/>
+    <w:lsdException w:name="Colorful Shading Accent 1"/>
+    <w:lsdException w:name="Colorful List Accent 1"/>
+    <w:lsdException w:name="Colorful Grid Accent 1"/>
+    <w:lsdException w:name="Light Shading Accent 2"/>
+    <w:lsdException w:name="Light List Accent 2"/>
+    <w:lsdException w:name="Light Grid Accent 2"/>
+    <w:lsdException w:name="Medium Shading 1 Accent 2"/>
+    <w:lsdException w:name="Medium Shading 2 Accent 2"/>
+    <w:lsdException w:name="Medium List 1 Accent 2"/>
+    <w:lsdException w:name="Medium List 2 Accent 2"/>
+    <w:lsdException w:name="Medium Grid 1 Accent 2"/>
+    <w:lsdException w:name="Medium Grid 2 Accent 2"/>
+    <w:lsdException w:name="Medium Grid 3 Accent 2"/>
+    <w:lsdException w:name="Dark List Accent 2"/>
+    <w:lsdException w:name="Colorful Shading Accent 2"/>
+    <w:lsdException w:name="Colorful List Accent 2"/>
+    <w:lsdException w:name="Colorful Grid Accent 2"/>
+    <w:lsdException w:name="Light Shading Accent 3"/>
+    <w:lsdException w:name="Light List Accent 3"/>
+    <w:lsdException w:name="Light Grid Accent 3"/>
+    <w:lsdException w:name="Medium Shading 1 Accent 3"/>
+    <w:lsdException w:name="Medium Shading 2 Accent 3"/>
+    <w:lsdException w:name="Medium List 1 Accent 3"/>
+    <w:lsdException w:name="Medium List 2 Accent 3"/>
+    <w:lsdException w:name="Medium Grid 1 Accent 3"/>
+    <w:lsdException w:name="Medium Grid 2 Accent 3"/>
+    <w:lsdException w:name="Medium Grid 3 Accent 3"/>
+    <w:lsdException w:name="Dark List Accent 3"/>
+    <w:lsdException w:name="Colorful Shading Accent 3"/>
+    <w:lsdException w:name="Colorful List Accent 3"/>
+    <w:lsdException w:name="Colorful Grid Accent 3"/>
+    <w:lsdException w:name="Light Shading Accent 4"/>
+    <w:lsdException w:name="Light List Accent 4"/>
+    <w:lsdException w:name="Light Grid Accent 4"/>
+    <w:lsdException w:name="Medium Shading 1 Accent 4"/>
+    <w:lsdException w:name="Medium Shading 2 Accent 4"/>
+    <w:lsdException w:name="Medium List 1 Accent 4"/>
+    <w:lsdException w:name="Medium List 2 Accent 4"/>
+    <w:lsdException w:name="Medium Grid 1 Accent 4"/>
+    <w:lsdException w:name="Medium Grid 2 Accent 4"/>
+    <w:lsdException w:name="Medium Grid 3 Accent 4"/>
+    <w:lsdException w:name="Dark List Accent 4"/>
+    <w:lsdException w:name="Colorful Shading Accent 4"/>
+    <w:lsdException w:name="Colorful List Accent 4"/>
+    <w:lsdException w:name="Colorful Grid Accent 4"/>
+    <w:lsdException w:name="Light Shading Accent 5"/>
+    <w:lsdException w:name="Light List Accent 5"/>
+    <w:lsdException w:name="Light Grid Accent 5"/>
+    <w:lsdException w:name="Medium Shading 1 Accent 5"/>
+    <w:lsdException w:name="Medium Shading 2 Accent 5"/>
+    <w:lsdException w:name="Medium List 1 Accent 5"/>
+    <w:lsdException w:name="Medium List 2 Accent 5"/>
+    <w:lsdException w:name="Medium Grid 1 Accent 5"/>
+    <w:lsdException w:name="Medium Grid 2 Accent 5"/>
+    <w:lsdException w:name="Medium Grid 3 Accent 5"/>
+    <w:lsdException w:name="Dark List Accent 5"/>
+    <w:lsdException w:name="Colorful Shading Accent 5"/>
+    <w:lsdException w:name="Colorful List Accent 5"/>
+    <w:lsdException w:name="Colorful Grid Accent 5"/>
+    <w:lsdException w:name="Light Shading Accent 6"/>
+    <w:lsdException w:name="Light List Accent 6"/>
+    <w:lsdException w:name="Light Grid Accent 6"/>
+    <w:lsdException w:name="Medium Shading 1 Accent 6"/>
+    <w:lsdException w:name="Medium Shading 2 Accent 6"/>
+    <w:lsdException w:name="Medium List 1 Accent 6"/>
+    <w:lsdException w:name="Medium List 2 Accent 6"/>
+    <w:lsdException w:name="Medium Grid 1 Accent 6"/>
+    <w:lsdException w:name="Medium Grid 2 Accent 6"/>
+    <w:lsdException w:name="Medium Grid 3 Accent 6"/>
+    <w:lsdException w:name="Dark List Accent 6"/>
+    <w:lsdException w:name="Colorful Shading Accent 6"/>
+    <w:lsdException w:name="Colorful List Accent 6"/>
+    <w:lsdException w:name="Colorful Grid Accent 6"/>
+    <w:lsdException w:name="Grid Table 4" w:uiPriority="49"/>
+    <w:lsdException w:name="Grid Table 5 Dark" w:uiPriority="50"/>
+    <w:lsdException w:name="Grid Table 6 Colorful" w:uiPriority="51"/>
+    <w:lsdException w:name="Grid Table 7 Colorful" w:uiPriority="52"/>
+    <w:lsdException w:name="Grid Table 1 Light Accent 1" w:uiPriority="46"/>
+    <w:lsdException w:name="Grid Table 2 Accent 1" w:uiPriority="47"/>
+    <w:lsdException w:name="Grid Table 3 Accent 1" w:uiPriority="48"/>
+    <w:lsdException w:name="Grid Table 4 Accent 1" w:uiPriority="49"/>
+    <w:lsdException w:name="Grid Table 5 Dark Accent 1" w:uiPriority="50"/>
+    <w:lsdException w:name="Grid Table 6 Colorful Accent 1" w:uiPriority="51"/>
+    <w:lsdException w:name="Grid Table 7 Colorful Accent 1" w:uiPriority="52"/>
+    <w:lsdException w:name="Grid Table 1 Light Accent 2" w:uiPriority="46"/>
+    <w:lsdException w:name="Grid Table 2 Accent 2" w:uiPriority="47"/>
+    <w:lsdException w:name="Grid Table 3 Accent 2" w:uiPriority="48"/>
+    <w:lsdException w:name="Grid Table 4 Accent 2" w:uiPriority="49"/>
+    <w:lsdException w:name="Grid Table 5 Dark Accent 2" w:uiPriority="50"/>
+    <w:lsdException w:name="Grid Table 6 Colorful Accent 2" w:uiPriority="51"/>
+    <w:lsdException w:name="Grid Table 7 Colorful Accent 2" w:uiPriority="52"/>
+    <w:lsdException w:name="Grid Table 1 Light Accent 3" w:uiPriority="46"/>
+    <w:lsdException w:name="Grid Table 2 Accent 3" w:uiPriority="47"/>
+    <w:lsdException w:name="Grid Table 3 Accent 3" w:uiPriority="48"/>
+    <w:lsdException w:name="Grid Table 4 Accent 3" w:uiPriority="49"/>
+    <w:lsdException w:name="Grid Table 5 Dark Accent 3" w:uiPriority="50"/>
+    <w:lsdException w:name="Grid Table 6 Colorful Accent 3" w:uiPriority="51"/>
+    <w:lsdException w:name="Grid Table 7 Colorful Accent 3" w:uiPriority="52"/>
+    <w:lsdException w:name="Grid Table 1 Light Accent 4" w:uiPriority="46"/>
+    <w:lsdException w:name="Grid Table 2 Accent 4" w:uiPriority="47"/>
+    <w:lsdException w:name="Grid Table 3 Accent 4" w:uiPriority="48"/>
+    <w:lsdException w:name="Grid Table 4 Accent 4" w:uiPriority="49"/>
+    <w:lsdException w:name="Grid Table 5 Dark Accent 4" w:uiPriority="50"/>
+    <w:lsdException w:name="Grid Table 6 Colorful Accent 4" w:uiPriority="51"/>
+    <w:lsdException w:name="Grid Table 7 Colorful Accent 4" w:uiPriority="52"/>
+    <w:lsdException w:name="Grid Table 1 Light Accent 5" w:uiPriority="46"/>
+    <w:lsdException w:name="Grid Table 2 Accent 5" w:uiPriority="47"/>
+    <w:lsdException w:name="Grid Table 3 Accent 5" w:uiPriority="48"/>
+    <w:lsdException w:name="Grid Table 4 Accent 5" w:uiPriority="49"/>
+    <w:lsdException w:name="Grid Table 5 Dark Accent 5" w:uiPriority="50"/>
+    <w:lsdException w:name="Grid Table 6 Colorful Accent 5" w:uiPriority="51"/>
+    <w:lsdException w:name="Grid Table 7 Colorful Accent 5" w:uiPriority="52"/>
+    <w:lsdException w:name="Grid Table 1 Light Accent 6" w:uiPriority="46"/>
+    <w:lsdException w:name="Grid Table 2 Accent 6" w:uiPriority="47"/>
+    <w:lsdException w:name="Grid Table 3 Accent 6" w:uiPriority="48"/>
+    <w:lsdException w:name="Grid Table 4 Accent 6" w:uiPriority="49"/>
+    <w:lsdException w:name="Grid Table 5 Dark Accent 6" w:uiPriority="50"/>
+    <w:lsdException w:name="Grid Table 6 Colorful Accent 6" w:uiPriority="51"/>
+    <w:lsdException w:name="Grid Table 7 Colorful Accent 6" w:uiPriority="52"/>
+    <w:lsdException w:name="List Table 1 Light" w:uiPriority="46"/>
+    <w:lsdException w:name="List Table 2" w:uiPriority="47"/>
+    <w:lsdException w:name="List Table 3" w:uiPriority="48"/>
+    <w:lsdException w:name="List Table 4" w:uiPriority="49"/>
+    <w:lsdException w:name="List Table 5 Dark" w:uiPriority="50"/>
+    <w:lsdException w:name="List Table 6 Colorful" w:uiPriority="51"/>
+    <w:lsdException w:name="List Table 7 Colorful" w:uiPriority="52"/>
+    <w:lsdException w:name="List Table 1 Light Accent 1" w:uiPriority="46"/>
+    <w:lsdException w:name="List Table 2 Accent 1" w:uiPriority="47"/>
+    <w:lsdException w:name="List Table 3 Accent 1" w:uiPriority="48"/>
+    <w:lsdException w:name="List Table 4 Accent 1" w:uiPriority="49"/>
+    <w:lsdException w:name="List Table 5 Dark Accent 1" w:uiPriority="50"/>
+    <w:lsdException w:name="List Table 6 Colorful Accent 1" w:uiPriority="51"/>
+    <w:lsdException w:name="List Table 7 Colorful Accent 1" w:uiPriority="52"/>
+    <w:lsdException w:name="List Table 1 Light Accent 2" w:uiPriority="46"/>
+    <w:lsdException w:name="List Table 2 Accent 2" w:uiPriority="47"/>
+    <w:lsdException w:name="List Table 3 Accent 2" w:uiPriority="48"/>
+    <w:lsdException w:name="List Table 4 Accent 2" w:uiPriority="49"/>
+    <w:lsdException w:name="List Table 5 Dark Accent 2" w:uiPriority="50"/>
+    <w:lsdException w:name="List Table 6 Colorful Accent 2" w:uiPriority="51"/>
+    <w:lsdException w:name="List Table 7 Colorful Accent 2" w:uiPriority="52"/>
+    <w:lsdException w:name="List Table 1 Light Accent 3" w:uiPriority="46"/>
+    <w:lsdException w:name="List Table 2 Accent 3" w:uiPriority="47"/>
+    <w:lsdException w:name="List Table 3 Accent 3" w:uiPriority="48"/>
+    <w:lsdException w:name="List Table 4 Accent 3" w:uiPriority="49"/>
+    <w:lsdException w:name="List Table 5 Dark Accent 3" w:uiPriority="50"/>
+    <w:lsdException w:name="List Table 6 Colorful Accent 3" w:uiPriority="51"/>
+    <w:lsdException w:name="List Table 7 Colorful Accent 3" w:uiPriority="52"/>
+    <w:lsdException w:name="List Table 1 Light Accent 4" w:uiPriority="46"/>
+    <w:lsdException w:name="List Table 2 Accent 4" w:uiPriority="47"/>
+    <w:lsdException w:name="List Table 3 Accent 4" w:uiPriority="48"/>
+    <w:lsdException w:name="List Table 4 Accent 4" w:uiPriority="49"/>
+    <w:lsdException w:name="List Table 5 Dark Accent 4" w:uiPriority="50"/>
+    <w:lsdException w:name="List Table 6 Colorful Accent 4" w:uiPriority="51"/>
+    <w:lsdException w:name="List Table 7 Colorful Accent 4" w:uiPriority="52"/>
+    <w:lsdException w:name="List Table 1 Light Accent 5" w:uiPriority="46"/>
+    <w:lsdException w:name="List Table 2 Accent 5" w:uiPriority="47"/>
+    <w:lsdException w:name="List Table 3 Accent 5" w:uiPriority="48"/>
+    <w:lsdException w:name="List Table 4 Accent 5" w:uiPriority="49"/>
+    <w:lsdException w:name="List Table 5 Dark Accent 5" w:uiPriority="50"/>
+    <w:lsdException w:name="List Table 6 Colorful Accent 5" w:uiPriority="51"/>
+    <w:lsdException w:name="List Table 7 Colorful Accent 5" w:uiPriority="52"/>
+    <w:lsdException w:name="List Table 1 Light Accent 6" w:uiPriority="46"/>
+    <w:lsdException w:name="List Table 2 Accent 6" w:uiPriority="47"/>
+    <w:lsdException w:name="List Table 3 Accent 6" w:uiPriority="48"/>
+    <w:lsdException w:name="List Table 4 Accent 6" w:uiPriority="49"/>
+    <w:lsdException w:name="List Table 5 Dark Accent 6" w:uiPriority="50"/>
+    <w:lsdException w:name="List Table 6 Colorful Accent 6" w:uiPriority="51"/>
+    <w:lsdException w:name="List Table 7 Colorful Accent 6" w:uiPriority="52"/>
+    <w:lsdException w:name="Mention" w:semiHidden="1" w:uiPriority="99" w:unhideWhenUsed="1"/>
+    <w:lsdException w:name="Smart Hyperlink" w:semiHidden="1" w:uiPriority="99" w:unhideWhenUsed="1"/>
+    <w:lsdException w:name="Hashtag" w:semiHidden="1" w:uiPriority="99" w:unhideWhenUsed="1"/>
+    <w:lsdException w:name="Unresolved Mention" w:semiHidden="1" w:uiPriority="99" w:unhideWhenUsed="1"/>
+    <w:lsdException w:name="Smart Link" w:semiHidden="1" w:uiPriority="99" w:unhideWhenUsed="1"/>
+  </w:latentStyles>
+  <w:style w:type="paragraph" w:default="1" w:styleId="Normal">
     <w:name w:val="Normal"/>
     <w:qFormat/>
   </w:style>
-  <w:style w:styleId="BodyText" w:type="paragraph">
-    <w:name w:val="Body Text"/>
+  <w:style w:type="paragraph" w:styleId="Ttulo1">
+    <w:name w:val="heading 1"/>
     <w:basedOn w:val="Normal"/>
-    <w:link w:val="BodyTextChar"/>
-    <w:pPr>
-      <w:spacing w:after="180" w:before="180"/>
-    </w:pPr>
-    <w:qFormat/>
-  </w:style>
-  <w:style w:customStyle="1" w:styleId="FirstParagraph" w:type="paragraph">
-    <w:name w:val="First Paragraph"/>
-    <w:basedOn w:val="BodyText"/>
-    <w:next w:val="BodyText"/>
-    <w:qFormat/>
-  </w:style>
-  <w:style w:customStyle="1" w:styleId="Compact" w:type="paragraph">
-    <w:name w:val="Compact"/>
-    <w:basedOn w:val="BodyText"/>
-    <w:qFormat/>
-    <w:pPr>
-      <w:spacing w:after="36" w:before="36"/>
-    </w:pPr>
-  </w:style>
-  <w:style w:styleId="Title" w:type="paragraph">
-    <w:name w:val="Title"/>
-    <w:basedOn w:val="Normal"/>
-    <w:next w:val="BodyText"/>
+    <w:next w:val="Textoindependiente"/>
+    <w:uiPriority w:val="9"/>
     <w:qFormat/>
     <w:pPr>
       <w:keepNext/>
       <w:keepLines/>
-      <w:spacing w:after="240" w:before="480"/>
-      <w:jc w:val="center"/>
+      <w:spacing w:before="480" w:after="0"/>
+      <w:outlineLvl w:val="0"/>
     </w:pPr>
     <w:rPr>
-      <w:rFonts w:asciiTheme="majorHAnsi" w:cstheme="majorBidi" w:eastAsiaTheme="majorEastAsia" w:hAnsiTheme="majorHAnsi"/>
+      <w:rFonts w:asciiTheme="majorHAnsi" w:eastAsiaTheme="majorEastAsia" w:hAnsiTheme="majorHAnsi" w:cstheme="majorBidi"/>
       <w:b/>
       <w:bCs/>
-      <w:color w:themeColor="accent1" w:themeShade="B5" w:val="345A8A"/>
-      <w:sz w:val="36"/>
-      <w:szCs w:val="36"/>
-    </w:rPr>
-  </w:style>
-  <w:style w:styleId="Subtitle" w:type="paragraph">
-    <w:name w:val="Subtitle"/>
-    <w:basedOn w:val="Title"/>
-    <w:next w:val="BodyText"/>
+      <w:color w:val="4F81BD" w:themeColor="accent1"/>
+      <w:sz w:val="32"/>
+      <w:szCs w:val="32"/>
+    </w:rPr>
+  </w:style>
+  <w:style w:type="paragraph" w:styleId="Ttulo2">
+    <w:name w:val="heading 2"/>
+    <w:basedOn w:val="Normal"/>
+    <w:next w:val="Textoindependiente"/>
+    <w:uiPriority w:val="9"/>
+    <w:unhideWhenUsed/>
     <w:qFormat/>
     <w:pPr>
       <w:keepNext/>
       <w:keepLines/>
-      <w:spacing w:after="240" w:before="240"/>
+      <w:spacing w:before="200" w:after="0"/>
+      <w:outlineLvl w:val="1"/>
+    </w:pPr>
+    <w:rPr>
+      <w:rFonts w:asciiTheme="majorHAnsi" w:eastAsiaTheme="majorEastAsia" w:hAnsiTheme="majorHAnsi" w:cstheme="majorBidi"/>
+      <w:b/>
+      <w:bCs/>
+      <w:color w:val="4F81BD" w:themeColor="accent1"/>
+      <w:sz w:val="28"/>
+      <w:szCs w:val="28"/>
+    </w:rPr>
+  </w:style>
+  <w:style w:type="paragraph" w:styleId="Ttulo3">
+    <w:name w:val="heading 3"/>
+    <w:basedOn w:val="Normal"/>
+    <w:next w:val="Textoindependiente"/>
+    <w:uiPriority w:val="9"/>
+    <w:unhideWhenUsed/>
+    <w:qFormat/>
+    <w:pPr>
+      <w:keepNext/>
+      <w:keepLines/>
+      <w:spacing w:before="200" w:after="0"/>
+      <w:outlineLvl w:val="2"/>
+    </w:pPr>
+    <w:rPr>
+      <w:rFonts w:asciiTheme="majorHAnsi" w:eastAsiaTheme="majorEastAsia" w:hAnsiTheme="majorHAnsi" w:cstheme="majorBidi"/>
+      <w:b/>
+      <w:bCs/>
+      <w:color w:val="4F81BD" w:themeColor="accent1"/>
+    </w:rPr>
+  </w:style>
+  <w:style w:type="paragraph" w:styleId="Ttulo4">
+    <w:name w:val="heading 4"/>
+    <w:basedOn w:val="Normal"/>
+    <w:next w:val="Textoindependiente"/>
+    <w:uiPriority w:val="9"/>
+    <w:unhideWhenUsed/>
+    <w:qFormat/>
+    <w:pPr>
+      <w:keepNext/>
+      <w:keepLines/>
+      <w:spacing w:before="200" w:after="0"/>
+      <w:outlineLvl w:val="3"/>
+    </w:pPr>
+    <w:rPr>
+      <w:rFonts w:asciiTheme="majorHAnsi" w:eastAsiaTheme="majorEastAsia" w:hAnsiTheme="majorHAnsi" w:cstheme="majorBidi"/>
+      <w:bCs/>
+      <w:i/>
+      <w:color w:val="4F81BD" w:themeColor="accent1"/>
+    </w:rPr>
+  </w:style>
+  <w:style w:type="paragraph" w:styleId="Ttulo5">
+    <w:name w:val="heading 5"/>
+    <w:basedOn w:val="Normal"/>
+    <w:next w:val="Textoindependiente"/>
+    <w:uiPriority w:val="9"/>
+    <w:unhideWhenUsed/>
+    <w:qFormat/>
+    <w:pPr>
+      <w:keepNext/>
+      <w:keepLines/>
+      <w:spacing w:before="200" w:after="0"/>
+      <w:outlineLvl w:val="4"/>
+    </w:pPr>
+    <w:rPr>
+      <w:rFonts w:asciiTheme="majorHAnsi" w:eastAsiaTheme="majorEastAsia" w:hAnsiTheme="majorHAnsi" w:cstheme="majorBidi"/>
+      <w:iCs/>
+      <w:color w:val="4F81BD" w:themeColor="accent1"/>
+    </w:rPr>
+  </w:style>
+  <w:style w:type="paragraph" w:styleId="Ttulo6">
+    <w:name w:val="heading 6"/>
+    <w:basedOn w:val="Normal"/>
+    <w:next w:val="Textoindependiente"/>
+    <w:uiPriority w:val="9"/>
+    <w:unhideWhenUsed/>
+    <w:qFormat/>
+    <w:pPr>
+      <w:keepNext/>
+      <w:keepLines/>
+      <w:spacing w:before="200" w:after="0"/>
+      <w:outlineLvl w:val="5"/>
+    </w:pPr>
+    <w:rPr>
+      <w:rFonts w:asciiTheme="majorHAnsi" w:eastAsiaTheme="majorEastAsia" w:hAnsiTheme="majorHAnsi" w:cstheme="majorBidi"/>
+      <w:color w:val="4F81BD" w:themeColor="accent1"/>
+    </w:rPr>
+  </w:style>
+  <w:style w:type="paragraph" w:styleId="Ttulo7">
+    <w:name w:val="heading 7"/>
+    <w:basedOn w:val="Normal"/>
+    <w:next w:val="Textoindependiente"/>
+    <w:uiPriority w:val="9"/>
+    <w:unhideWhenUsed/>
+    <w:qFormat/>
+    <w:pPr>
+      <w:keepNext/>
+      <w:keepLines/>
+      <w:spacing w:before="200" w:after="0"/>
+      <w:outlineLvl w:val="6"/>
+    </w:pPr>
+    <w:rPr>
+      <w:rFonts w:asciiTheme="majorHAnsi" w:eastAsiaTheme="majorEastAsia" w:hAnsiTheme="majorHAnsi" w:cstheme="majorBidi"/>
+      <w:color w:val="4F81BD" w:themeColor="accent1"/>
+    </w:rPr>
+  </w:style>
+  <w:style w:type="paragraph" w:styleId="Ttulo8">
+    <w:name w:val="heading 8"/>
+    <w:basedOn w:val="Normal"/>
+    <w:next w:val="Textoindependiente"/>
+    <w:uiPriority w:val="9"/>
+    <w:unhideWhenUsed/>
+    <w:qFormat/>
+    <w:pPr>
+      <w:keepNext/>
+      <w:keepLines/>
+      <w:spacing w:before="200" w:after="0"/>
+      <w:outlineLvl w:val="7"/>
+    </w:pPr>
+    <w:rPr>
+      <w:rFonts w:asciiTheme="majorHAnsi" w:eastAsiaTheme="majorEastAsia" w:hAnsiTheme="majorHAnsi" w:cstheme="majorBidi"/>
+      <w:color w:val="4F81BD" w:themeColor="accent1"/>
+    </w:rPr>
+  </w:style>
+  <w:style w:type="paragraph" w:styleId="Ttulo9">
+    <w:name w:val="heading 9"/>
+    <w:basedOn w:val="Normal"/>
+    <w:next w:val="Textoindependiente"/>
+    <w:uiPriority w:val="9"/>
+    <w:unhideWhenUsed/>
+    <w:qFormat/>
+    <w:pPr>
+      <w:keepNext/>
+      <w:keepLines/>
+      <w:spacing w:before="200" w:after="0"/>
+      <w:outlineLvl w:val="8"/>
+    </w:pPr>
+    <w:rPr>
+      <w:rFonts w:asciiTheme="majorHAnsi" w:eastAsiaTheme="majorEastAsia" w:hAnsiTheme="majorHAnsi" w:cstheme="majorBidi"/>
+      <w:color w:val="4F81BD" w:themeColor="accent1"/>
+    </w:rPr>
+  </w:style>
+  <w:style w:type="character" w:default="1" w:styleId="Fuentedeprrafopredeter">
+    <w:name w:val="Default Paragraph Font"/>
+    <w:uiPriority w:val="1"/>
+    <w:semiHidden/>
+    <w:unhideWhenUsed/>
+  </w:style>
+  <w:style w:type="table" w:default="1" w:styleId="Tablanormal">
+    <w:name w:val="Normal Table"/>
+    <w:uiPriority w:val="99"/>
+    <w:semiHidden/>
+    <w:unhideWhenUsed/>
+    <w:tblPr>
+      <w:tblInd w:w="0" w:type="dxa"/>
+      <w:tblCellMar>
+        <w:top w:w="0" w:type="dxa"/>
+        <w:left w:w="108" w:type="dxa"/>
+        <w:bottom w:w="0" w:type="dxa"/>
+        <w:right w:w="108" w:type="dxa"/>
+      </w:tblCellMar>
+    </w:tblPr>
+  </w:style>
+  <w:style w:type="numbering" w:default="1" w:styleId="Sinlista">
+    <w:name w:val="No List"/>
+    <w:uiPriority w:val="99"/>
+    <w:semiHidden/>
+    <w:unhideWhenUsed/>
+  </w:style>
+  <w:style w:type="paragraph" w:styleId="Textoindependiente">
+    <w:name w:val="Body Text"/>
+    <w:basedOn w:val="Normal"/>
+    <w:qFormat/>
+    <w:pPr>
+      <w:spacing w:before="180" w:after="180"/>
+    </w:pPr>
+  </w:style>
+  <w:style w:type="paragraph" w:customStyle="1" w:styleId="FirstParagraph">
+    <w:name w:val="First Paragraph"/>
+    <w:basedOn w:val="Textoindependiente"/>
+    <w:next w:val="Textoindependiente"/>
+    <w:qFormat/>
+  </w:style>
+  <w:style w:type="paragraph" w:customStyle="1" w:styleId="Compact">
+    <w:name w:val="Compact"/>
+    <w:basedOn w:val="Textoindependiente"/>
+    <w:qFormat/>
+    <w:pPr>
+      <w:spacing w:before="36" w:after="36"/>
+    </w:pPr>
+  </w:style>
+  <w:style w:type="paragraph" w:styleId="Ttulo">
+    <w:name w:val="Title"/>
+    <w:basedOn w:val="Normal"/>
+    <w:next w:val="Textoindependiente"/>
+    <w:qFormat/>
+    <w:pPr>
+      <w:keepNext/>
+      <w:keepLines/>
+      <w:spacing w:before="480" w:after="240"/>
       <w:jc w:val="center"/>
     </w:pPr>
     <w:rPr>
+      <w:rFonts w:asciiTheme="majorHAnsi" w:eastAsiaTheme="majorEastAsia" w:hAnsiTheme="majorHAnsi" w:cstheme="majorBidi"/>
+      <w:b/>
+      <w:bCs/>
+      <w:color w:val="345A8A" w:themeColor="accent1" w:themeShade="B5"/>
+      <w:sz w:val="36"/>
+      <w:szCs w:val="36"/>
+    </w:rPr>
+  </w:style>
+  <w:style w:type="paragraph" w:styleId="Subttulo">
+    <w:name w:val="Subtitle"/>
+    <w:basedOn w:val="Ttulo"/>
+    <w:next w:val="Textoindependiente"/>
+    <w:qFormat/>
+    <w:pPr>
+      <w:spacing w:before="240"/>
+    </w:pPr>
+    <w:rPr>
       <w:sz w:val="30"/>
       <w:szCs w:val="30"/>
     </w:rPr>
   </w:style>
-  <w:style w:customStyle="1" w:styleId="Author" w:type="paragraph">
+  <w:style w:type="paragraph" w:customStyle="1" w:styleId="Author">
     <w:name w:val="Author"/>
-    <w:next w:val="BodyText"/>
+    <w:next w:val="Textoindependiente"/>
     <w:qFormat/>
     <w:pPr>
       <w:keepNext/>
@@ -1783,9 +2889,9 @@
       <w:jc w:val="center"/>
     </w:pPr>
   </w:style>
-  <w:style w:styleId="Date" w:type="paragraph">
+  <w:style w:type="paragraph" w:styleId="Fecha">
     <w:name w:val="Date"/>
-    <w:next w:val="BodyText"/>
+    <w:next w:val="Textoindependiente"/>
     <w:qFormat/>
     <w:pPr>
       <w:keepNext/>
@@ -1793,7 +2899,7 @@
       <w:jc w:val="center"/>
     </w:pPr>
   </w:style>
-  <w:style w:customStyle="1" w:styleId="AbstractTitle" w:type="paragraph">
+  <w:style w:type="paragraph" w:customStyle="1" w:styleId="AbstractTitle">
     <w:name w:val="Abstract Title"/>
     <w:basedOn w:val="Normal"/>
     <w:next w:val="Abstract"/>
@@ -1801,285 +2907,85 @@
     <w:pPr>
       <w:keepNext/>
       <w:keepLines/>
+      <w:spacing w:before="300" w:after="0"/>
       <w:jc w:val="center"/>
-      <w:spacing w:after="0" w:before="300"/>
     </w:pPr>
     <w:rPr>
+      <w:b/>
+      <w:color w:val="345A8A"/>
       <w:sz w:val="20"/>
       <w:szCs w:val="20"/>
-      <w:b/>
-      <w:color w:val="345A8A"/>
-      &gt;
-    </w:rPr>
-  </w:style>
-  <w:style w:customStyle="1" w:styleId="Abstract" w:type="paragraph">
+    </w:rPr>
+  </w:style>
+  <w:style w:type="paragraph" w:customStyle="1" w:styleId="Abstract">
     <w:name w:val="Abstract"/>
     <w:basedOn w:val="Normal"/>
-    <w:next w:val="BodyText"/>
+    <w:next w:val="Textoindependiente"/>
     <w:qFormat/>
     <w:pPr>
       <w:keepNext/>
       <w:keepLines/>
-      <w:spacing w:after="300" w:before="100"/>
+      <w:spacing w:before="100" w:after="300"/>
     </w:pPr>
     <w:rPr>
       <w:sz w:val="20"/>
       <w:szCs w:val="20"/>
     </w:rPr>
   </w:style>
-  <w:style w:styleId="Bibliography" w:type="paragraph">
+  <w:style w:type="paragraph" w:styleId="Bibliografa">
     <w:name w:val="Bibliography"/>
     <w:basedOn w:val="Normal"/>
-    <w:next w:val="Bibliography"/>
     <w:qFormat/>
-    <w:pPr/>
-    <w:rPr/>
-  </w:style>
-  <w:style w:styleId="Heading1" w:type="paragraph">
-    <w:name w:val="Heading 1"/>
-    <w:basedOn w:val="Normal"/>
-    <w:next w:val="BodyText"/>
-    <w:uiPriority w:val="9"/>
-    <w:qFormat/>
-    <w:pPr>
-      <w:keepNext/>
-      <w:keepLines/>
-      <w:spacing w:after="0" w:before="480"/>
-      <w:outlineLvl w:val="0"/>
-    </w:pPr>
-    <w:rPr>
-      <w:rFonts w:asciiTheme="majorHAnsi" w:cstheme="majorBidi" w:eastAsiaTheme="majorEastAsia" w:hAnsiTheme="majorHAnsi"/>
-      <w:b/>
-      <w:bCs/>
-      <w:color w:themeColor="accent1" w:val="4F81BD"/>
-      <w:sz w:val="32"/>
-      <w:szCs w:val="32"/>
-    </w:rPr>
-  </w:style>
-  <w:style w:styleId="Heading2" w:type="paragraph">
-    <w:name w:val="Heading 2"/>
-    <w:basedOn w:val="Normal"/>
-    <w:next w:val="BodyText"/>
+  </w:style>
+  <w:style w:type="paragraph" w:styleId="Textodebloque">
+    <w:name w:val="Block Text"/>
+    <w:basedOn w:val="Textoindependiente"/>
+    <w:next w:val="Textoindependiente"/>
     <w:uiPriority w:val="9"/>
     <w:unhideWhenUsed/>
     <w:qFormat/>
     <w:pPr>
-      <w:keepNext/>
-      <w:keepLines/>
-      <w:spacing w:after="0" w:before="200"/>
-      <w:outlineLvl w:val="1"/>
+      <w:spacing w:before="100" w:after="100"/>
+      <w:ind w:left="480" w:right="480"/>
     </w:pPr>
-    <w:rPr>
-      <w:rFonts w:asciiTheme="majorHAnsi" w:cstheme="majorBidi" w:eastAsiaTheme="majorEastAsia" w:hAnsiTheme="majorHAnsi"/>
-      <w:b/>
-      <w:bCs/>
-      <w:color w:themeColor="accent1" w:val="4F81BD"/>
-      <w:sz w:val="28"/>
-      <w:szCs w:val="28"/>
-    </w:rPr>
-  </w:style>
-  <w:style w:styleId="Heading3" w:type="paragraph">
-    <w:name w:val="Heading 3"/>
+  </w:style>
+  <w:style w:type="paragraph" w:styleId="Textonotapie">
+    <w:name w:val="footnote text"/>
     <w:basedOn w:val="Normal"/>
-    <w:next w:val="BodyText"/>
     <w:uiPriority w:val="9"/>
     <w:unhideWhenUsed/>
     <w:qFormat/>
-    <w:pPr>
-      <w:keepNext/>
-      <w:keepLines/>
-      <w:spacing w:after="0" w:before="200"/>
-      <w:outlineLvl w:val="2"/>
-    </w:pPr>
-    <w:rPr>
-      <w:rFonts w:asciiTheme="majorHAnsi" w:cstheme="majorBidi" w:eastAsiaTheme="majorEastAsia" w:hAnsiTheme="majorHAnsi"/>
-      <w:b/>
-      <w:bCs/>
-      <w:color w:themeColor="accent1" w:val="4F81BD"/>
-      <w:sz w:val="24"/>
-      <w:szCs w:val="24"/>
-    </w:rPr>
-  </w:style>
-  <w:style w:styleId="Heading4" w:type="paragraph">
-    <w:name w:val="Heading 4"/>
-    <w:basedOn w:val="Normal"/>
-    <w:next w:val="BodyText"/>
-    <w:uiPriority w:val="9"/>
-    <w:unhideWhenUsed/>
-    <w:qFormat/>
-    <w:pPr>
-      <w:keepNext/>
-      <w:keepLines/>
-      <w:spacing w:after="0" w:before="200"/>
-      <w:outlineLvl w:val="3"/>
-    </w:pPr>
-    <w:rPr>
-      <w:rFonts w:asciiTheme="majorHAnsi" w:cstheme="majorBidi" w:eastAsiaTheme="majorEastAsia" w:hAnsiTheme="majorHAnsi"/>
-      <w:i/>
-      <w:bCs/>
-      <w:color w:themeColor="accent1" w:val="4F81BD"/>
-      <w:sz w:val="24"/>
-      <w:szCs w:val="24"/>
-    </w:rPr>
-  </w:style>
-  <w:style w:styleId="Heading5" w:type="paragraph">
-    <w:name w:val="Heading 5"/>
-    <w:basedOn w:val="Normal"/>
-    <w:next w:val="BodyText"/>
-    <w:uiPriority w:val="9"/>
-    <w:unhideWhenUsed/>
-    <w:qFormat/>
-    <w:pPr>
-      <w:keepNext/>
-      <w:keepLines/>
-      <w:spacing w:after="0" w:before="200"/>
-      <w:outlineLvl w:val="4"/>
-    </w:pPr>
-    <w:rPr>
-      <w:rFonts w:asciiTheme="majorHAnsi" w:cstheme="majorBidi" w:eastAsiaTheme="majorEastAsia" w:hAnsiTheme="majorHAnsi"/>
-      <w:iCs/>
-      <w:color w:themeColor="accent1" w:val="4F81BD"/>
-      <w:sz w:val="24"/>
-      <w:szCs w:val="24"/>
-    </w:rPr>
-  </w:style>
-  <w:style w:styleId="Heading6" w:type="paragraph">
-    <w:name w:val="Heading 6"/>
-    <w:basedOn w:val="Normal"/>
-    <w:next w:val="BodyText"/>
-    <w:uiPriority w:val="9"/>
-    <w:unhideWhenUsed/>
-    <w:qFormat/>
-    <w:pPr>
-      <w:keepNext/>
-      <w:keepLines/>
-      <w:spacing w:after="0" w:before="200"/>
-      <w:outlineLvl w:val="5"/>
-    </w:pPr>
-    <w:rPr>
-      <w:rFonts w:asciiTheme="majorHAnsi" w:cstheme="majorBidi" w:eastAsiaTheme="majorEastAsia" w:hAnsiTheme="majorHAnsi"/>
-      <w:color w:themeColor="accent1" w:val="4F81BD"/>
-      <w:sz w:val="24"/>
-      <w:szCs w:val="24"/>
-    </w:rPr>
-  </w:style>
-  <w:style w:styleId="Heading7" w:type="paragraph">
-    <w:name w:val="Heading 7"/>
-    <w:basedOn w:val="Normal"/>
-    <w:next w:val="BodyText"/>
-    <w:uiPriority w:val="9"/>
-    <w:unhideWhenUsed/>
-    <w:qFormat/>
-    <w:pPr>
-      <w:keepNext/>
-      <w:keepLines/>
-      <w:spacing w:after="0" w:before="200"/>
-      <w:outlineLvl w:val="6"/>
-    </w:pPr>
-    <w:rPr>
-      <w:rFonts w:asciiTheme="majorHAnsi" w:cstheme="majorBidi" w:eastAsiaTheme="majorEastAsia" w:hAnsiTheme="majorHAnsi"/>
-      <w:color w:themeColor="accent1" w:val="4F81BD"/>
-      <w:sz w:val="24"/>
-      <w:szCs w:val="24"/>
-    </w:rPr>
-  </w:style>
-  <w:style w:styleId="Heading8" w:type="paragraph">
-    <w:name w:val="Heading 8"/>
-    <w:basedOn w:val="Normal"/>
-    <w:next w:val="BodyText"/>
-    <w:uiPriority w:val="9"/>
-    <w:unhideWhenUsed/>
-    <w:qFormat/>
-    <w:pPr>
-      <w:keepNext/>
-      <w:keepLines/>
-      <w:spacing w:after="0" w:before="200"/>
-      <w:outlineLvl w:val="7"/>
-    </w:pPr>
-    <w:rPr>
-      <w:rFonts w:asciiTheme="majorHAnsi" w:cstheme="majorBidi" w:eastAsiaTheme="majorEastAsia" w:hAnsiTheme="majorHAnsi"/>
-      <w:color w:themeColor="accent1" w:val="4F81BD"/>
-      <w:sz w:val="24"/>
-      <w:szCs w:val="24"/>
-    </w:rPr>
-  </w:style>
-  <w:style w:styleId="Heading9" w:type="paragraph">
-    <w:name w:val="Heading 9"/>
-    <w:basedOn w:val="Normal"/>
-    <w:next w:val="BodyText"/>
-    <w:uiPriority w:val="9"/>
-    <w:unhideWhenUsed/>
-    <w:qFormat/>
-    <w:pPr>
-      <w:keepNext/>
-      <w:keepLines/>
-      <w:spacing w:after="0" w:before="200"/>
-      <w:outlineLvl w:val="8"/>
-    </w:pPr>
-    <w:rPr>
-      <w:rFonts w:asciiTheme="majorHAnsi" w:cstheme="majorBidi" w:eastAsiaTheme="majorEastAsia" w:hAnsiTheme="majorHAnsi"/>
-      <w:color w:themeColor="accent1" w:val="4F81BD"/>
-      <w:sz w:val="24"/>
-      <w:szCs w:val="24"/>
-    </w:rPr>
-  </w:style>
-  <w:style w:styleId="BlockText" w:type="paragraph">
-    <w:name w:val="Block Text"/>
-    <w:basedOn w:val="BodyText"/>
-    <w:next w:val="BodyText"/>
-    <w:uiPriority w:val="9"/>
-    <w:unhideWhenUsed/>
-    <w:qFormat/>
-    <w:pPr>
-      <w:spacing w:after="100" w:before="100"/>
-      <w:ind w:firstLine="0" w:left="480" w:right="480"/>
-    </w:pPr>
-  </w:style>
-  <w:style w:styleId="FootnoteText" w:type="paragraph">
-    <w:name w:val="Footnote Text"/>
-    <w:basedOn w:val="Normal"/>
-    <w:next w:val="FootnoteText"/>
-    <w:uiPriority w:val="9"/>
-    <w:unhideWhenUsed/>
-    <w:qFormat/>
-  </w:style>
-  <w:style w:default="1" w:styleId="DefaultParagraphFont" w:type="character">
-    <w:name w:val="Default Paragraph Font"/>
-    <w:semiHidden/>
-    <w:unhideWhenUsed/>
-  </w:style>
-  <w:style w:default="1" w:styleId="Table" w:type="table">
+  </w:style>
+  <w:style w:type="table" w:customStyle="1" w:styleId="Table">
     <w:name w:val="Table"/>
-    <w:basedOn w:val="TableNormal"/>
     <w:semiHidden/>
     <w:unhideWhenUsed/>
     <w:qFormat/>
     <w:tblPr>
-      <w:tblInd w:type="dxa" w:w="0"/>
+      <w:tblInd w:w="0" w:type="dxa"/>
       <w:tblCellMar>
-        <w:top w:type="dxa" w:w="0"/>
-        <w:left w:type="dxa" w:w="108"/>
-        <w:bottom w:type="dxa" w:w="0"/>
-        <w:right w:type="dxa" w:w="108"/>
+        <w:top w:w="0" w:type="dxa"/>
+        <w:left w:w="108" w:type="dxa"/>
+        <w:bottom w:w="0" w:type="dxa"/>
+        <w:right w:w="108" w:type="dxa"/>
       </w:tblCellMar>
     </w:tblPr>
     <w:tblStylePr w:type="firstRow">
       <w:tblPr>
         <w:jc w:val="left"/>
-        <w:tblInd w:type="dxa" w:w="0"/>
       </w:tblPr>
       <w:trPr>
         <w:jc w:val="left"/>
       </w:trPr>
       <w:tcPr>
+        <w:tcBorders>
+          <w:bottom w:val="single" w:sz="0" w:space="0" w:color="auto"/>
+        </w:tcBorders>
         <w:vAlign w:val="bottom"/>
-        <w:tcBorders>
-          <w:bottom w:val="single"/>
-        </w:tcBorders>
       </w:tcPr>
     </w:tblStylePr>
   </w:style>
-  <w:style w:customStyle="1" w:styleId="DefinitionTerm" w:type="paragraph">
+  <w:style w:type="paragraph" w:customStyle="1" w:styleId="DefinitionTerm">
     <w:name w:val="Definition Term"/>
     <w:basedOn w:val="Normal"/>
     <w:next w:val="Definition"/>
@@ -2092,78 +2998,79 @@
       <w:b/>
     </w:rPr>
   </w:style>
-  <w:style w:customStyle="1" w:styleId="Definition" w:type="paragraph">
+  <w:style w:type="paragraph" w:customStyle="1" w:styleId="Definition">
     <w:name w:val="Definition"/>
     <w:basedOn w:val="Normal"/>
   </w:style>
-  <w:style w:styleId="Caption" w:type="paragraph">
-    <w:name w:val="Caption"/>
+  <w:style w:type="paragraph" w:styleId="Descripcin">
+    <w:name w:val="caption"/>
     <w:basedOn w:val="Normal"/>
-    <w:link w:val="BodyTextChar"/>
+    <w:link w:val="DescripcinCar"/>
     <w:pPr>
-      <w:spacing w:after="120" w:before="0"/>
+      <w:spacing w:after="120"/>
     </w:pPr>
     <w:rPr>
       <w:i/>
     </w:rPr>
   </w:style>
-  <w:style w:customStyle="1" w:styleId="TableCaption" w:type="paragraph">
+  <w:style w:type="paragraph" w:customStyle="1" w:styleId="TableCaption">
     <w:name w:val="Table Caption"/>
-    <w:basedOn w:val="Caption"/>
+    <w:basedOn w:val="Descripcin"/>
     <w:pPr>
       <w:keepNext/>
     </w:pPr>
   </w:style>
-  <w:style w:customStyle="1" w:styleId="ImageCaption" w:type="paragraph">
+  <w:style w:type="paragraph" w:customStyle="1" w:styleId="ImageCaption">
     <w:name w:val="Image Caption"/>
-    <w:basedOn w:val="Caption"/>
-  </w:style>
-  <w:style w:customStyle="1" w:styleId="Figure" w:type="paragraph">
+    <w:basedOn w:val="Descripcin"/>
+  </w:style>
+  <w:style w:type="paragraph" w:customStyle="1" w:styleId="Figure">
     <w:name w:val="Figure"/>
     <w:basedOn w:val="Normal"/>
   </w:style>
-  <w:style w:customStyle="1" w:styleId="CaptionedFigure" w:type="paragraph">
+  <w:style w:type="paragraph" w:customStyle="1" w:styleId="CaptionedFigure">
     <w:name w:val="Captioned Figure"/>
     <w:basedOn w:val="Figure"/>
     <w:pPr>
       <w:keepNext/>
     </w:pPr>
   </w:style>
-  <w:style w:customStyle="1" w:styleId="BodyTextChar" w:type="character">
-    <w:name w:val="Body Text Char"/>
-    <w:basedOn w:val="DefaultParagraphFont"/>
-    <w:link w:val="BodyText"/>
-  </w:style>
-  <w:style w:customStyle="1" w:styleId="VerbatimChar" w:type="character">
+  <w:style w:type="character" w:customStyle="1" w:styleId="DescripcinCar">
+    <w:name w:val="Descripción Car"/>
+    <w:basedOn w:val="Fuentedeprrafopredeter"/>
+    <w:link w:val="Descripcin"/>
+  </w:style>
+  <w:style w:type="character" w:customStyle="1" w:styleId="VerbatimChar">
     <w:name w:val="Verbatim Char"/>
-    <w:basedOn w:val="BodyTextChar"/>
+    <w:basedOn w:val="DescripcinCar"/>
+    <w:link w:val="SourceCode"/>
     <w:rPr>
       <w:rFonts w:ascii="Consolas" w:hAnsi="Consolas"/>
       <w:sz w:val="22"/>
     </w:rPr>
   </w:style>
-  <w:style w:customStyle="1" w:styleId="SectionNumber" w:type="character">
+  <w:style w:type="character" w:customStyle="1" w:styleId="SectionNumber">
     <w:name w:val="Section Number"/>
-    <w:basedOn w:val="BodyTextChar"/>
-  </w:style>
-  <w:style w:styleId="FootnoteReference" w:type="character">
-    <w:name w:val="Footnote Reference"/>
-    <w:basedOn w:val="BodyTextChar"/>
+    <w:basedOn w:val="DescripcinCar"/>
+  </w:style>
+  <w:style w:type="character" w:styleId="Refdenotaalpie">
+    <w:name w:val="footnote reference"/>
+    <w:basedOn w:val="DescripcinCar"/>
     <w:rPr>
       <w:vertAlign w:val="superscript"/>
     </w:rPr>
   </w:style>
-  <w:style w:styleId="Hyperlink" w:type="character">
+  <w:style w:type="character" w:styleId="Hipervnculo">
     <w:name w:val="Hyperlink"/>
-    <w:basedOn w:val="BodyTextChar"/>
-    <w:rPr>
-      <w:color w:themeColor="accent1" w:val="4F81BD"/>
-    </w:rPr>
-  </w:style>
-  <w:style w:styleId="TOCHeading" w:type="paragraph">
+    <w:basedOn w:val="DescripcinCar"/>
+    <w:rPr>
+      <w:color w:val="4F81BD" w:themeColor="accent1"/>
+    </w:rPr>
+  </w:style>
+  <w:style w:type="paragraph" w:styleId="TtuloTDC">
     <w:name w:val="TOC Heading"/>
-    <w:basedOn w:val="Heading1"/>
-    <w:next w:val="BodyText"/>
+    <w:basedOn w:val="Ttulo1"/>
+    <w:next w:val="Textoindependiente"/>
     <w:uiPriority w:val="39"/>
     <w:unhideWhenUsed/>
     <w:qFormat/>
@@ -2172,10 +3079,9 @@
       <w:outlineLvl w:val="9"/>
     </w:pPr>
     <w:rPr>
-      <w:rFonts w:asciiTheme="majorHAnsi" w:cstheme="majorBidi" w:eastAsiaTheme="majorEastAsia" w:hAnsiTheme="majorHAnsi"/>
       <w:b w:val="0"/>
       <w:bCs w:val="0"/>
-      <w:color w:themeColor="accent1" w:themeShade="BF" w:val="365F91"/>
+      <w:color w:val="365F91" w:themeColor="accent1" w:themeShade="BF"/>
     </w:rPr>
   </w:style>
   <w:style w:type="paragraph" w:customStyle="1" w:styleId="SourceCode">
@@ -2183,234 +3089,317 @@
     <w:basedOn w:val="Normal"/>
     <w:link w:val="VerbatimChar"/>
     <w:pPr>
-      <w:wordWrap w:val="off"/>
+      <w:wordWrap w:val="0"/>
     </w:pPr>
   </w:style>
   <w:style w:type="character" w:customStyle="1" w:styleId="KeywordTok">
     <w:name w:val="KeywordTok"/>
     <w:basedOn w:val="VerbatimChar"/>
     <w:rPr>
+      <w:rFonts w:ascii="Consolas" w:hAnsi="Consolas"/>
+      <w:b/>
       <w:color w:val="007020"/>
-      <w:b/>
+      <w:sz w:val="22"/>
     </w:rPr>
   </w:style>
   <w:style w:type="character" w:customStyle="1" w:styleId="DataTypeTok">
     <w:name w:val="DataTypeTok"/>
     <w:basedOn w:val="VerbatimChar"/>
     <w:rPr>
+      <w:rFonts w:ascii="Consolas" w:hAnsi="Consolas"/>
       <w:color w:val="902000"/>
+      <w:sz w:val="22"/>
     </w:rPr>
   </w:style>
   <w:style w:type="character" w:customStyle="1" w:styleId="DecValTok">
     <w:name w:val="DecValTok"/>
     <w:basedOn w:val="VerbatimChar"/>
     <w:rPr>
-      <w:color w:val="40a070"/>
+      <w:rFonts w:ascii="Consolas" w:hAnsi="Consolas"/>
+      <w:color w:val="40A070"/>
+      <w:sz w:val="22"/>
     </w:rPr>
   </w:style>
   <w:style w:type="character" w:customStyle="1" w:styleId="BaseNTok">
     <w:name w:val="BaseNTok"/>
     <w:basedOn w:val="VerbatimChar"/>
     <w:rPr>
-      <w:color w:val="40a070"/>
+      <w:rFonts w:ascii="Consolas" w:hAnsi="Consolas"/>
+      <w:color w:val="40A070"/>
+      <w:sz w:val="22"/>
     </w:rPr>
   </w:style>
   <w:style w:type="character" w:customStyle="1" w:styleId="FloatTok">
     <w:name w:val="FloatTok"/>
     <w:basedOn w:val="VerbatimChar"/>
     <w:rPr>
-      <w:color w:val="40a070"/>
+      <w:rFonts w:ascii="Consolas" w:hAnsi="Consolas"/>
+      <w:color w:val="40A070"/>
+      <w:sz w:val="22"/>
     </w:rPr>
   </w:style>
   <w:style w:type="character" w:customStyle="1" w:styleId="ConstantTok">
     <w:name w:val="ConstantTok"/>
     <w:basedOn w:val="VerbatimChar"/>
     <w:rPr>
+      <w:rFonts w:ascii="Consolas" w:hAnsi="Consolas"/>
       <w:color w:val="880000"/>
+      <w:sz w:val="22"/>
     </w:rPr>
   </w:style>
   <w:style w:type="character" w:customStyle="1" w:styleId="CharTok">
     <w:name w:val="CharTok"/>
     <w:basedOn w:val="VerbatimChar"/>
     <w:rPr>
-      <w:color w:val="4070a0"/>
+      <w:rFonts w:ascii="Consolas" w:hAnsi="Consolas"/>
+      <w:color w:val="4070A0"/>
+      <w:sz w:val="22"/>
     </w:rPr>
   </w:style>
   <w:style w:type="character" w:customStyle="1" w:styleId="SpecialCharTok">
     <w:name w:val="SpecialCharTok"/>
     <w:basedOn w:val="VerbatimChar"/>
     <w:rPr>
-      <w:color w:val="4070a0"/>
+      <w:rFonts w:ascii="Consolas" w:hAnsi="Consolas"/>
+      <w:color w:val="4070A0"/>
+      <w:sz w:val="22"/>
     </w:rPr>
   </w:style>
   <w:style w:type="character" w:customStyle="1" w:styleId="StringTok">
     <w:name w:val="StringTok"/>
     <w:basedOn w:val="VerbatimChar"/>
     <w:rPr>
-      <w:color w:val="4070a0"/>
+      <w:rFonts w:ascii="Consolas" w:hAnsi="Consolas"/>
+      <w:color w:val="4070A0"/>
+      <w:sz w:val="22"/>
     </w:rPr>
   </w:style>
   <w:style w:type="character" w:customStyle="1" w:styleId="VerbatimStringTok">
     <w:name w:val="VerbatimStringTok"/>
     <w:basedOn w:val="VerbatimChar"/>
     <w:rPr>
-      <w:color w:val="4070a0"/>
+      <w:rFonts w:ascii="Consolas" w:hAnsi="Consolas"/>
+      <w:color w:val="4070A0"/>
+      <w:sz w:val="22"/>
     </w:rPr>
   </w:style>
   <w:style w:type="character" w:customStyle="1" w:styleId="SpecialStringTok">
     <w:name w:val="SpecialStringTok"/>
     <w:basedOn w:val="VerbatimChar"/>
     <w:rPr>
-      <w:color w:val="bb6688"/>
+      <w:rFonts w:ascii="Consolas" w:hAnsi="Consolas"/>
+      <w:color w:val="BB6688"/>
+      <w:sz w:val="22"/>
     </w:rPr>
   </w:style>
   <w:style w:type="character" w:customStyle="1" w:styleId="ImportTok">
     <w:name w:val="ImportTok"/>
     <w:basedOn w:val="VerbatimChar"/>
     <w:rPr>
+      <w:rFonts w:ascii="Consolas" w:hAnsi="Consolas"/>
+      <w:b/>
       <w:color w:val="008000"/>
-      <w:b/>
+      <w:sz w:val="22"/>
     </w:rPr>
   </w:style>
   <w:style w:type="character" w:customStyle="1" w:styleId="CommentTok">
     <w:name w:val="CommentTok"/>
     <w:basedOn w:val="VerbatimChar"/>
     <w:rPr>
-      <w:color w:val="60a0b0"/>
+      <w:rFonts w:ascii="Consolas" w:hAnsi="Consolas"/>
       <w:i/>
+      <w:color w:val="60A0B0"/>
+      <w:sz w:val="22"/>
     </w:rPr>
   </w:style>
   <w:style w:type="character" w:customStyle="1" w:styleId="DocumentationTok">
     <w:name w:val="DocumentationTok"/>
     <w:basedOn w:val="VerbatimChar"/>
     <w:rPr>
-      <w:color w:val="ba2121"/>
+      <w:rFonts w:ascii="Consolas" w:hAnsi="Consolas"/>
       <w:i/>
+      <w:color w:val="BA2121"/>
+      <w:sz w:val="22"/>
     </w:rPr>
   </w:style>
   <w:style w:type="character" w:customStyle="1" w:styleId="AnnotationTok">
     <w:name w:val="AnnotationTok"/>
     <w:basedOn w:val="VerbatimChar"/>
     <w:rPr>
-      <w:color w:val="60a0b0"/>
+      <w:rFonts w:ascii="Consolas" w:hAnsi="Consolas"/>
       <w:b/>
       <w:i/>
+      <w:color w:val="60A0B0"/>
+      <w:sz w:val="22"/>
     </w:rPr>
   </w:style>
   <w:style w:type="character" w:customStyle="1" w:styleId="CommentVarTok">
     <w:name w:val="CommentVarTok"/>
     <w:basedOn w:val="VerbatimChar"/>
     <w:rPr>
-      <w:color w:val="60a0b0"/>
+      <w:rFonts w:ascii="Consolas" w:hAnsi="Consolas"/>
       <w:b/>
       <w:i/>
+      <w:color w:val="60A0B0"/>
+      <w:sz w:val="22"/>
     </w:rPr>
   </w:style>
   <w:style w:type="character" w:customStyle="1" w:styleId="OtherTok">
     <w:name w:val="OtherTok"/>
     <w:basedOn w:val="VerbatimChar"/>
     <w:rPr>
+      <w:rFonts w:ascii="Consolas" w:hAnsi="Consolas"/>
       <w:color w:val="007020"/>
+      <w:sz w:val="22"/>
     </w:rPr>
   </w:style>
   <w:style w:type="character" w:customStyle="1" w:styleId="FunctionTok">
     <w:name w:val="FunctionTok"/>
     <w:basedOn w:val="VerbatimChar"/>
     <w:rPr>
-      <w:color w:val="06287e"/>
+      <w:rFonts w:ascii="Consolas" w:hAnsi="Consolas"/>
+      <w:color w:val="06287E"/>
+      <w:sz w:val="22"/>
     </w:rPr>
   </w:style>
   <w:style w:type="character" w:customStyle="1" w:styleId="VariableTok">
     <w:name w:val="VariableTok"/>
     <w:basedOn w:val="VerbatimChar"/>
     <w:rPr>
-      <w:color w:val="19177c"/>
+      <w:rFonts w:ascii="Consolas" w:hAnsi="Consolas"/>
+      <w:color w:val="19177C"/>
+      <w:sz w:val="22"/>
     </w:rPr>
   </w:style>
   <w:style w:type="character" w:customStyle="1" w:styleId="ControlFlowTok">
     <w:name w:val="ControlFlowTok"/>
     <w:basedOn w:val="VerbatimChar"/>
     <w:rPr>
+      <w:rFonts w:ascii="Consolas" w:hAnsi="Consolas"/>
+      <w:b/>
       <w:color w:val="007020"/>
-      <w:b/>
+      <w:sz w:val="22"/>
     </w:rPr>
   </w:style>
   <w:style w:type="character" w:customStyle="1" w:styleId="OperatorTok">
     <w:name w:val="OperatorTok"/>
     <w:basedOn w:val="VerbatimChar"/>
     <w:rPr>
+      <w:rFonts w:ascii="Consolas" w:hAnsi="Consolas"/>
       <w:color w:val="666666"/>
+      <w:sz w:val="22"/>
     </w:rPr>
   </w:style>
   <w:style w:type="character" w:customStyle="1" w:styleId="BuiltInTok">
     <w:name w:val="BuiltInTok"/>
     <w:basedOn w:val="VerbatimChar"/>
     <w:rPr>
+      <w:rFonts w:ascii="Consolas" w:hAnsi="Consolas"/>
       <w:color w:val="008000"/>
+      <w:sz w:val="22"/>
     </w:rPr>
   </w:style>
   <w:style w:type="character" w:customStyle="1" w:styleId="ExtensionTok">
     <w:name w:val="ExtensionTok"/>
     <w:basedOn w:val="VerbatimChar"/>
-    <w:rPr/>
+    <w:rPr>
+      <w:rFonts w:ascii="Consolas" w:hAnsi="Consolas"/>
+      <w:sz w:val="22"/>
+    </w:rPr>
   </w:style>
   <w:style w:type="character" w:customStyle="1" w:styleId="PreprocessorTok">
     <w:name w:val="PreprocessorTok"/>
     <w:basedOn w:val="VerbatimChar"/>
     <w:rPr>
-      <w:color w:val="bc7a00"/>
+      <w:rFonts w:ascii="Consolas" w:hAnsi="Consolas"/>
+      <w:color w:val="BC7A00"/>
+      <w:sz w:val="22"/>
     </w:rPr>
   </w:style>
   <w:style w:type="character" w:customStyle="1" w:styleId="AttributeTok">
     <w:name w:val="AttributeTok"/>
     <w:basedOn w:val="VerbatimChar"/>
     <w:rPr>
-      <w:color w:val="7d9029"/>
+      <w:rFonts w:ascii="Consolas" w:hAnsi="Consolas"/>
+      <w:color w:val="7D9029"/>
+      <w:sz w:val="22"/>
     </w:rPr>
   </w:style>
   <w:style w:type="character" w:customStyle="1" w:styleId="RegionMarkerTok">
     <w:name w:val="RegionMarkerTok"/>
     <w:basedOn w:val="VerbatimChar"/>
-    <w:rPr/>
+    <w:rPr>
+      <w:rFonts w:ascii="Consolas" w:hAnsi="Consolas"/>
+      <w:sz w:val="22"/>
+    </w:rPr>
   </w:style>
   <w:style w:type="character" w:customStyle="1" w:styleId="InformationTok">
     <w:name w:val="InformationTok"/>
     <w:basedOn w:val="VerbatimChar"/>
     <w:rPr>
-      <w:color w:val="60a0b0"/>
+      <w:rFonts w:ascii="Consolas" w:hAnsi="Consolas"/>
       <w:b/>
       <w:i/>
+      <w:color w:val="60A0B0"/>
+      <w:sz w:val="22"/>
     </w:rPr>
   </w:style>
   <w:style w:type="character" w:customStyle="1" w:styleId="WarningTok">
     <w:name w:val="WarningTok"/>
     <w:basedOn w:val="VerbatimChar"/>
     <w:rPr>
-      <w:color w:val="60a0b0"/>
+      <w:rFonts w:ascii="Consolas" w:hAnsi="Consolas"/>
       <w:b/>
       <w:i/>
+      <w:color w:val="60A0B0"/>
+      <w:sz w:val="22"/>
     </w:rPr>
   </w:style>
   <w:style w:type="character" w:customStyle="1" w:styleId="AlertTok">
     <w:name w:val="AlertTok"/>
     <w:basedOn w:val="VerbatimChar"/>
     <w:rPr>
-      <w:color w:val="ff0000"/>
+      <w:rFonts w:ascii="Consolas" w:hAnsi="Consolas"/>
       <w:b/>
+      <w:color w:val="FF0000"/>
+      <w:sz w:val="22"/>
     </w:rPr>
   </w:style>
   <w:style w:type="character" w:customStyle="1" w:styleId="ErrorTok">
     <w:name w:val="ErrorTok"/>
     <w:basedOn w:val="VerbatimChar"/>
     <w:rPr>
-      <w:color w:val="ff0000"/>
+      <w:rFonts w:ascii="Consolas" w:hAnsi="Consolas"/>
       <w:b/>
+      <w:color w:val="FF0000"/>
+      <w:sz w:val="22"/>
     </w:rPr>
   </w:style>
   <w:style w:type="character" w:customStyle="1" w:styleId="NormalTok">
     <w:name w:val="NormalTok"/>
     <w:basedOn w:val="VerbatimChar"/>
-    <w:rPr/>
+    <w:rPr>
+      <w:rFonts w:ascii="Consolas" w:hAnsi="Consolas"/>
+      <w:sz w:val="22"/>
+    </w:rPr>
+  </w:style>
+  <w:style w:type="table" w:styleId="Tablaconcuadrcula">
+    <w:name w:val="Table Grid"/>
+    <w:basedOn w:val="Tablanormal"/>
+    <w:rsid w:val="003059B3"/>
+    <w:pPr>
+      <w:spacing w:after="0"/>
+    </w:pPr>
+    <w:tblPr>
+      <w:tblBorders>
+        <w:top w:val="single" w:sz="4" w:space="0" w:color="auto"/>
+        <w:left w:val="single" w:sz="4" w:space="0" w:color="auto"/>
+        <w:bottom w:val="single" w:sz="4" w:space="0" w:color="auto"/>
+        <w:right w:val="single" w:sz="4" w:space="0" w:color="auto"/>
+        <w:insideH w:val="single" w:sz="4" w:space="0" w:color="auto"/>
+        <w:insideV w:val="single" w:sz="4" w:space="0" w:color="auto"/>
+      </w:tblBorders>
+    </w:tblPr>
   </w:style>
 </w:styles>
 </file>

--- a/06_Recursos/Manual_de_Usuario.docx
+++ b/06_Recursos/Manual_de_Usuario.docx
@@ -199,8 +199,9 @@
     </w:p>
     <w:tbl>
       <w:tblPr>
-        <w:tblStyle w:val="Tablaconcuadrcula"/>
+        <w:tblStyle w:val="Tablaconcuadrcula1clara-nfasis1"/>
         <w:tblW w:w="0" w:type="auto"/>
+        <w:tblInd w:w="1269" w:type="dxa"/>
         <w:tblLook w:val="0020" w:firstRow="1" w:lastRow="0" w:firstColumn="0" w:lastColumn="0" w:noHBand="0" w:noVBand="0"/>
       </w:tblPr>
       <w:tblGrid>
@@ -209,6 +210,9 @@
         <w:gridCol w:w="1857"/>
       </w:tblGrid>
       <w:tr>
+        <w:trPr>
+          <w:cnfStyle w:val="100000000000" w:firstRow="1" w:lastRow="0" w:firstColumn="0" w:lastColumn="0" w:oddVBand="0" w:evenVBand="0" w:oddHBand="0" w:evenHBand="0" w:firstRowFirstColumn="0" w:firstRowLastColumn="0" w:lastRowFirstColumn="0" w:lastRowLastColumn="0"/>
+        </w:trPr>
         <w:tc>
           <w:tcPr>
             <w:tcW w:w="0" w:type="auto"/>
@@ -219,15 +223,13 @@
               <w:spacing w:line="360" w:lineRule="auto"/>
               <w:rPr>
                 <w:rFonts w:ascii="Arial" w:hAnsi="Arial" w:cs="Arial"/>
-                <w:b/>
-                <w:bCs/>
+                <w:b w:val="0"/>
+                <w:bCs w:val="0"/>
               </w:rPr>
             </w:pPr>
             <w:r>
               <w:rPr>
                 <w:rFonts w:ascii="Arial" w:hAnsi="Arial" w:cs="Arial"/>
-                <w:b/>
-                <w:bCs/>
               </w:rPr>
               <w:t>Opción</w:t>
             </w:r>
@@ -244,15 +246,13 @@
               <w:jc w:val="center"/>
               <w:rPr>
                 <w:rFonts w:ascii="Arial" w:hAnsi="Arial" w:cs="Arial"/>
-                <w:b/>
-                <w:bCs/>
+                <w:b w:val="0"/>
+                <w:bCs w:val="0"/>
               </w:rPr>
             </w:pPr>
             <w:r>
               <w:rPr>
                 <w:rFonts w:ascii="Arial" w:hAnsi="Arial" w:cs="Arial"/>
-                <w:b/>
-                <w:bCs/>
               </w:rPr>
               <w:t>Vendedor</w:t>
             </w:r>
@@ -269,15 +269,13 @@
               <w:jc w:val="center"/>
               <w:rPr>
                 <w:rFonts w:ascii="Arial" w:hAnsi="Arial" w:cs="Arial"/>
-                <w:b/>
-                <w:bCs/>
+                <w:b w:val="0"/>
+                <w:bCs w:val="0"/>
               </w:rPr>
             </w:pPr>
             <w:r>
               <w:rPr>
                 <w:rFonts w:ascii="Arial" w:hAnsi="Arial" w:cs="Arial"/>
-                <w:b/>
-                <w:bCs/>
               </w:rPr>
               <w:t>Administrador</w:t>
             </w:r>
@@ -1217,7 +1215,7 @@
           <w:rFonts w:ascii="Arial" w:hAnsi="Arial" w:cs="Arial"/>
           <w:lang w:val="es-PE"/>
         </w:rPr>
-        <w:t xml:space="preserve"> (ajuste, merma).</w:t>
+        <w:t xml:space="preserve"> (ajuste, merma). Las ventas registran su salida automáticamente.</w:t>
       </w:r>
     </w:p>
     <w:p>
@@ -1443,6 +1441,7 @@
           <w:rFonts w:ascii="Arial" w:hAnsi="Arial" w:cs="Arial"/>
           <w:lang w:val="es-PE"/>
         </w:rPr>
+        <w:lastRenderedPageBreak/>
         <w:t xml:space="preserve">Pulse </w:t>
       </w:r>
       <w:r>
@@ -1492,7 +1491,6 @@
         <w:rPr>
           <w:rFonts w:ascii="Arial" w:hAnsi="Arial" w:cs="Arial"/>
         </w:rPr>
-        <w:lastRenderedPageBreak/>
         <w:t>7. Usuarios y roles (administrador)</w:t>
       </w:r>
     </w:p>
@@ -1523,7 +1521,7 @@
           <w:rFonts w:ascii="Arial" w:hAnsi="Arial" w:cs="Arial"/>
           <w:lang w:val="es-PE"/>
         </w:rPr>
-        <w:t xml:space="preserve"> nombre, usuario, contraseña (mínimo 6 caracteres) y rol (Administrador o Vendedor).</w:t>
+        <w:t xml:space="preserve"> nombre, usuario, contraseña (entre 6 y 60 caracteres) y rol (Administrador o Vendedor).</w:t>
       </w:r>
     </w:p>
     <w:p>
@@ -1605,15 +1603,18 @@
     </w:p>
     <w:tbl>
       <w:tblPr>
-        <w:tblStyle w:val="Tablaconcuadrcula"/>
+        <w:tblStyle w:val="Tablaconcuadrcula1clara-nfasis1"/>
         <w:tblW w:w="5000" w:type="pct"/>
         <w:tblLook w:val="0020" w:firstRow="1" w:lastRow="0" w:firstColumn="0" w:lastColumn="0" w:noHBand="0" w:noVBand="0"/>
       </w:tblPr>
       <w:tblGrid>
-        <w:gridCol w:w="3347"/>
-        <w:gridCol w:w="5707"/>
+        <w:gridCol w:w="3273"/>
+        <w:gridCol w:w="5555"/>
       </w:tblGrid>
       <w:tr>
+        <w:trPr>
+          <w:cnfStyle w:val="100000000000" w:firstRow="1" w:lastRow="0" w:firstColumn="0" w:lastColumn="0" w:oddVBand="0" w:evenVBand="0" w:oddHBand="0" w:evenHBand="0" w:firstRowFirstColumn="0" w:firstRowLastColumn="0" w:lastRowFirstColumn="0" w:lastRowLastColumn="0"/>
+        </w:trPr>
         <w:tc>
           <w:tcPr>
             <w:tcW w:w="0" w:type="auto"/>
@@ -1624,15 +1625,13 @@
               <w:spacing w:line="360" w:lineRule="auto"/>
               <w:rPr>
                 <w:rFonts w:ascii="Arial" w:hAnsi="Arial" w:cs="Arial"/>
-                <w:b/>
-                <w:bCs/>
+                <w:b w:val="0"/>
+                <w:bCs w:val="0"/>
               </w:rPr>
             </w:pPr>
             <w:r>
               <w:rPr>
                 <w:rFonts w:ascii="Arial" w:hAnsi="Arial" w:cs="Arial"/>
-                <w:b/>
-                <w:bCs/>
               </w:rPr>
               <w:t>Mensaje</w:t>
             </w:r>
@@ -1648,15 +1647,13 @@
               <w:spacing w:line="360" w:lineRule="auto"/>
               <w:rPr>
                 <w:rFonts w:ascii="Arial" w:hAnsi="Arial" w:cs="Arial"/>
-                <w:b/>
-                <w:bCs/>
+                <w:b w:val="0"/>
+                <w:bCs w:val="0"/>
               </w:rPr>
             </w:pPr>
             <w:r>
               <w:rPr>
                 <w:rFonts w:ascii="Arial" w:hAnsi="Arial" w:cs="Arial"/>
-                <w:b/>
-                <w:bCs/>
               </w:rPr>
               <w:t>Qué hacer</w:t>
             </w:r>
@@ -3400,6 +3397,63 @@
         <w:insideV w:val="single" w:sz="4" w:space="0" w:color="auto"/>
       </w:tblBorders>
     </w:tblPr>
+  </w:style>
+  <w:style w:type="table" w:styleId="Tablaconcuadrcula1clara-nfasis1">
+    <w:name w:val="Grid Table 1 Light Accent 1"/>
+    <w:basedOn w:val="Tablanormal"/>
+    <w:uiPriority w:val="46"/>
+    <w:rsid w:val="004E63F5"/>
+    <w:pPr>
+      <w:spacing w:after="0"/>
+    </w:pPr>
+    <w:tblPr>
+      <w:tblStyleRowBandSize w:val="1"/>
+      <w:tblStyleColBandSize w:val="1"/>
+      <w:tblBorders>
+        <w:top w:val="single" w:sz="4" w:space="0" w:color="B8CCE4" w:themeColor="accent1" w:themeTint="66"/>
+        <w:left w:val="single" w:sz="4" w:space="0" w:color="B8CCE4" w:themeColor="accent1" w:themeTint="66"/>
+        <w:bottom w:val="single" w:sz="4" w:space="0" w:color="B8CCE4" w:themeColor="accent1" w:themeTint="66"/>
+        <w:right w:val="single" w:sz="4" w:space="0" w:color="B8CCE4" w:themeColor="accent1" w:themeTint="66"/>
+        <w:insideH w:val="single" w:sz="4" w:space="0" w:color="B8CCE4" w:themeColor="accent1" w:themeTint="66"/>
+        <w:insideV w:val="single" w:sz="4" w:space="0" w:color="B8CCE4" w:themeColor="accent1" w:themeTint="66"/>
+      </w:tblBorders>
+    </w:tblPr>
+    <w:tblStylePr w:type="firstRow">
+      <w:rPr>
+        <w:b/>
+        <w:bCs/>
+      </w:rPr>
+      <w:tblPr/>
+      <w:tcPr>
+        <w:tcBorders>
+          <w:bottom w:val="single" w:sz="12" w:space="0" w:color="95B3D7" w:themeColor="accent1" w:themeTint="99"/>
+        </w:tcBorders>
+      </w:tcPr>
+    </w:tblStylePr>
+    <w:tblStylePr w:type="lastRow">
+      <w:rPr>
+        <w:b/>
+        <w:bCs/>
+      </w:rPr>
+      <w:tblPr/>
+      <w:tcPr>
+        <w:tcBorders>
+          <w:top w:val="double" w:sz="2" w:space="0" w:color="95B3D7" w:themeColor="accent1" w:themeTint="99"/>
+        </w:tcBorders>
+      </w:tcPr>
+    </w:tblStylePr>
+    <w:tblStylePr w:type="firstCol">
+      <w:rPr>
+        <w:b/>
+        <w:bCs/>
+      </w:rPr>
+    </w:tblStylePr>
+    <w:tblStylePr w:type="lastCol">
+      <w:rPr>
+        <w:b/>
+        <w:bCs/>
+      </w:rPr>
+    </w:tblStylePr>
   </w:style>
 </w:styles>
 </file>

--- a/06_Recursos/Manual_de_Usuario.docx
+++ b/06_Recursos/Manual_de_Usuario.docx
@@ -199,8 +199,9 @@
     </w:p>
     <w:tbl>
       <w:tblPr>
-        <w:tblStyle w:val="Tablaconcuadrcula"/>
+        <w:tblStyle w:val="Tablaconcuadrcula1clara-nfasis1"/>
         <w:tblW w:w="0" w:type="auto"/>
+        <w:tblInd w:w="1269" w:type="dxa"/>
         <w:tblLook w:val="0020" w:firstRow="1" w:lastRow="0" w:firstColumn="0" w:lastColumn="0" w:noHBand="0" w:noVBand="0"/>
       </w:tblPr>
       <w:tblGrid>
@@ -209,6 +210,9 @@
         <w:gridCol w:w="1857"/>
       </w:tblGrid>
       <w:tr>
+        <w:trPr>
+          <w:cnfStyle w:val="100000000000" w:firstRow="1" w:lastRow="0" w:firstColumn="0" w:lastColumn="0" w:oddVBand="0" w:evenVBand="0" w:oddHBand="0" w:evenHBand="0" w:firstRowFirstColumn="0" w:firstRowLastColumn="0" w:lastRowFirstColumn="0" w:lastRowLastColumn="0"/>
+        </w:trPr>
         <w:tc>
           <w:tcPr>
             <w:tcW w:w="0" w:type="auto"/>
@@ -219,15 +223,13 @@
               <w:spacing w:line="360" w:lineRule="auto"/>
               <w:rPr>
                 <w:rFonts w:ascii="Arial" w:hAnsi="Arial" w:cs="Arial"/>
-                <w:b/>
-                <w:bCs/>
+                <w:b w:val="0"/>
+                <w:bCs w:val="0"/>
               </w:rPr>
             </w:pPr>
             <w:r>
               <w:rPr>
                 <w:rFonts w:ascii="Arial" w:hAnsi="Arial" w:cs="Arial"/>
-                <w:b/>
-                <w:bCs/>
               </w:rPr>
               <w:t>Opción</w:t>
             </w:r>
@@ -244,15 +246,13 @@
               <w:jc w:val="center"/>
               <w:rPr>
                 <w:rFonts w:ascii="Arial" w:hAnsi="Arial" w:cs="Arial"/>
-                <w:b/>
-                <w:bCs/>
+                <w:b w:val="0"/>
+                <w:bCs w:val="0"/>
               </w:rPr>
             </w:pPr>
             <w:r>
               <w:rPr>
                 <w:rFonts w:ascii="Arial" w:hAnsi="Arial" w:cs="Arial"/>
-                <w:b/>
-                <w:bCs/>
               </w:rPr>
               <w:t>Vendedor</w:t>
             </w:r>
@@ -269,15 +269,13 @@
               <w:jc w:val="center"/>
               <w:rPr>
                 <w:rFonts w:ascii="Arial" w:hAnsi="Arial" w:cs="Arial"/>
-                <w:b/>
-                <w:bCs/>
+                <w:b w:val="0"/>
+                <w:bCs w:val="0"/>
               </w:rPr>
             </w:pPr>
             <w:r>
               <w:rPr>
                 <w:rFonts w:ascii="Arial" w:hAnsi="Arial" w:cs="Arial"/>
-                <w:b/>
-                <w:bCs/>
               </w:rPr>
               <w:t>Administrador</w:t>
             </w:r>
@@ -1217,7 +1215,7 @@
           <w:rFonts w:ascii="Arial" w:hAnsi="Arial" w:cs="Arial"/>
           <w:lang w:val="es-PE"/>
         </w:rPr>
-        <w:t xml:space="preserve"> (ajuste, merma).</w:t>
+        <w:t xml:space="preserve"> (ajuste, merma). Las ventas registran su salida automáticamente.</w:t>
       </w:r>
     </w:p>
     <w:p>
@@ -1443,6 +1441,7 @@
           <w:rFonts w:ascii="Arial" w:hAnsi="Arial" w:cs="Arial"/>
           <w:lang w:val="es-PE"/>
         </w:rPr>
+        <w:lastRenderedPageBreak/>
         <w:t xml:space="preserve">Pulse </w:t>
       </w:r>
       <w:r>
@@ -1475,7 +1474,7 @@
           <w:rFonts w:ascii="Arial" w:hAnsi="Arial" w:cs="Arial"/>
           <w:lang w:val="es-PE"/>
         </w:rPr>
-        <w:t xml:space="preserve"> para descargar el archivo.</w:t>
+        <w:t xml:space="preserve"> para descargar el archivo (los botones se activan solo cuando el reporte tiene resultados). El PDF de ventas muestra el total vendido al pie y el de inventario, la cantidad de productos por reponer; el Excel lista cada línea con su subtotal, sin fila de total.</w:t>
       </w:r>
     </w:p>
     <w:p>
@@ -1492,7 +1491,6 @@
         <w:rPr>
           <w:rFonts w:ascii="Arial" w:hAnsi="Arial" w:cs="Arial"/>
         </w:rPr>
-        <w:lastRenderedPageBreak/>
         <w:t>7. Usuarios y roles (administrador)</w:t>
       </w:r>
     </w:p>
@@ -1523,7 +1521,7 @@
           <w:rFonts w:ascii="Arial" w:hAnsi="Arial" w:cs="Arial"/>
           <w:lang w:val="es-PE"/>
         </w:rPr>
-        <w:t xml:space="preserve"> nombre, usuario, contraseña (mínimo 6 caracteres) y rol (Administrador o Vendedor).</w:t>
+        <w:t xml:space="preserve"> nombre, usuario, contraseña (entre 6 y 60 caracteres) y rol (Administrador o Vendedor).</w:t>
       </w:r>
     </w:p>
     <w:p>
@@ -1553,7 +1551,7 @@
           <w:rFonts w:ascii="Arial" w:hAnsi="Arial" w:cs="Arial"/>
           <w:lang w:val="es-PE"/>
         </w:rPr>
-        <w:t xml:space="preserve"> puede cambiar nombre, rol o dejar una nueva contraseña (si deja el campo vacío se mantiene la actual).</w:t>
+        <w:t xml:space="preserve"> puede cambiar nombre, usuario, rol o escribir una nueva contraseña (si deja el campo vacío se mantiene la actual).</w:t>
       </w:r>
     </w:p>
     <w:p>
@@ -1605,15 +1603,18 @@
     </w:p>
     <w:tbl>
       <w:tblPr>
-        <w:tblStyle w:val="Tablaconcuadrcula"/>
+        <w:tblStyle w:val="Tablaconcuadrcula1clara-nfasis1"/>
         <w:tblW w:w="5000" w:type="pct"/>
         <w:tblLook w:val="0020" w:firstRow="1" w:lastRow="0" w:firstColumn="0" w:lastColumn="0" w:noHBand="0" w:noVBand="0"/>
       </w:tblPr>
       <w:tblGrid>
-        <w:gridCol w:w="3347"/>
-        <w:gridCol w:w="5707"/>
+        <w:gridCol w:w="3273"/>
+        <w:gridCol w:w="5555"/>
       </w:tblGrid>
       <w:tr>
+        <w:trPr>
+          <w:cnfStyle w:val="100000000000" w:firstRow="1" w:lastRow="0" w:firstColumn="0" w:lastColumn="0" w:oddVBand="0" w:evenVBand="0" w:oddHBand="0" w:evenHBand="0" w:firstRowFirstColumn="0" w:firstRowLastColumn="0" w:lastRowFirstColumn="0" w:lastRowLastColumn="0"/>
+        </w:trPr>
         <w:tc>
           <w:tcPr>
             <w:tcW w:w="0" w:type="auto"/>
@@ -1624,15 +1625,13 @@
               <w:spacing w:line="360" w:lineRule="auto"/>
               <w:rPr>
                 <w:rFonts w:ascii="Arial" w:hAnsi="Arial" w:cs="Arial"/>
-                <w:b/>
-                <w:bCs/>
+                <w:b w:val="0"/>
+                <w:bCs w:val="0"/>
               </w:rPr>
             </w:pPr>
             <w:r>
               <w:rPr>
                 <w:rFonts w:ascii="Arial" w:hAnsi="Arial" w:cs="Arial"/>
-                <w:b/>
-                <w:bCs/>
               </w:rPr>
               <w:t>Mensaje</w:t>
             </w:r>
@@ -1648,15 +1647,13 @@
               <w:spacing w:line="360" w:lineRule="auto"/>
               <w:rPr>
                 <w:rFonts w:ascii="Arial" w:hAnsi="Arial" w:cs="Arial"/>
-                <w:b/>
-                <w:bCs/>
+                <w:b w:val="0"/>
+                <w:bCs w:val="0"/>
               </w:rPr>
             </w:pPr>
             <w:r>
               <w:rPr>
                 <w:rFonts w:ascii="Arial" w:hAnsi="Arial" w:cs="Arial"/>
-                <w:b/>
-                <w:bCs/>
               </w:rPr>
               <w:t>Qué hacer</w:t>
             </w:r>
@@ -3400,6 +3397,63 @@
         <w:insideV w:val="single" w:sz="4" w:space="0" w:color="auto"/>
       </w:tblBorders>
     </w:tblPr>
+  </w:style>
+  <w:style w:type="table" w:styleId="Tablaconcuadrcula1clara-nfasis1">
+    <w:name w:val="Grid Table 1 Light Accent 1"/>
+    <w:basedOn w:val="Tablanormal"/>
+    <w:uiPriority w:val="46"/>
+    <w:rsid w:val="004E63F5"/>
+    <w:pPr>
+      <w:spacing w:after="0"/>
+    </w:pPr>
+    <w:tblPr>
+      <w:tblStyleRowBandSize w:val="1"/>
+      <w:tblStyleColBandSize w:val="1"/>
+      <w:tblBorders>
+        <w:top w:val="single" w:sz="4" w:space="0" w:color="B8CCE4" w:themeColor="accent1" w:themeTint="66"/>
+        <w:left w:val="single" w:sz="4" w:space="0" w:color="B8CCE4" w:themeColor="accent1" w:themeTint="66"/>
+        <w:bottom w:val="single" w:sz="4" w:space="0" w:color="B8CCE4" w:themeColor="accent1" w:themeTint="66"/>
+        <w:right w:val="single" w:sz="4" w:space="0" w:color="B8CCE4" w:themeColor="accent1" w:themeTint="66"/>
+        <w:insideH w:val="single" w:sz="4" w:space="0" w:color="B8CCE4" w:themeColor="accent1" w:themeTint="66"/>
+        <w:insideV w:val="single" w:sz="4" w:space="0" w:color="B8CCE4" w:themeColor="accent1" w:themeTint="66"/>
+      </w:tblBorders>
+    </w:tblPr>
+    <w:tblStylePr w:type="firstRow">
+      <w:rPr>
+        <w:b/>
+        <w:bCs/>
+      </w:rPr>
+      <w:tblPr/>
+      <w:tcPr>
+        <w:tcBorders>
+          <w:bottom w:val="single" w:sz="12" w:space="0" w:color="95B3D7" w:themeColor="accent1" w:themeTint="99"/>
+        </w:tcBorders>
+      </w:tcPr>
+    </w:tblStylePr>
+    <w:tblStylePr w:type="lastRow">
+      <w:rPr>
+        <w:b/>
+        <w:bCs/>
+      </w:rPr>
+      <w:tblPr/>
+      <w:tcPr>
+        <w:tcBorders>
+          <w:top w:val="double" w:sz="2" w:space="0" w:color="95B3D7" w:themeColor="accent1" w:themeTint="99"/>
+        </w:tcBorders>
+      </w:tcPr>
+    </w:tblStylePr>
+    <w:tblStylePr w:type="firstCol">
+      <w:rPr>
+        <w:b/>
+        <w:bCs/>
+      </w:rPr>
+    </w:tblStylePr>
+    <w:tblStylePr w:type="lastCol">
+      <w:rPr>
+        <w:b/>
+        <w:bCs/>
+      </w:rPr>
+    </w:tblStylePr>
   </w:style>
 </w:styles>
 </file>
